--- a/Diagrams/Activity Diagrams/UseCase tables.docx
+++ b/Diagrams/Activity Diagrams/UseCase tables.docx
@@ -1,6 +1,6 @@
 
 <file path=word/document.xml><?xml version="1.0" encoding="utf-8"?>
-<w:document xmlns:wpc="http://schemas.microsoft.com/office/word/2010/wordprocessingCanvas" xmlns:cx="http://schemas.microsoft.com/office/drawing/2014/chartex" xmlns:cx1="http://schemas.microsoft.com/office/drawing/2015/9/8/chartex" xmlns:cx2="http://schemas.microsoft.com/office/drawing/2015/10/21/chartex" xmlns:cx3="http://schemas.microsoft.com/office/drawing/2016/5/9/chartex" xmlns:cx4="http://schemas.microsoft.com/office/drawing/2016/5/10/chartex" xmlns:cx5="http://schemas.microsoft.com/office/drawing/2016/5/11/chartex" xmlns:cx6="http://schemas.microsoft.com/office/drawing/2016/5/12/chartex" xmlns:cx7="http://schemas.microsoft.com/office/drawing/2016/5/13/chartex" xmlns:cx8="http://schemas.microsoft.com/office/drawing/2016/5/14/chartex" xmlns:mc="http://schemas.openxmlformats.org/markup-compatibility/2006" xmlns:aink="http://schemas.microsoft.com/office/drawing/2016/ink" xmlns:am3d="http://schemas.microsoft.com/office/drawing/2017/model3d" xmlns:o="urn:schemas-microsoft-com:office:office" xmlns:r="http://schemas.openxmlformats.org/officeDocument/2006/relationships" xmlns:m="http://schemas.openxmlformats.org/officeDocument/2006/math" xmlns:v="urn:schemas-microsoft-com:vml" xmlns:wp14="http://schemas.microsoft.com/office/word/2010/wordprocessingDrawing" xmlns:wp="http://schemas.openxmlformats.org/drawingml/2006/wordprocessingDrawing" xmlns:w10="urn:schemas-microsoft-com:office:word" xmlns:w="http://schemas.openxmlformats.org/wordprocessingml/2006/main" xmlns:w14="http://schemas.microsoft.com/office/word/2010/wordml" xmlns:w15="http://schemas.microsoft.com/office/word/2012/wordml" xmlns:w16cex="http://schemas.microsoft.com/office/word/2018/wordml/cex" xmlns:w16cid="http://schemas.microsoft.com/office/word/2016/wordml/cid" xmlns:w16="http://schemas.microsoft.com/office/word/2018/wordml" xmlns:w16sdtdh="http://schemas.microsoft.com/office/word/2020/wordml/sdtdatahash" xmlns:w16se="http://schemas.microsoft.com/office/word/2015/wordml/symex" xmlns:wpg="http://schemas.microsoft.com/office/word/2010/wordprocessingGroup" xmlns:wpi="http://schemas.microsoft.com/office/word/2010/wordprocessingInk" xmlns:wne="http://schemas.microsoft.com/office/word/2006/wordml" xmlns:wps="http://schemas.microsoft.com/office/word/2010/wordprocessingShape" mc:Ignorable="w14 w15 w16se w16cid w16 w16cex w16sdtdh wp14">
+<w:document xmlns:wpc="http://schemas.microsoft.com/office/word/2010/wordprocessingCanvas" xmlns:cx="http://schemas.microsoft.com/office/drawing/2014/chartex" xmlns:cx1="http://schemas.microsoft.com/office/drawing/2015/9/8/chartex" xmlns:cx2="http://schemas.microsoft.com/office/drawing/2015/10/21/chartex" xmlns:cx3="http://schemas.microsoft.com/office/drawing/2016/5/9/chartex" xmlns:cx4="http://schemas.microsoft.com/office/drawing/2016/5/10/chartex" xmlns:cx5="http://schemas.microsoft.com/office/drawing/2016/5/11/chartex" xmlns:cx6="http://schemas.microsoft.com/office/drawing/2016/5/12/chartex" xmlns:cx7="http://schemas.microsoft.com/office/drawing/2016/5/13/chartex" xmlns:cx8="http://schemas.microsoft.com/office/drawing/2016/5/14/chartex" xmlns:mc="http://schemas.openxmlformats.org/markup-compatibility/2006" xmlns:aink="http://schemas.microsoft.com/office/drawing/2016/ink" xmlns:am3d="http://schemas.microsoft.com/office/drawing/2017/model3d" xmlns:o="urn:schemas-microsoft-com:office:office" xmlns:oel="http://schemas.microsoft.com/office/2019/extlst" xmlns:r="http://schemas.openxmlformats.org/officeDocument/2006/relationships" xmlns:m="http://schemas.openxmlformats.org/officeDocument/2006/math" xmlns:v="urn:schemas-microsoft-com:vml" xmlns:wp14="http://schemas.microsoft.com/office/word/2010/wordprocessingDrawing" xmlns:wp="http://schemas.openxmlformats.org/drawingml/2006/wordprocessingDrawing" xmlns:w10="urn:schemas-microsoft-com:office:word" xmlns:w="http://schemas.openxmlformats.org/wordprocessingml/2006/main" xmlns:w14="http://schemas.microsoft.com/office/word/2010/wordml" xmlns:w15="http://schemas.microsoft.com/office/word/2012/wordml" xmlns:w16cex="http://schemas.microsoft.com/office/word/2018/wordml/cex" xmlns:w16cid="http://schemas.microsoft.com/office/word/2016/wordml/cid" xmlns:w16="http://schemas.microsoft.com/office/word/2018/wordml" xmlns:w16du="http://schemas.microsoft.com/office/word/2023/wordml/word16du" xmlns:w16sdtdh="http://schemas.microsoft.com/office/word/2020/wordml/sdtdatahash" xmlns:w16sdtfl="http://schemas.microsoft.com/office/word/2024/wordml/sdtformatlock" xmlns:w16se="http://schemas.microsoft.com/office/word/2015/wordml/symex" xmlns:wpg="http://schemas.microsoft.com/office/word/2010/wordprocessingGroup" xmlns:wpi="http://schemas.microsoft.com/office/word/2010/wordprocessingInk" xmlns:wne="http://schemas.microsoft.com/office/word/2006/wordml" xmlns:wps="http://schemas.microsoft.com/office/word/2010/wordprocessingShape" mc:Ignorable="w14 w15 w16se w16cid w16 w16cex w16sdtdh w16sdtfl w16du wp14">
   <w:body>
     <w:p>
       <w:pPr>
@@ -15,23 +15,7 @@
           <w:sz w:val="26"/>
           <w:szCs w:val="26"/>
         </w:rPr>
-        <w:t xml:space="preserve">Andrea </w:t>
-      </w:r>
-      <w:proofErr w:type="spellStart"/>
-      <w:r>
-        <w:rPr>
-          <w:sz w:val="26"/>
-          <w:szCs w:val="26"/>
-        </w:rPr>
-        <w:t>Ogreni</w:t>
-      </w:r>
-      <w:proofErr w:type="spellEnd"/>
-      <w:r>
-        <w:rPr>
-          <w:sz w:val="26"/>
-          <w:szCs w:val="26"/>
-        </w:rPr>
-        <w:t xml:space="preserve"> - User Management &amp; Fund Management</w:t>
+        <w:t>Andrea Ogreni - User Management &amp; Fund Management</w:t>
       </w:r>
     </w:p>
     <w:tbl>
@@ -124,15 +108,13 @@
               </w:rPr>
               <w:t xml:space="preserve">BS_UM_01 – Create, Modify, and </w:t>
             </w:r>
-            <w:proofErr w:type="spellStart"/>
-            <w:r>
-              <w:rPr>
-                <w:sz w:val="24"/>
-                <w:szCs w:val="24"/>
-              </w:rPr>
-              <w:t>Dlete</w:t>
-            </w:r>
-            <w:proofErr w:type="spellEnd"/>
+            <w:r>
+              <w:rPr>
+                <w:sz w:val="24"/>
+                <w:szCs w:val="24"/>
+              </w:rPr>
+              <w:t>Delete</w:t>
+            </w:r>
             <w:r>
               <w:rPr>
                 <w:sz w:val="24"/>
@@ -5286,23 +5268,7 @@
                 <w:sz w:val="24"/>
                 <w:szCs w:val="24"/>
               </w:rPr>
-              <w:t xml:space="preserve">●        Step 7: The system processes the fund movement, updates </w:t>
-            </w:r>
-            <w:proofErr w:type="gramStart"/>
-            <w:r>
-              <w:rPr>
-                <w:sz w:val="24"/>
-                <w:szCs w:val="24"/>
-              </w:rPr>
-              <w:t>balances</w:t>
-            </w:r>
-            <w:proofErr w:type="gramEnd"/>
-            <w:r>
-              <w:rPr>
-                <w:sz w:val="24"/>
-                <w:szCs w:val="24"/>
-              </w:rPr>
-              <w:t xml:space="preserve"> in real time, and generates a transaction record.</w:t>
+              <w:t>●        Step 7: The system processes the fund movement, updates balances in real time, and generates a transaction record.</w:t>
             </w:r>
           </w:p>
           <w:p>
@@ -7442,7 +7408,6 @@
         <w:tc>
           <w:tcPr>
             <w:tcW w:w="2100" w:type="dxa"/>
-            <w:shd w:val="clear" w:color="auto" w:fill="auto"/>
             <w:tcMar>
               <w:top w:w="100" w:type="dxa"/>
               <w:left w:w="100" w:type="dxa"/>
@@ -7472,7 +7437,6 @@
         <w:tc>
           <w:tcPr>
             <w:tcW w:w="7425" w:type="dxa"/>
-            <w:shd w:val="clear" w:color="auto" w:fill="auto"/>
             <w:tcMar>
               <w:top w:w="100" w:type="dxa"/>
               <w:left w:w="100" w:type="dxa"/>
@@ -7511,7 +7475,6 @@
         <w:tc>
           <w:tcPr>
             <w:tcW w:w="2100" w:type="dxa"/>
-            <w:shd w:val="clear" w:color="auto" w:fill="auto"/>
             <w:tcMar>
               <w:top w:w="100" w:type="dxa"/>
               <w:left w:w="100" w:type="dxa"/>
@@ -7541,7 +7504,6 @@
         <w:tc>
           <w:tcPr>
             <w:tcW w:w="7425" w:type="dxa"/>
-            <w:shd w:val="clear" w:color="auto" w:fill="auto"/>
             <w:tcMar>
               <w:top w:w="100" w:type="dxa"/>
               <w:left w:w="100" w:type="dxa"/>
@@ -7579,7 +7541,6 @@
         <w:tc>
           <w:tcPr>
             <w:tcW w:w="2100" w:type="dxa"/>
-            <w:shd w:val="clear" w:color="auto" w:fill="auto"/>
             <w:tcMar>
               <w:top w:w="100" w:type="dxa"/>
               <w:left w:w="100" w:type="dxa"/>
@@ -7608,7 +7569,6 @@
         <w:tc>
           <w:tcPr>
             <w:tcW w:w="7425" w:type="dxa"/>
-            <w:shd w:val="clear" w:color="auto" w:fill="auto"/>
             <w:tcMar>
               <w:top w:w="100" w:type="dxa"/>
               <w:left w:w="100" w:type="dxa"/>
@@ -7646,7 +7606,6 @@
         <w:tc>
           <w:tcPr>
             <w:tcW w:w="2100" w:type="dxa"/>
-            <w:shd w:val="clear" w:color="auto" w:fill="auto"/>
             <w:tcMar>
               <w:top w:w="100" w:type="dxa"/>
               <w:left w:w="100" w:type="dxa"/>
@@ -7685,7 +7644,6 @@
         <w:tc>
           <w:tcPr>
             <w:tcW w:w="7425" w:type="dxa"/>
-            <w:shd w:val="clear" w:color="auto" w:fill="auto"/>
             <w:tcMar>
               <w:top w:w="100" w:type="dxa"/>
               <w:left w:w="100" w:type="dxa"/>
@@ -7755,7 +7713,6 @@
         <w:tc>
           <w:tcPr>
             <w:tcW w:w="2100" w:type="dxa"/>
-            <w:shd w:val="clear" w:color="auto" w:fill="auto"/>
             <w:tcMar>
               <w:top w:w="100" w:type="dxa"/>
               <w:left w:w="100" w:type="dxa"/>
@@ -7784,7 +7741,6 @@
         <w:tc>
           <w:tcPr>
             <w:tcW w:w="7425" w:type="dxa"/>
-            <w:shd w:val="clear" w:color="auto" w:fill="auto"/>
             <w:tcMar>
               <w:top w:w="100" w:type="dxa"/>
               <w:left w:w="100" w:type="dxa"/>
@@ -7822,7 +7778,6 @@
         <w:tc>
           <w:tcPr>
             <w:tcW w:w="2100" w:type="dxa"/>
-            <w:shd w:val="clear" w:color="auto" w:fill="auto"/>
             <w:tcMar>
               <w:top w:w="100" w:type="dxa"/>
               <w:left w:w="100" w:type="dxa"/>
@@ -7851,7 +7806,6 @@
         <w:tc>
           <w:tcPr>
             <w:tcW w:w="7425" w:type="dxa"/>
-            <w:shd w:val="clear" w:color="auto" w:fill="auto"/>
             <w:tcMar>
               <w:top w:w="100" w:type="dxa"/>
               <w:left w:w="100" w:type="dxa"/>
@@ -7993,7 +7947,6 @@
         <w:tc>
           <w:tcPr>
             <w:tcW w:w="2100" w:type="dxa"/>
-            <w:shd w:val="clear" w:color="auto" w:fill="auto"/>
             <w:tcMar>
               <w:top w:w="100" w:type="dxa"/>
               <w:left w:w="100" w:type="dxa"/>
@@ -8022,7 +7975,6 @@
         <w:tc>
           <w:tcPr>
             <w:tcW w:w="7425" w:type="dxa"/>
-            <w:shd w:val="clear" w:color="auto" w:fill="auto"/>
             <w:tcMar>
               <w:top w:w="100" w:type="dxa"/>
               <w:left w:w="100" w:type="dxa"/>
@@ -8091,7 +8043,6 @@
         <w:tc>
           <w:tcPr>
             <w:tcW w:w="2100" w:type="dxa"/>
-            <w:shd w:val="clear" w:color="auto" w:fill="auto"/>
             <w:tcMar>
               <w:top w:w="100" w:type="dxa"/>
               <w:left w:w="100" w:type="dxa"/>
@@ -8129,7 +8080,6 @@
         <w:tc>
           <w:tcPr>
             <w:tcW w:w="7425" w:type="dxa"/>
-            <w:shd w:val="clear" w:color="auto" w:fill="auto"/>
             <w:tcMar>
               <w:top w:w="100" w:type="dxa"/>
               <w:left w:w="100" w:type="dxa"/>
@@ -8188,7 +8138,6 @@
         <w:tc>
           <w:tcPr>
             <w:tcW w:w="2100" w:type="dxa"/>
-            <w:shd w:val="clear" w:color="auto" w:fill="auto"/>
             <w:tcMar>
               <w:top w:w="100" w:type="dxa"/>
               <w:left w:w="100" w:type="dxa"/>
@@ -8217,7 +8166,6 @@
         <w:tc>
           <w:tcPr>
             <w:tcW w:w="7425" w:type="dxa"/>
-            <w:shd w:val="clear" w:color="auto" w:fill="auto"/>
             <w:tcMar>
               <w:top w:w="100" w:type="dxa"/>
               <w:left w:w="100" w:type="dxa"/>
@@ -8364,7 +8312,6 @@
         <w:tc>
           <w:tcPr>
             <w:tcW w:w="2100" w:type="dxa"/>
-            <w:shd w:val="clear" w:color="auto" w:fill="auto"/>
             <w:tcMar>
               <w:top w:w="100" w:type="dxa"/>
               <w:left w:w="100" w:type="dxa"/>
@@ -8394,7 +8341,6 @@
         <w:tc>
           <w:tcPr>
             <w:tcW w:w="7425" w:type="dxa"/>
-            <w:shd w:val="clear" w:color="auto" w:fill="auto"/>
             <w:tcMar>
               <w:top w:w="100" w:type="dxa"/>
               <w:left w:w="100" w:type="dxa"/>
@@ -8433,7 +8379,6 @@
         <w:tc>
           <w:tcPr>
             <w:tcW w:w="2100" w:type="dxa"/>
-            <w:shd w:val="clear" w:color="auto" w:fill="auto"/>
             <w:tcMar>
               <w:top w:w="100" w:type="dxa"/>
               <w:left w:w="100" w:type="dxa"/>
@@ -8462,7 +8407,6 @@
         <w:tc>
           <w:tcPr>
             <w:tcW w:w="7425" w:type="dxa"/>
-            <w:shd w:val="clear" w:color="auto" w:fill="auto"/>
             <w:tcMar>
               <w:top w:w="100" w:type="dxa"/>
               <w:left w:w="100" w:type="dxa"/>
@@ -8501,7 +8445,6 @@
         <w:tc>
           <w:tcPr>
             <w:tcW w:w="2100" w:type="dxa"/>
-            <w:shd w:val="clear" w:color="auto" w:fill="auto"/>
             <w:tcMar>
               <w:top w:w="100" w:type="dxa"/>
               <w:left w:w="100" w:type="dxa"/>
@@ -8531,7 +8474,6 @@
         <w:tc>
           <w:tcPr>
             <w:tcW w:w="7425" w:type="dxa"/>
-            <w:shd w:val="clear" w:color="auto" w:fill="auto"/>
             <w:tcMar>
               <w:top w:w="100" w:type="dxa"/>
               <w:left w:w="100" w:type="dxa"/>
@@ -8569,7 +8511,6 @@
         <w:tc>
           <w:tcPr>
             <w:tcW w:w="2100" w:type="dxa"/>
-            <w:shd w:val="clear" w:color="auto" w:fill="auto"/>
             <w:tcMar>
               <w:top w:w="100" w:type="dxa"/>
               <w:left w:w="100" w:type="dxa"/>
@@ -8608,7 +8549,6 @@
         <w:tc>
           <w:tcPr>
             <w:tcW w:w="7425" w:type="dxa"/>
-            <w:shd w:val="clear" w:color="auto" w:fill="auto"/>
             <w:tcMar>
               <w:top w:w="100" w:type="dxa"/>
               <w:left w:w="100" w:type="dxa"/>
@@ -8678,7 +8618,6 @@
         <w:tc>
           <w:tcPr>
             <w:tcW w:w="2100" w:type="dxa"/>
-            <w:shd w:val="clear" w:color="auto" w:fill="auto"/>
             <w:tcMar>
               <w:top w:w="100" w:type="dxa"/>
               <w:left w:w="100" w:type="dxa"/>
@@ -8707,7 +8646,6 @@
         <w:tc>
           <w:tcPr>
             <w:tcW w:w="7425" w:type="dxa"/>
-            <w:shd w:val="clear" w:color="auto" w:fill="auto"/>
             <w:tcMar>
               <w:top w:w="100" w:type="dxa"/>
               <w:left w:w="100" w:type="dxa"/>
@@ -8745,7 +8683,6 @@
         <w:tc>
           <w:tcPr>
             <w:tcW w:w="2100" w:type="dxa"/>
-            <w:shd w:val="clear" w:color="auto" w:fill="auto"/>
             <w:tcMar>
               <w:top w:w="100" w:type="dxa"/>
               <w:left w:w="100" w:type="dxa"/>
@@ -8774,7 +8711,6 @@
         <w:tc>
           <w:tcPr>
             <w:tcW w:w="7425" w:type="dxa"/>
-            <w:shd w:val="clear" w:color="auto" w:fill="auto"/>
             <w:tcMar>
               <w:top w:w="100" w:type="dxa"/>
               <w:left w:w="100" w:type="dxa"/>
@@ -8891,7 +8827,6 @@
         <w:tc>
           <w:tcPr>
             <w:tcW w:w="2100" w:type="dxa"/>
-            <w:shd w:val="clear" w:color="auto" w:fill="auto"/>
             <w:tcMar>
               <w:top w:w="100" w:type="dxa"/>
               <w:left w:w="100" w:type="dxa"/>
@@ -8920,7 +8855,6 @@
         <w:tc>
           <w:tcPr>
             <w:tcW w:w="7425" w:type="dxa"/>
-            <w:shd w:val="clear" w:color="auto" w:fill="auto"/>
             <w:tcMar>
               <w:top w:w="100" w:type="dxa"/>
               <w:left w:w="100" w:type="dxa"/>
@@ -8989,7 +8923,6 @@
         <w:tc>
           <w:tcPr>
             <w:tcW w:w="2100" w:type="dxa"/>
-            <w:shd w:val="clear" w:color="auto" w:fill="auto"/>
             <w:tcMar>
               <w:top w:w="100" w:type="dxa"/>
               <w:left w:w="100" w:type="dxa"/>
@@ -9027,7 +8960,6 @@
         <w:tc>
           <w:tcPr>
             <w:tcW w:w="7425" w:type="dxa"/>
-            <w:shd w:val="clear" w:color="auto" w:fill="auto"/>
             <w:tcMar>
               <w:top w:w="100" w:type="dxa"/>
               <w:left w:w="100" w:type="dxa"/>
@@ -9086,7 +9018,6 @@
         <w:tc>
           <w:tcPr>
             <w:tcW w:w="2100" w:type="dxa"/>
-            <w:shd w:val="clear" w:color="auto" w:fill="auto"/>
             <w:tcMar>
               <w:top w:w="100" w:type="dxa"/>
               <w:left w:w="100" w:type="dxa"/>
@@ -9115,7 +9046,6 @@
         <w:tc>
           <w:tcPr>
             <w:tcW w:w="7425" w:type="dxa"/>
-            <w:shd w:val="clear" w:color="auto" w:fill="auto"/>
             <w:tcMar>
               <w:top w:w="100" w:type="dxa"/>
               <w:left w:w="100" w:type="dxa"/>
@@ -9270,7 +9200,6 @@
         <w:tc>
           <w:tcPr>
             <w:tcW w:w="2100" w:type="dxa"/>
-            <w:shd w:val="clear" w:color="auto" w:fill="auto"/>
             <w:tcMar>
               <w:top w:w="100" w:type="dxa"/>
               <w:left w:w="100" w:type="dxa"/>
@@ -9300,7 +9229,6 @@
         <w:tc>
           <w:tcPr>
             <w:tcW w:w="7425" w:type="dxa"/>
-            <w:shd w:val="clear" w:color="auto" w:fill="auto"/>
             <w:tcMar>
               <w:top w:w="100" w:type="dxa"/>
               <w:left w:w="100" w:type="dxa"/>
@@ -9339,7 +9267,6 @@
         <w:tc>
           <w:tcPr>
             <w:tcW w:w="2100" w:type="dxa"/>
-            <w:shd w:val="clear" w:color="auto" w:fill="auto"/>
             <w:tcMar>
               <w:top w:w="100" w:type="dxa"/>
               <w:left w:w="100" w:type="dxa"/>
@@ -9368,7 +9295,6 @@
         <w:tc>
           <w:tcPr>
             <w:tcW w:w="7425" w:type="dxa"/>
-            <w:shd w:val="clear" w:color="auto" w:fill="auto"/>
             <w:tcMar>
               <w:top w:w="100" w:type="dxa"/>
               <w:left w:w="100" w:type="dxa"/>
@@ -9407,7 +9333,6 @@
         <w:tc>
           <w:tcPr>
             <w:tcW w:w="2100" w:type="dxa"/>
-            <w:shd w:val="clear" w:color="auto" w:fill="auto"/>
             <w:tcMar>
               <w:top w:w="100" w:type="dxa"/>
               <w:left w:w="100" w:type="dxa"/>
@@ -9437,7 +9362,6 @@
         <w:tc>
           <w:tcPr>
             <w:tcW w:w="7425" w:type="dxa"/>
-            <w:shd w:val="clear" w:color="auto" w:fill="auto"/>
             <w:tcMar>
               <w:top w:w="100" w:type="dxa"/>
               <w:left w:w="100" w:type="dxa"/>
@@ -9475,7 +9399,6 @@
         <w:tc>
           <w:tcPr>
             <w:tcW w:w="2100" w:type="dxa"/>
-            <w:shd w:val="clear" w:color="auto" w:fill="auto"/>
             <w:tcMar>
               <w:top w:w="100" w:type="dxa"/>
               <w:left w:w="100" w:type="dxa"/>
@@ -9514,7 +9437,6 @@
         <w:tc>
           <w:tcPr>
             <w:tcW w:w="7425" w:type="dxa"/>
-            <w:shd w:val="clear" w:color="auto" w:fill="auto"/>
             <w:tcMar>
               <w:top w:w="100" w:type="dxa"/>
               <w:left w:w="100" w:type="dxa"/>
@@ -9584,7 +9506,6 @@
         <w:tc>
           <w:tcPr>
             <w:tcW w:w="2100" w:type="dxa"/>
-            <w:shd w:val="clear" w:color="auto" w:fill="auto"/>
             <w:tcMar>
               <w:top w:w="100" w:type="dxa"/>
               <w:left w:w="100" w:type="dxa"/>
@@ -9613,7 +9534,6 @@
         <w:tc>
           <w:tcPr>
             <w:tcW w:w="7425" w:type="dxa"/>
-            <w:shd w:val="clear" w:color="auto" w:fill="auto"/>
             <w:tcMar>
               <w:top w:w="100" w:type="dxa"/>
               <w:left w:w="100" w:type="dxa"/>
@@ -9651,7 +9571,6 @@
         <w:tc>
           <w:tcPr>
             <w:tcW w:w="2100" w:type="dxa"/>
-            <w:shd w:val="clear" w:color="auto" w:fill="auto"/>
             <w:tcMar>
               <w:top w:w="100" w:type="dxa"/>
               <w:left w:w="100" w:type="dxa"/>
@@ -9680,7 +9599,6 @@
         <w:tc>
           <w:tcPr>
             <w:tcW w:w="7425" w:type="dxa"/>
-            <w:shd w:val="clear" w:color="auto" w:fill="auto"/>
             <w:tcMar>
               <w:top w:w="100" w:type="dxa"/>
               <w:left w:w="100" w:type="dxa"/>
@@ -9726,6 +9644,7 @@
                 <w:iCs/>
                 <w:sz w:val="24"/>
                 <w:szCs w:val="24"/>
+                <w:lang w:val="fr-FR"/>
               </w:rPr>
             </w:pPr>
             <w:r>
@@ -9734,6 +9653,7 @@
                 <w:iCs/>
                 <w:sz w:val="24"/>
                 <w:szCs w:val="24"/>
+                <w:lang w:val="fr-FR"/>
               </w:rPr>
               <w:t>Step 2: Chooses document type (statement, certificate, etc.)</w:t>
             </w:r>
@@ -9822,7 +9742,6 @@
         <w:tc>
           <w:tcPr>
             <w:tcW w:w="2100" w:type="dxa"/>
-            <w:shd w:val="clear" w:color="auto" w:fill="auto"/>
             <w:tcMar>
               <w:top w:w="100" w:type="dxa"/>
               <w:left w:w="100" w:type="dxa"/>
@@ -9851,7 +9770,6 @@
         <w:tc>
           <w:tcPr>
             <w:tcW w:w="7425" w:type="dxa"/>
-            <w:shd w:val="clear" w:color="auto" w:fill="auto"/>
             <w:tcMar>
               <w:top w:w="100" w:type="dxa"/>
               <w:left w:w="100" w:type="dxa"/>
@@ -9916,7 +9834,6 @@
         <w:tc>
           <w:tcPr>
             <w:tcW w:w="2100" w:type="dxa"/>
-            <w:shd w:val="clear" w:color="auto" w:fill="auto"/>
             <w:tcMar>
               <w:top w:w="100" w:type="dxa"/>
               <w:left w:w="100" w:type="dxa"/>
@@ -9954,7 +9871,6 @@
         <w:tc>
           <w:tcPr>
             <w:tcW w:w="7425" w:type="dxa"/>
-            <w:shd w:val="clear" w:color="auto" w:fill="auto"/>
             <w:tcMar>
               <w:top w:w="100" w:type="dxa"/>
               <w:left w:w="100" w:type="dxa"/>
@@ -10013,7 +9929,6 @@
         <w:tc>
           <w:tcPr>
             <w:tcW w:w="2100" w:type="dxa"/>
-            <w:shd w:val="clear" w:color="auto" w:fill="auto"/>
             <w:tcMar>
               <w:top w:w="100" w:type="dxa"/>
               <w:left w:w="100" w:type="dxa"/>
@@ -10042,7 +9957,6 @@
         <w:tc>
           <w:tcPr>
             <w:tcW w:w="7425" w:type="dxa"/>
-            <w:shd w:val="clear" w:color="auto" w:fill="auto"/>
             <w:tcMar>
               <w:top w:w="100" w:type="dxa"/>
               <w:left w:w="100" w:type="dxa"/>
@@ -10189,7 +10103,6 @@
         <w:tc>
           <w:tcPr>
             <w:tcW w:w="2100" w:type="dxa"/>
-            <w:shd w:val="clear" w:color="auto" w:fill="auto"/>
             <w:tcMar>
               <w:top w:w="100" w:type="dxa"/>
               <w:left w:w="100" w:type="dxa"/>
@@ -10219,7 +10132,6 @@
         <w:tc>
           <w:tcPr>
             <w:tcW w:w="7425" w:type="dxa"/>
-            <w:shd w:val="clear" w:color="auto" w:fill="auto"/>
             <w:tcMar>
               <w:top w:w="100" w:type="dxa"/>
               <w:left w:w="100" w:type="dxa"/>
@@ -10258,7 +10170,6 @@
         <w:tc>
           <w:tcPr>
             <w:tcW w:w="2100" w:type="dxa"/>
-            <w:shd w:val="clear" w:color="auto" w:fill="auto"/>
             <w:tcMar>
               <w:top w:w="100" w:type="dxa"/>
               <w:left w:w="100" w:type="dxa"/>
@@ -10287,7 +10198,6 @@
         <w:tc>
           <w:tcPr>
             <w:tcW w:w="7425" w:type="dxa"/>
-            <w:shd w:val="clear" w:color="auto" w:fill="auto"/>
             <w:tcMar>
               <w:top w:w="100" w:type="dxa"/>
               <w:left w:w="100" w:type="dxa"/>
@@ -10326,7 +10236,6 @@
         <w:tc>
           <w:tcPr>
             <w:tcW w:w="2100" w:type="dxa"/>
-            <w:shd w:val="clear" w:color="auto" w:fill="auto"/>
             <w:tcMar>
               <w:top w:w="100" w:type="dxa"/>
               <w:left w:w="100" w:type="dxa"/>
@@ -10356,7 +10265,6 @@
         <w:tc>
           <w:tcPr>
             <w:tcW w:w="7425" w:type="dxa"/>
-            <w:shd w:val="clear" w:color="auto" w:fill="auto"/>
             <w:tcMar>
               <w:top w:w="100" w:type="dxa"/>
               <w:left w:w="100" w:type="dxa"/>
@@ -10394,7 +10302,6 @@
         <w:tc>
           <w:tcPr>
             <w:tcW w:w="2100" w:type="dxa"/>
-            <w:shd w:val="clear" w:color="auto" w:fill="auto"/>
             <w:tcMar>
               <w:top w:w="100" w:type="dxa"/>
               <w:left w:w="100" w:type="dxa"/>
@@ -10433,7 +10340,6 @@
         <w:tc>
           <w:tcPr>
             <w:tcW w:w="7425" w:type="dxa"/>
-            <w:shd w:val="clear" w:color="auto" w:fill="auto"/>
             <w:tcMar>
               <w:top w:w="100" w:type="dxa"/>
               <w:left w:w="100" w:type="dxa"/>
@@ -10461,40 +10367,16 @@
                 <w:sz w:val="24"/>
                 <w:szCs w:val="24"/>
               </w:rPr>
-              <w:t xml:space="preserve">Primary </w:t>
-            </w:r>
-            <w:proofErr w:type="spellStart"/>
-            <w:proofErr w:type="gramStart"/>
-            <w:r>
-              <w:rPr>
-                <w:b/>
-                <w:bCs/>
+              <w:t>Primary Actor:</w:t>
+            </w:r>
+            <w:r>
+              <w:rPr>
                 <w:i/>
                 <w:iCs/>
                 <w:sz w:val="24"/>
                 <w:szCs w:val="24"/>
               </w:rPr>
-              <w:t>Actor:</w:t>
-            </w:r>
-            <w:r>
-              <w:rPr>
-                <w:i/>
-                <w:iCs/>
-                <w:sz w:val="24"/>
-                <w:szCs w:val="24"/>
-              </w:rPr>
-              <w:t>Bank</w:t>
-            </w:r>
-            <w:proofErr w:type="spellEnd"/>
-            <w:proofErr w:type="gramEnd"/>
-            <w:r>
-              <w:rPr>
-                <w:i/>
-                <w:iCs/>
-                <w:sz w:val="24"/>
-                <w:szCs w:val="24"/>
-              </w:rPr>
-              <w:t xml:space="preserve"> Staff</w:t>
+              <w:t>Bank Staff</w:t>
             </w:r>
             <w:r>
               <w:rPr>
@@ -10516,7 +10398,6 @@
         <w:tc>
           <w:tcPr>
             <w:tcW w:w="2100" w:type="dxa"/>
-            <w:shd w:val="clear" w:color="auto" w:fill="auto"/>
             <w:tcMar>
               <w:top w:w="100" w:type="dxa"/>
               <w:left w:w="100" w:type="dxa"/>
@@ -10545,7 +10426,6 @@
         <w:tc>
           <w:tcPr>
             <w:tcW w:w="7425" w:type="dxa"/>
-            <w:shd w:val="clear" w:color="auto" w:fill="auto"/>
             <w:tcMar>
               <w:top w:w="100" w:type="dxa"/>
               <w:left w:w="100" w:type="dxa"/>
@@ -10604,7 +10484,6 @@
         <w:tc>
           <w:tcPr>
             <w:tcW w:w="2100" w:type="dxa"/>
-            <w:shd w:val="clear" w:color="auto" w:fill="auto"/>
             <w:tcMar>
               <w:top w:w="100" w:type="dxa"/>
               <w:left w:w="100" w:type="dxa"/>
@@ -10633,7 +10512,6 @@
         <w:tc>
           <w:tcPr>
             <w:tcW w:w="7425" w:type="dxa"/>
-            <w:shd w:val="clear" w:color="auto" w:fill="auto"/>
             <w:tcMar>
               <w:top w:w="100" w:type="dxa"/>
               <w:left w:w="100" w:type="dxa"/>
@@ -10788,7 +10666,6 @@
         <w:tc>
           <w:tcPr>
             <w:tcW w:w="2100" w:type="dxa"/>
-            <w:shd w:val="clear" w:color="auto" w:fill="auto"/>
             <w:tcMar>
               <w:top w:w="100" w:type="dxa"/>
               <w:left w:w="100" w:type="dxa"/>
@@ -10817,7 +10694,6 @@
         <w:tc>
           <w:tcPr>
             <w:tcW w:w="7425" w:type="dxa"/>
-            <w:shd w:val="clear" w:color="auto" w:fill="auto"/>
             <w:tcMar>
               <w:top w:w="100" w:type="dxa"/>
               <w:left w:w="100" w:type="dxa"/>
@@ -10878,7 +10754,6 @@
         <w:tc>
           <w:tcPr>
             <w:tcW w:w="2100" w:type="dxa"/>
-            <w:shd w:val="clear" w:color="auto" w:fill="auto"/>
             <w:tcMar>
               <w:top w:w="100" w:type="dxa"/>
               <w:left w:w="100" w:type="dxa"/>
@@ -10916,7 +10791,6 @@
         <w:tc>
           <w:tcPr>
             <w:tcW w:w="7425" w:type="dxa"/>
-            <w:shd w:val="clear" w:color="auto" w:fill="auto"/>
             <w:tcMar>
               <w:top w:w="100" w:type="dxa"/>
               <w:left w:w="100" w:type="dxa"/>
@@ -10975,7 +10849,6 @@
         <w:tc>
           <w:tcPr>
             <w:tcW w:w="2100" w:type="dxa"/>
-            <w:shd w:val="clear" w:color="auto" w:fill="auto"/>
             <w:tcMar>
               <w:top w:w="100" w:type="dxa"/>
               <w:left w:w="100" w:type="dxa"/>
@@ -11004,7 +10877,6 @@
         <w:tc>
           <w:tcPr>
             <w:tcW w:w="7425" w:type="dxa"/>
-            <w:shd w:val="clear" w:color="auto" w:fill="auto"/>
             <w:tcMar>
               <w:top w:w="100" w:type="dxa"/>
               <w:left w:w="100" w:type="dxa"/>
@@ -11119,7 +10991,6 @@
         <w:tc>
           <w:tcPr>
             <w:tcW w:w="2100" w:type="dxa"/>
-            <w:shd w:val="clear" w:color="auto" w:fill="auto"/>
             <w:tcMar>
               <w:top w:w="100" w:type="dxa"/>
               <w:left w:w="100" w:type="dxa"/>
@@ -11149,7 +11020,6 @@
         <w:tc>
           <w:tcPr>
             <w:tcW w:w="7425" w:type="dxa"/>
-            <w:shd w:val="clear" w:color="auto" w:fill="auto"/>
             <w:tcMar>
               <w:top w:w="100" w:type="dxa"/>
               <w:left w:w="100" w:type="dxa"/>
@@ -11188,7 +11058,6 @@
         <w:tc>
           <w:tcPr>
             <w:tcW w:w="2100" w:type="dxa"/>
-            <w:shd w:val="clear" w:color="auto" w:fill="auto"/>
             <w:tcMar>
               <w:top w:w="100" w:type="dxa"/>
               <w:left w:w="100" w:type="dxa"/>
@@ -11217,7 +11086,6 @@
         <w:tc>
           <w:tcPr>
             <w:tcW w:w="7425" w:type="dxa"/>
-            <w:shd w:val="clear" w:color="auto" w:fill="auto"/>
             <w:tcMar>
               <w:top w:w="100" w:type="dxa"/>
               <w:left w:w="100" w:type="dxa"/>
@@ -11256,7 +11124,6 @@
         <w:tc>
           <w:tcPr>
             <w:tcW w:w="2100" w:type="dxa"/>
-            <w:shd w:val="clear" w:color="auto" w:fill="auto"/>
             <w:tcMar>
               <w:top w:w="100" w:type="dxa"/>
               <w:left w:w="100" w:type="dxa"/>
@@ -11285,7 +11152,6 @@
         <w:tc>
           <w:tcPr>
             <w:tcW w:w="7425" w:type="dxa"/>
-            <w:shd w:val="clear" w:color="auto" w:fill="auto"/>
             <w:tcMar>
               <w:top w:w="100" w:type="dxa"/>
               <w:left w:w="100" w:type="dxa"/>
@@ -11325,7 +11191,6 @@
                 <w:szCs w:val="24"/>
               </w:rPr>
             </w:pPr>
-            <w:proofErr w:type="gramStart"/>
             <w:r>
               <w:rPr>
                 <w:i/>
@@ -11334,17 +11199,7 @@
                 <w:szCs w:val="24"/>
               </w:rPr>
               <w:lastRenderedPageBreak/>
-              <w:t>None(</w:t>
-            </w:r>
-            <w:proofErr w:type="gramEnd"/>
-            <w:r>
-              <w:rPr>
-                <w:i/>
-                <w:iCs/>
-                <w:sz w:val="24"/>
-                <w:szCs w:val="24"/>
-              </w:rPr>
-              <w:t>when is scheduled)</w:t>
+              <w:t>None(when is scheduled)</w:t>
             </w:r>
           </w:p>
         </w:tc>
@@ -11356,7 +11211,6 @@
         <w:tc>
           <w:tcPr>
             <w:tcW w:w="2100" w:type="dxa"/>
-            <w:shd w:val="clear" w:color="auto" w:fill="auto"/>
             <w:tcMar>
               <w:top w:w="100" w:type="dxa"/>
               <w:left w:w="100" w:type="dxa"/>
@@ -11395,7 +11249,6 @@
         <w:tc>
           <w:tcPr>
             <w:tcW w:w="7425" w:type="dxa"/>
-            <w:shd w:val="clear" w:color="auto" w:fill="auto"/>
             <w:tcMar>
               <w:top w:w="100" w:type="dxa"/>
               <w:left w:w="100" w:type="dxa"/>
@@ -11499,7 +11352,6 @@
         <w:tc>
           <w:tcPr>
             <w:tcW w:w="2100" w:type="dxa"/>
-            <w:shd w:val="clear" w:color="auto" w:fill="auto"/>
             <w:tcMar>
               <w:top w:w="100" w:type="dxa"/>
               <w:left w:w="100" w:type="dxa"/>
@@ -11528,7 +11380,6 @@
         <w:tc>
           <w:tcPr>
             <w:tcW w:w="7425" w:type="dxa"/>
-            <w:shd w:val="clear" w:color="auto" w:fill="auto"/>
             <w:tcMar>
               <w:top w:w="100" w:type="dxa"/>
               <w:left w:w="100" w:type="dxa"/>
@@ -11587,7 +11438,6 @@
         <w:tc>
           <w:tcPr>
             <w:tcW w:w="2100" w:type="dxa"/>
-            <w:shd w:val="clear" w:color="auto" w:fill="auto"/>
             <w:tcMar>
               <w:top w:w="100" w:type="dxa"/>
               <w:left w:w="100" w:type="dxa"/>
@@ -11616,7 +11466,6 @@
         <w:tc>
           <w:tcPr>
             <w:tcW w:w="7425" w:type="dxa"/>
-            <w:shd w:val="clear" w:color="auto" w:fill="auto"/>
             <w:tcMar>
               <w:top w:w="100" w:type="dxa"/>
               <w:left w:w="100" w:type="dxa"/>
@@ -11733,7 +11582,6 @@
         <w:tc>
           <w:tcPr>
             <w:tcW w:w="2100" w:type="dxa"/>
-            <w:shd w:val="clear" w:color="auto" w:fill="auto"/>
             <w:tcMar>
               <w:top w:w="100" w:type="dxa"/>
               <w:left w:w="100" w:type="dxa"/>
@@ -11762,7 +11610,6 @@
         <w:tc>
           <w:tcPr>
             <w:tcW w:w="7425" w:type="dxa"/>
-            <w:shd w:val="clear" w:color="auto" w:fill="auto"/>
             <w:tcMar>
               <w:top w:w="100" w:type="dxa"/>
               <w:left w:w="100" w:type="dxa"/>
@@ -11823,7 +11670,6 @@
         <w:tc>
           <w:tcPr>
             <w:tcW w:w="2100" w:type="dxa"/>
-            <w:shd w:val="clear" w:color="auto" w:fill="auto"/>
             <w:tcMar>
               <w:top w:w="100" w:type="dxa"/>
               <w:left w:w="100" w:type="dxa"/>
@@ -11861,7 +11707,6 @@
         <w:tc>
           <w:tcPr>
             <w:tcW w:w="7425" w:type="dxa"/>
-            <w:shd w:val="clear" w:color="auto" w:fill="auto"/>
             <w:tcMar>
               <w:top w:w="100" w:type="dxa"/>
               <w:left w:w="100" w:type="dxa"/>
@@ -11920,7 +11765,6 @@
         <w:tc>
           <w:tcPr>
             <w:tcW w:w="2100" w:type="dxa"/>
-            <w:shd w:val="clear" w:color="auto" w:fill="auto"/>
             <w:tcMar>
               <w:top w:w="100" w:type="dxa"/>
               <w:left w:w="100" w:type="dxa"/>
@@ -11949,7 +11793,6 @@
         <w:tc>
           <w:tcPr>
             <w:tcW w:w="7425" w:type="dxa"/>
-            <w:shd w:val="clear" w:color="auto" w:fill="auto"/>
             <w:tcMar>
               <w:top w:w="100" w:type="dxa"/>
               <w:left w:w="100" w:type="dxa"/>
@@ -12080,7 +11923,6 @@
         <w:tc>
           <w:tcPr>
             <w:tcW w:w="2100" w:type="dxa"/>
-            <w:shd w:val="clear" w:color="auto" w:fill="auto"/>
             <w:tcMar>
               <w:top w:w="100" w:type="dxa"/>
               <w:left w:w="100" w:type="dxa"/>
@@ -12110,7 +11952,6 @@
         <w:tc>
           <w:tcPr>
             <w:tcW w:w="7425" w:type="dxa"/>
-            <w:shd w:val="clear" w:color="auto" w:fill="auto"/>
             <w:tcMar>
               <w:top w:w="100" w:type="dxa"/>
               <w:left w:w="100" w:type="dxa"/>
@@ -12149,7 +11990,6 @@
         <w:tc>
           <w:tcPr>
             <w:tcW w:w="2100" w:type="dxa"/>
-            <w:shd w:val="clear" w:color="auto" w:fill="auto"/>
             <w:tcMar>
               <w:top w:w="100" w:type="dxa"/>
               <w:left w:w="100" w:type="dxa"/>
@@ -12178,7 +12018,6 @@
         <w:tc>
           <w:tcPr>
             <w:tcW w:w="7425" w:type="dxa"/>
-            <w:shd w:val="clear" w:color="auto" w:fill="auto"/>
             <w:tcMar>
               <w:top w:w="100" w:type="dxa"/>
               <w:left w:w="100" w:type="dxa"/>
@@ -12217,7 +12056,6 @@
         <w:tc>
           <w:tcPr>
             <w:tcW w:w="2100" w:type="dxa"/>
-            <w:shd w:val="clear" w:color="auto" w:fill="auto"/>
             <w:tcMar>
               <w:top w:w="100" w:type="dxa"/>
               <w:left w:w="100" w:type="dxa"/>
@@ -12246,7 +12084,6 @@
         <w:tc>
           <w:tcPr>
             <w:tcW w:w="7425" w:type="dxa"/>
-            <w:shd w:val="clear" w:color="auto" w:fill="auto"/>
             <w:tcMar>
               <w:top w:w="100" w:type="dxa"/>
               <w:left w:w="100" w:type="dxa"/>
@@ -12284,7 +12121,6 @@
         <w:tc>
           <w:tcPr>
             <w:tcW w:w="2100" w:type="dxa"/>
-            <w:shd w:val="clear" w:color="auto" w:fill="auto"/>
             <w:tcMar>
               <w:top w:w="100" w:type="dxa"/>
               <w:left w:w="100" w:type="dxa"/>
@@ -12323,7 +12159,6 @@
         <w:tc>
           <w:tcPr>
             <w:tcW w:w="7425" w:type="dxa"/>
-            <w:shd w:val="clear" w:color="auto" w:fill="auto"/>
             <w:tcMar>
               <w:top w:w="100" w:type="dxa"/>
               <w:left w:w="100" w:type="dxa"/>
@@ -12393,7 +12228,6 @@
         <w:tc>
           <w:tcPr>
             <w:tcW w:w="2100" w:type="dxa"/>
-            <w:shd w:val="clear" w:color="auto" w:fill="auto"/>
             <w:tcMar>
               <w:top w:w="100" w:type="dxa"/>
               <w:left w:w="100" w:type="dxa"/>
@@ -12423,7 +12257,6 @@
         <w:tc>
           <w:tcPr>
             <w:tcW w:w="7425" w:type="dxa"/>
-            <w:shd w:val="clear" w:color="auto" w:fill="auto"/>
             <w:tcMar>
               <w:top w:w="100" w:type="dxa"/>
               <w:left w:w="100" w:type="dxa"/>
@@ -12482,7 +12315,6 @@
         <w:tc>
           <w:tcPr>
             <w:tcW w:w="2100" w:type="dxa"/>
-            <w:shd w:val="clear" w:color="auto" w:fill="auto"/>
             <w:tcMar>
               <w:top w:w="100" w:type="dxa"/>
               <w:left w:w="100" w:type="dxa"/>
@@ -12511,7 +12343,6 @@
         <w:tc>
           <w:tcPr>
             <w:tcW w:w="7425" w:type="dxa"/>
-            <w:shd w:val="clear" w:color="auto" w:fill="auto"/>
             <w:tcMar>
               <w:top w:w="100" w:type="dxa"/>
               <w:left w:w="100" w:type="dxa"/>
@@ -12628,7 +12459,6 @@
         <w:tc>
           <w:tcPr>
             <w:tcW w:w="2100" w:type="dxa"/>
-            <w:shd w:val="clear" w:color="auto" w:fill="auto"/>
             <w:tcMar>
               <w:top w:w="100" w:type="dxa"/>
               <w:left w:w="100" w:type="dxa"/>
@@ -12657,7 +12487,6 @@
         <w:tc>
           <w:tcPr>
             <w:tcW w:w="7425" w:type="dxa"/>
-            <w:shd w:val="clear" w:color="auto" w:fill="auto"/>
             <w:tcMar>
               <w:top w:w="100" w:type="dxa"/>
               <w:left w:w="100" w:type="dxa"/>
@@ -12718,7 +12547,6 @@
         <w:tc>
           <w:tcPr>
             <w:tcW w:w="2100" w:type="dxa"/>
-            <w:shd w:val="clear" w:color="auto" w:fill="auto"/>
             <w:tcMar>
               <w:top w:w="100" w:type="dxa"/>
               <w:left w:w="100" w:type="dxa"/>
@@ -12756,7 +12584,6 @@
         <w:tc>
           <w:tcPr>
             <w:tcW w:w="7425" w:type="dxa"/>
-            <w:shd w:val="clear" w:color="auto" w:fill="auto"/>
             <w:tcMar>
               <w:top w:w="100" w:type="dxa"/>
               <w:left w:w="100" w:type="dxa"/>
@@ -12815,7 +12642,6 @@
         <w:tc>
           <w:tcPr>
             <w:tcW w:w="2100" w:type="dxa"/>
-            <w:shd w:val="clear" w:color="auto" w:fill="auto"/>
             <w:tcMar>
               <w:top w:w="100" w:type="dxa"/>
               <w:left w:w="100" w:type="dxa"/>
@@ -12844,7 +12670,6 @@
         <w:tc>
           <w:tcPr>
             <w:tcW w:w="7425" w:type="dxa"/>
-            <w:shd w:val="clear" w:color="auto" w:fill="auto"/>
             <w:tcMar>
               <w:top w:w="100" w:type="dxa"/>
               <w:left w:w="100" w:type="dxa"/>
@@ -13344,7 +13169,6 @@
                 <w:szCs w:val="24"/>
               </w:rPr>
             </w:pPr>
-            <w:proofErr w:type="gramStart"/>
             <w:r>
               <w:rPr>
                 <w:sz w:val="24"/>
@@ -13368,18 +13192,7 @@
                 <w:sz w:val="24"/>
                 <w:szCs w:val="24"/>
               </w:rPr>
-              <w:t>Primary</w:t>
-            </w:r>
-            <w:proofErr w:type="gramEnd"/>
-            <w:r>
-              <w:rPr>
-                <w:rFonts w:ascii="Times New Roman" w:eastAsia="Times New Roman" w:hAnsi="Times New Roman" w:cs="Times New Roman"/>
-                <w:b/>
-                <w:bCs/>
-                <w:sz w:val="24"/>
-                <w:szCs w:val="24"/>
-              </w:rPr>
-              <w:t xml:space="preserve"> Actor:</w:t>
+              <w:t>Primary Actor:</w:t>
             </w:r>
             <w:r>
               <w:rPr>
@@ -13399,7 +13212,6 @@
                 <w:szCs w:val="24"/>
               </w:rPr>
             </w:pPr>
-            <w:proofErr w:type="gramStart"/>
             <w:r>
               <w:rPr>
                 <w:sz w:val="24"/>
@@ -13423,18 +13235,7 @@
                 <w:sz w:val="24"/>
                 <w:szCs w:val="24"/>
               </w:rPr>
-              <w:t>Secondary</w:t>
-            </w:r>
-            <w:proofErr w:type="gramEnd"/>
-            <w:r>
-              <w:rPr>
-                <w:rFonts w:ascii="Times New Roman" w:eastAsia="Times New Roman" w:hAnsi="Times New Roman" w:cs="Times New Roman"/>
-                <w:b/>
-                <w:bCs/>
-                <w:sz w:val="24"/>
-                <w:szCs w:val="24"/>
-              </w:rPr>
-              <w:t xml:space="preserve"> Actor:</w:t>
+              <w:t>Secondary Actor:</w:t>
             </w:r>
             <w:r>
               <w:rPr>
@@ -13454,7 +13255,6 @@
                 <w:szCs w:val="24"/>
               </w:rPr>
             </w:pPr>
-            <w:proofErr w:type="gramStart"/>
             <w:r>
               <w:rPr>
                 <w:sz w:val="24"/>
@@ -13478,18 +13278,7 @@
                 <w:sz w:val="24"/>
                 <w:szCs w:val="24"/>
               </w:rPr>
-              <w:t>Supporting</w:t>
-            </w:r>
-            <w:proofErr w:type="gramEnd"/>
-            <w:r>
-              <w:rPr>
-                <w:rFonts w:ascii="Times New Roman" w:eastAsia="Times New Roman" w:hAnsi="Times New Roman" w:cs="Times New Roman"/>
-                <w:b/>
-                <w:bCs/>
-                <w:sz w:val="24"/>
-                <w:szCs w:val="24"/>
-              </w:rPr>
-              <w:t xml:space="preserve"> Actor:</w:t>
+              <w:t>Supporting Actor:</w:t>
             </w:r>
             <w:r>
               <w:rPr>
@@ -13566,7 +13355,6 @@
                 <w:szCs w:val="24"/>
               </w:rPr>
             </w:pPr>
-            <w:proofErr w:type="gramStart"/>
             <w:r>
               <w:rPr>
                 <w:sz w:val="24"/>
@@ -13580,16 +13368,7 @@
                 <w:sz w:val="24"/>
                 <w:szCs w:val="24"/>
               </w:rPr>
-              <w:t xml:space="preserve">  The</w:t>
-            </w:r>
-            <w:proofErr w:type="gramEnd"/>
-            <w:r>
-              <w:rPr>
-                <w:rFonts w:ascii="Times New Roman" w:eastAsia="Times New Roman" w:hAnsi="Times New Roman" w:cs="Times New Roman"/>
-                <w:sz w:val="24"/>
-                <w:szCs w:val="24"/>
-              </w:rPr>
-              <w:t xml:space="preserve"> Bank Teller is logged into the system.</w:t>
+              <w:t xml:space="preserve">  The Bank Teller is logged into the system.</w:t>
             </w:r>
           </w:p>
           <w:p>
@@ -13601,7 +13380,6 @@
                 <w:szCs w:val="24"/>
               </w:rPr>
             </w:pPr>
-            <w:proofErr w:type="gramStart"/>
             <w:r>
               <w:rPr>
                 <w:sz w:val="24"/>
@@ -13615,16 +13393,7 @@
                 <w:sz w:val="24"/>
                 <w:szCs w:val="24"/>
               </w:rPr>
-              <w:t xml:space="preserve">  The</w:t>
-            </w:r>
-            <w:proofErr w:type="gramEnd"/>
-            <w:r>
-              <w:rPr>
-                <w:rFonts w:ascii="Times New Roman" w:eastAsia="Times New Roman" w:hAnsi="Times New Roman" w:cs="Times New Roman"/>
-                <w:sz w:val="24"/>
-                <w:szCs w:val="24"/>
-              </w:rPr>
-              <w:t xml:space="preserve"> customer is present and requests account creation.</w:t>
+              <w:t xml:space="preserve">  The customer is present and requests account creation.</w:t>
             </w:r>
           </w:p>
           <w:p>
@@ -13636,7 +13405,6 @@
                 <w:szCs w:val="24"/>
               </w:rPr>
             </w:pPr>
-            <w:proofErr w:type="gramStart"/>
             <w:r>
               <w:rPr>
                 <w:sz w:val="24"/>
@@ -13650,16 +13418,7 @@
                 <w:sz w:val="24"/>
                 <w:szCs w:val="24"/>
               </w:rPr>
-              <w:t xml:space="preserve">  The</w:t>
-            </w:r>
-            <w:proofErr w:type="gramEnd"/>
-            <w:r>
-              <w:rPr>
-                <w:rFonts w:ascii="Times New Roman" w:eastAsia="Times New Roman" w:hAnsi="Times New Roman" w:cs="Times New Roman"/>
-                <w:sz w:val="24"/>
-                <w:szCs w:val="24"/>
-              </w:rPr>
-              <w:t xml:space="preserve"> customer provides the required identification and KYC documents.</w:t>
+              <w:t xml:space="preserve">  The customer provides the required identification and KYC documents.</w:t>
             </w:r>
           </w:p>
           <w:p>
@@ -13671,7 +13430,6 @@
                 <w:szCs w:val="24"/>
               </w:rPr>
             </w:pPr>
-            <w:proofErr w:type="gramStart"/>
             <w:r>
               <w:rPr>
                 <w:sz w:val="24"/>
@@ -13685,16 +13443,7 @@
                 <w:sz w:val="24"/>
                 <w:szCs w:val="24"/>
               </w:rPr>
-              <w:t xml:space="preserve">  The</w:t>
-            </w:r>
-            <w:proofErr w:type="gramEnd"/>
-            <w:r>
-              <w:rPr>
-                <w:rFonts w:ascii="Times New Roman" w:eastAsia="Times New Roman" w:hAnsi="Times New Roman" w:cs="Times New Roman"/>
-                <w:sz w:val="24"/>
-                <w:szCs w:val="24"/>
-              </w:rPr>
-              <w:t xml:space="preserve"> system is available and operational.</w:t>
+              <w:t xml:space="preserve">  The system is available and operational.</w:t>
             </w:r>
           </w:p>
         </w:tc>
@@ -13782,7 +13531,6 @@
                 <w:szCs w:val="24"/>
               </w:rPr>
             </w:pPr>
-            <w:proofErr w:type="gramStart"/>
             <w:r>
               <w:rPr>
                 <w:sz w:val="24"/>
@@ -13796,16 +13544,7 @@
                 <w:sz w:val="24"/>
                 <w:szCs w:val="24"/>
               </w:rPr>
-              <w:t xml:space="preserve">  Step</w:t>
-            </w:r>
-            <w:proofErr w:type="gramEnd"/>
-            <w:r>
-              <w:rPr>
-                <w:rFonts w:ascii="Times New Roman" w:eastAsia="Times New Roman" w:hAnsi="Times New Roman" w:cs="Times New Roman"/>
-                <w:sz w:val="24"/>
-                <w:szCs w:val="24"/>
-              </w:rPr>
-              <w:t xml:space="preserve"> 1: The Bank Teller logs into the system.</w:t>
+              <w:t xml:space="preserve">  Step 1: The Bank Teller logs into the system.</w:t>
             </w:r>
           </w:p>
           <w:p>
@@ -13817,7 +13556,6 @@
                 <w:szCs w:val="24"/>
               </w:rPr>
             </w:pPr>
-            <w:proofErr w:type="gramStart"/>
             <w:r>
               <w:rPr>
                 <w:sz w:val="24"/>
@@ -13831,16 +13569,7 @@
                 <w:sz w:val="24"/>
                 <w:szCs w:val="24"/>
               </w:rPr>
-              <w:t xml:space="preserve">  Step</w:t>
-            </w:r>
-            <w:proofErr w:type="gramEnd"/>
-            <w:r>
-              <w:rPr>
-                <w:rFonts w:ascii="Times New Roman" w:eastAsia="Times New Roman" w:hAnsi="Times New Roman" w:cs="Times New Roman"/>
-                <w:sz w:val="24"/>
-                <w:szCs w:val="24"/>
-              </w:rPr>
-              <w:t xml:space="preserve"> 2: The Bank Teller selects the option to open a new bank account.</w:t>
+              <w:t xml:space="preserve">  Step 2: The Bank Teller selects the option to open a new bank account.</w:t>
             </w:r>
           </w:p>
           <w:p>
@@ -13852,7 +13581,6 @@
                 <w:szCs w:val="24"/>
               </w:rPr>
             </w:pPr>
-            <w:proofErr w:type="gramStart"/>
             <w:r>
               <w:rPr>
                 <w:sz w:val="24"/>
@@ -13866,16 +13594,7 @@
                 <w:sz w:val="24"/>
                 <w:szCs w:val="24"/>
               </w:rPr>
-              <w:t xml:space="preserve">  Step</w:t>
-            </w:r>
-            <w:proofErr w:type="gramEnd"/>
-            <w:r>
-              <w:rPr>
-                <w:rFonts w:ascii="Times New Roman" w:eastAsia="Times New Roman" w:hAnsi="Times New Roman" w:cs="Times New Roman"/>
-                <w:sz w:val="24"/>
-                <w:szCs w:val="24"/>
-              </w:rPr>
-              <w:t xml:space="preserve"> 3: The Bank Teller enters the customer’s personal and contact details.</w:t>
+              <w:t xml:space="preserve">  Step 3: The Bank Teller enters the customer’s personal and contact details.</w:t>
             </w:r>
           </w:p>
           <w:p>
@@ -13887,7 +13606,6 @@
                 <w:szCs w:val="24"/>
               </w:rPr>
             </w:pPr>
-            <w:proofErr w:type="gramStart"/>
             <w:r>
               <w:rPr>
                 <w:sz w:val="24"/>
@@ -13901,16 +13619,7 @@
                 <w:sz w:val="24"/>
                 <w:szCs w:val="24"/>
               </w:rPr>
-              <w:t xml:space="preserve">  Step</w:t>
-            </w:r>
-            <w:proofErr w:type="gramEnd"/>
-            <w:r>
-              <w:rPr>
-                <w:rFonts w:ascii="Times New Roman" w:eastAsia="Times New Roman" w:hAnsi="Times New Roman" w:cs="Times New Roman"/>
-                <w:sz w:val="24"/>
-                <w:szCs w:val="24"/>
-              </w:rPr>
-              <w:t xml:space="preserve"> 4: The Bank Teller verifies the customer’s identity.</w:t>
+              <w:t xml:space="preserve">  Step 4: The Bank Teller verifies the customer’s identity.</w:t>
             </w:r>
           </w:p>
           <w:p>
@@ -13922,7 +13631,6 @@
                 <w:szCs w:val="24"/>
               </w:rPr>
             </w:pPr>
-            <w:proofErr w:type="gramStart"/>
             <w:r>
               <w:rPr>
                 <w:sz w:val="24"/>
@@ -13936,16 +13644,7 @@
                 <w:sz w:val="24"/>
                 <w:szCs w:val="24"/>
               </w:rPr>
-              <w:t xml:space="preserve">  Step</w:t>
-            </w:r>
-            <w:proofErr w:type="gramEnd"/>
-            <w:r>
-              <w:rPr>
-                <w:rFonts w:ascii="Times New Roman" w:eastAsia="Times New Roman" w:hAnsi="Times New Roman" w:cs="Times New Roman"/>
-                <w:sz w:val="24"/>
-                <w:szCs w:val="24"/>
-              </w:rPr>
-              <w:t xml:space="preserve"> 5: The Bank Teller uploads or records the customer’s KYC documents.</w:t>
+              <w:t xml:space="preserve">  Step 5: The Bank Teller uploads or records the customer’s KYC documents.</w:t>
             </w:r>
           </w:p>
           <w:p>
@@ -13957,7 +13656,6 @@
                 <w:szCs w:val="24"/>
               </w:rPr>
             </w:pPr>
-            <w:proofErr w:type="gramStart"/>
             <w:r>
               <w:rPr>
                 <w:sz w:val="24"/>
@@ -13971,16 +13669,7 @@
                 <w:sz w:val="24"/>
                 <w:szCs w:val="24"/>
               </w:rPr>
-              <w:t xml:space="preserve">  Step</w:t>
-            </w:r>
-            <w:proofErr w:type="gramEnd"/>
-            <w:r>
-              <w:rPr>
-                <w:rFonts w:ascii="Times New Roman" w:eastAsia="Times New Roman" w:hAnsi="Times New Roman" w:cs="Times New Roman"/>
-                <w:sz w:val="24"/>
-                <w:szCs w:val="24"/>
-              </w:rPr>
-              <w:t xml:space="preserve"> 6: The Bank Teller selects the required account type.</w:t>
+              <w:t xml:space="preserve">  Step 6: The Bank Teller selects the required account type.</w:t>
             </w:r>
           </w:p>
           <w:p>
@@ -13992,7 +13681,6 @@
                 <w:szCs w:val="24"/>
               </w:rPr>
             </w:pPr>
-            <w:proofErr w:type="gramStart"/>
             <w:r>
               <w:rPr>
                 <w:sz w:val="24"/>
@@ -14006,16 +13694,7 @@
                 <w:sz w:val="24"/>
                 <w:szCs w:val="24"/>
               </w:rPr>
-              <w:t xml:space="preserve">  Step</w:t>
-            </w:r>
-            <w:proofErr w:type="gramEnd"/>
-            <w:r>
-              <w:rPr>
-                <w:rFonts w:ascii="Times New Roman" w:eastAsia="Times New Roman" w:hAnsi="Times New Roman" w:cs="Times New Roman"/>
-                <w:sz w:val="24"/>
-                <w:szCs w:val="24"/>
-              </w:rPr>
-              <w:t xml:space="preserve"> 7: The system validates the entered information.</w:t>
+              <w:t xml:space="preserve">  Step 7: The system validates the entered information.</w:t>
             </w:r>
           </w:p>
           <w:p>
@@ -14027,7 +13706,6 @@
                 <w:szCs w:val="24"/>
               </w:rPr>
             </w:pPr>
-            <w:proofErr w:type="gramStart"/>
             <w:r>
               <w:rPr>
                 <w:sz w:val="24"/>
@@ -14041,16 +13719,7 @@
                 <w:sz w:val="24"/>
                 <w:szCs w:val="24"/>
               </w:rPr>
-              <w:t xml:space="preserve">  Step</w:t>
-            </w:r>
-            <w:proofErr w:type="gramEnd"/>
-            <w:r>
-              <w:rPr>
-                <w:rFonts w:ascii="Times New Roman" w:eastAsia="Times New Roman" w:hAnsi="Times New Roman" w:cs="Times New Roman"/>
-                <w:sz w:val="24"/>
-                <w:szCs w:val="24"/>
-              </w:rPr>
-              <w:t xml:space="preserve"> 8: The request is sent for supervisor approval.</w:t>
+              <w:t xml:space="preserve">  Step 8: The request is sent for supervisor approval.</w:t>
             </w:r>
           </w:p>
           <w:p>
@@ -14062,7 +13731,6 @@
                 <w:szCs w:val="24"/>
               </w:rPr>
             </w:pPr>
-            <w:proofErr w:type="gramStart"/>
             <w:r>
               <w:rPr>
                 <w:sz w:val="24"/>
@@ -14076,16 +13744,7 @@
                 <w:sz w:val="24"/>
                 <w:szCs w:val="24"/>
               </w:rPr>
-              <w:t xml:space="preserve">  Step</w:t>
-            </w:r>
-            <w:proofErr w:type="gramEnd"/>
-            <w:r>
-              <w:rPr>
-                <w:rFonts w:ascii="Times New Roman" w:eastAsia="Times New Roman" w:hAnsi="Times New Roman" w:cs="Times New Roman"/>
-                <w:sz w:val="24"/>
-                <w:szCs w:val="24"/>
-              </w:rPr>
-              <w:t xml:space="preserve"> 9: The supervisor approves the request.</w:t>
+              <w:t xml:space="preserve">  Step 9: The supervisor approves the request.</w:t>
             </w:r>
           </w:p>
           <w:p>
@@ -14097,7 +13756,6 @@
                 <w:szCs w:val="24"/>
               </w:rPr>
             </w:pPr>
-            <w:proofErr w:type="gramStart"/>
             <w:r>
               <w:rPr>
                 <w:sz w:val="24"/>
@@ -14111,16 +13769,7 @@
                 <w:sz w:val="24"/>
                 <w:szCs w:val="24"/>
               </w:rPr>
-              <w:t xml:space="preserve">  Step</w:t>
-            </w:r>
-            <w:proofErr w:type="gramEnd"/>
-            <w:r>
-              <w:rPr>
-                <w:rFonts w:ascii="Times New Roman" w:eastAsia="Times New Roman" w:hAnsi="Times New Roman" w:cs="Times New Roman"/>
-                <w:sz w:val="24"/>
-                <w:szCs w:val="24"/>
-              </w:rPr>
-              <w:t xml:space="preserve"> 10: The system creates the account and generates a unique account number.</w:t>
+              <w:t xml:space="preserve">  Step 10: The system creates the account and generates a unique account number.</w:t>
             </w:r>
           </w:p>
           <w:p>
@@ -14132,7 +13781,6 @@
                 <w:szCs w:val="24"/>
               </w:rPr>
             </w:pPr>
-            <w:proofErr w:type="gramStart"/>
             <w:r>
               <w:rPr>
                 <w:sz w:val="24"/>
@@ -14146,16 +13794,7 @@
                 <w:sz w:val="24"/>
                 <w:szCs w:val="24"/>
               </w:rPr>
-              <w:t xml:space="preserve">  Step</w:t>
-            </w:r>
-            <w:proofErr w:type="gramEnd"/>
-            <w:r>
-              <w:rPr>
-                <w:rFonts w:ascii="Times New Roman" w:eastAsia="Times New Roman" w:hAnsi="Times New Roman" w:cs="Times New Roman"/>
-                <w:sz w:val="24"/>
-                <w:szCs w:val="24"/>
-              </w:rPr>
-              <w:t xml:space="preserve"> 11: The system confirms successful account creation</w:t>
+              <w:t xml:space="preserve">  Step 11: The system confirms successful account creation</w:t>
             </w:r>
           </w:p>
         </w:tc>
@@ -14224,7 +13863,6 @@
                 <w:szCs w:val="24"/>
               </w:rPr>
             </w:pPr>
-            <w:proofErr w:type="gramStart"/>
             <w:r>
               <w:rPr>
                 <w:sz w:val="24"/>
@@ -14238,16 +13876,7 @@
                 <w:sz w:val="24"/>
                 <w:szCs w:val="24"/>
               </w:rPr>
-              <w:t xml:space="preserve">  Step</w:t>
-            </w:r>
-            <w:proofErr w:type="gramEnd"/>
-            <w:r>
-              <w:rPr>
-                <w:rFonts w:ascii="Times New Roman" w:eastAsia="Times New Roman" w:hAnsi="Times New Roman" w:cs="Times New Roman"/>
-                <w:sz w:val="24"/>
-                <w:szCs w:val="24"/>
-              </w:rPr>
-              <w:t xml:space="preserve"> 1: If the Bank Teller enters invalid login credentials, the system denies access.</w:t>
+              <w:t xml:space="preserve">  Step 1: If the Bank Teller enters invalid login credentials, the system denies access.</w:t>
             </w:r>
           </w:p>
           <w:p>
@@ -14259,7 +13888,6 @@
                 <w:szCs w:val="24"/>
               </w:rPr>
             </w:pPr>
-            <w:proofErr w:type="gramStart"/>
             <w:r>
               <w:rPr>
                 <w:sz w:val="24"/>
@@ -14273,16 +13901,7 @@
                 <w:sz w:val="24"/>
                 <w:szCs w:val="24"/>
               </w:rPr>
-              <w:t xml:space="preserve">  Step</w:t>
-            </w:r>
-            <w:proofErr w:type="gramEnd"/>
-            <w:r>
-              <w:rPr>
-                <w:rFonts w:ascii="Times New Roman" w:eastAsia="Times New Roman" w:hAnsi="Times New Roman" w:cs="Times New Roman"/>
-                <w:sz w:val="24"/>
-                <w:szCs w:val="24"/>
-              </w:rPr>
-              <w:t xml:space="preserve"> 2: If required customer data is missing, the system prompts the teller to complete the missing fields.</w:t>
+              <w:t xml:space="preserve">  Step 2: If required customer data is missing, the system prompts the teller to complete the missing fields.</w:t>
             </w:r>
           </w:p>
           <w:p>
@@ -14294,7 +13913,6 @@
                 <w:szCs w:val="24"/>
               </w:rPr>
             </w:pPr>
-            <w:proofErr w:type="gramStart"/>
             <w:r>
               <w:rPr>
                 <w:sz w:val="24"/>
@@ -14308,16 +13926,7 @@
                 <w:sz w:val="24"/>
                 <w:szCs w:val="24"/>
               </w:rPr>
-              <w:t xml:space="preserve">  Step</w:t>
-            </w:r>
-            <w:proofErr w:type="gramEnd"/>
-            <w:r>
-              <w:rPr>
-                <w:rFonts w:ascii="Times New Roman" w:eastAsia="Times New Roman" w:hAnsi="Times New Roman" w:cs="Times New Roman"/>
-                <w:sz w:val="24"/>
-                <w:szCs w:val="24"/>
-              </w:rPr>
-              <w:t xml:space="preserve"> 3: If identity verification fails, the account opening process is stopped.</w:t>
+              <w:t xml:space="preserve">  Step 3: If identity verification fails, the account opening process is stopped.</w:t>
             </w:r>
           </w:p>
           <w:p>
@@ -14329,7 +13938,6 @@
                 <w:szCs w:val="24"/>
               </w:rPr>
             </w:pPr>
-            <w:proofErr w:type="gramStart"/>
             <w:r>
               <w:rPr>
                 <w:sz w:val="24"/>
@@ -14343,16 +13951,7 @@
                 <w:sz w:val="24"/>
                 <w:szCs w:val="24"/>
               </w:rPr>
-              <w:t xml:space="preserve">  Step</w:t>
-            </w:r>
-            <w:proofErr w:type="gramEnd"/>
-            <w:r>
-              <w:rPr>
-                <w:rFonts w:ascii="Times New Roman" w:eastAsia="Times New Roman" w:hAnsi="Times New Roman" w:cs="Times New Roman"/>
-                <w:sz w:val="24"/>
-                <w:szCs w:val="24"/>
-              </w:rPr>
-              <w:t xml:space="preserve"> 4: If KYC documents are invalid or incomplete, the system rejects the request until corrected documents are provided.</w:t>
+              <w:t xml:space="preserve">  Step 4: If KYC documents are invalid or incomplete, the system rejects the request until corrected documents are provided.</w:t>
             </w:r>
           </w:p>
           <w:p>
@@ -14364,7 +13963,6 @@
                 <w:szCs w:val="24"/>
               </w:rPr>
             </w:pPr>
-            <w:proofErr w:type="gramStart"/>
             <w:r>
               <w:rPr>
                 <w:sz w:val="24"/>
@@ -14378,16 +13976,7 @@
                 <w:sz w:val="24"/>
                 <w:szCs w:val="24"/>
               </w:rPr>
-              <w:t xml:space="preserve">  Step</w:t>
-            </w:r>
-            <w:proofErr w:type="gramEnd"/>
-            <w:r>
-              <w:rPr>
-                <w:rFonts w:ascii="Times New Roman" w:eastAsia="Times New Roman" w:hAnsi="Times New Roman" w:cs="Times New Roman"/>
-                <w:sz w:val="24"/>
-                <w:szCs w:val="24"/>
-              </w:rPr>
-              <w:t xml:space="preserve"> 5: If the supervisor rejects the request, the account is not created.</w:t>
+              <w:t xml:space="preserve">  Step 5: If the supervisor rejects the request, the account is not created.</w:t>
             </w:r>
           </w:p>
           <w:p>
@@ -14399,7 +13988,6 @@
                 <w:szCs w:val="24"/>
               </w:rPr>
             </w:pPr>
-            <w:proofErr w:type="gramStart"/>
             <w:r>
               <w:rPr>
                 <w:sz w:val="24"/>
@@ -14413,16 +14001,7 @@
                 <w:sz w:val="24"/>
                 <w:szCs w:val="24"/>
               </w:rPr>
-              <w:t xml:space="preserve">  Step</w:t>
-            </w:r>
-            <w:proofErr w:type="gramEnd"/>
-            <w:r>
-              <w:rPr>
-                <w:rFonts w:ascii="Times New Roman" w:eastAsia="Times New Roman" w:hAnsi="Times New Roman" w:cs="Times New Roman"/>
-                <w:sz w:val="24"/>
-                <w:szCs w:val="24"/>
-              </w:rPr>
-              <w:t xml:space="preserve"> 6: If the system validation fails, the system displays an error and the process is halted.</w:t>
+              <w:t xml:space="preserve">  Step 6: If the system validation fails, the system displays an error and the process is halted.</w:t>
             </w:r>
           </w:p>
         </w:tc>
@@ -14456,7 +14035,6 @@
                 <w:szCs w:val="24"/>
               </w:rPr>
             </w:pPr>
-            <w:proofErr w:type="gramStart"/>
             <w:r>
               <w:rPr>
                 <w:rFonts w:ascii="Times New Roman" w:eastAsia="Times New Roman" w:hAnsi="Times New Roman" w:cs="Times New Roman"/>
@@ -14464,16 +14042,7 @@
                 <w:szCs w:val="24"/>
               </w:rPr>
               <w:lastRenderedPageBreak/>
-              <w:t>NON FUNCTIONAL</w:t>
-            </w:r>
-            <w:proofErr w:type="gramEnd"/>
-            <w:r>
-              <w:rPr>
-                <w:rFonts w:ascii="Times New Roman" w:eastAsia="Times New Roman" w:hAnsi="Times New Roman" w:cs="Times New Roman"/>
-                <w:sz w:val="24"/>
-                <w:szCs w:val="24"/>
-              </w:rPr>
-              <w:t xml:space="preserve"> REQ</w:t>
+              <w:t>NON FUNCTIONAL REQ</w:t>
             </w:r>
           </w:p>
         </w:tc>
@@ -14502,7 +14071,6 @@
                 <w:szCs w:val="24"/>
               </w:rPr>
             </w:pPr>
-            <w:proofErr w:type="gramStart"/>
             <w:r>
               <w:rPr>
                 <w:sz w:val="24"/>
@@ -14516,16 +14084,7 @@
                 <w:sz w:val="24"/>
                 <w:szCs w:val="24"/>
               </w:rPr>
-              <w:t xml:space="preserve">  The</w:t>
-            </w:r>
-            <w:proofErr w:type="gramEnd"/>
-            <w:r>
-              <w:rPr>
-                <w:rFonts w:ascii="Times New Roman" w:eastAsia="Times New Roman" w:hAnsi="Times New Roman" w:cs="Times New Roman"/>
-                <w:sz w:val="24"/>
-                <w:szCs w:val="24"/>
-              </w:rPr>
-              <w:t xml:space="preserve"> system shall provide secure access through authenticated login.</w:t>
+              <w:t xml:space="preserve">  The system shall provide secure access through authenticated login.</w:t>
             </w:r>
           </w:p>
           <w:p>
@@ -14537,7 +14096,6 @@
                 <w:szCs w:val="24"/>
               </w:rPr>
             </w:pPr>
-            <w:proofErr w:type="gramStart"/>
             <w:r>
               <w:rPr>
                 <w:sz w:val="24"/>
@@ -14551,16 +14109,7 @@
                 <w:sz w:val="24"/>
                 <w:szCs w:val="24"/>
               </w:rPr>
-              <w:t xml:space="preserve">  The</w:t>
-            </w:r>
-            <w:proofErr w:type="gramEnd"/>
-            <w:r>
-              <w:rPr>
-                <w:rFonts w:ascii="Times New Roman" w:eastAsia="Times New Roman" w:hAnsi="Times New Roman" w:cs="Times New Roman"/>
-                <w:sz w:val="24"/>
-                <w:szCs w:val="24"/>
-              </w:rPr>
-              <w:t xml:space="preserve"> system shall enforce role-based access control so only authorized users can open accounts.</w:t>
+              <w:t xml:space="preserve">  The system shall enforce role-based access control so only authorized users can open accounts.</w:t>
             </w:r>
           </w:p>
           <w:p>
@@ -14572,7 +14121,6 @@
                 <w:szCs w:val="24"/>
               </w:rPr>
             </w:pPr>
-            <w:proofErr w:type="gramStart"/>
             <w:r>
               <w:rPr>
                 <w:sz w:val="24"/>
@@ -14586,16 +14134,7 @@
                 <w:sz w:val="24"/>
                 <w:szCs w:val="24"/>
               </w:rPr>
-              <w:t xml:space="preserve">  The</w:t>
-            </w:r>
-            <w:proofErr w:type="gramEnd"/>
-            <w:r>
-              <w:rPr>
-                <w:rFonts w:ascii="Times New Roman" w:eastAsia="Times New Roman" w:hAnsi="Times New Roman" w:cs="Times New Roman"/>
-                <w:sz w:val="24"/>
-                <w:szCs w:val="24"/>
-              </w:rPr>
-              <w:t xml:space="preserve"> system shall protect customer data using encryption and secure storage.</w:t>
+              <w:t xml:space="preserve">  The system shall protect customer data using encryption and secure storage.</w:t>
             </w:r>
           </w:p>
           <w:p>
@@ -14607,7 +14146,6 @@
                 <w:szCs w:val="24"/>
               </w:rPr>
             </w:pPr>
-            <w:proofErr w:type="gramStart"/>
             <w:r>
               <w:rPr>
                 <w:sz w:val="24"/>
@@ -14621,16 +14159,7 @@
                 <w:sz w:val="24"/>
                 <w:szCs w:val="24"/>
               </w:rPr>
-              <w:t xml:space="preserve">  The</w:t>
-            </w:r>
-            <w:proofErr w:type="gramEnd"/>
-            <w:r>
-              <w:rPr>
-                <w:rFonts w:ascii="Times New Roman" w:eastAsia="Times New Roman" w:hAnsi="Times New Roman" w:cs="Times New Roman"/>
-                <w:sz w:val="24"/>
-                <w:szCs w:val="24"/>
-              </w:rPr>
-              <w:t xml:space="preserve"> system shall maintain an audit trail of all actions performed during account creation.</w:t>
+              <w:t xml:space="preserve">  The system shall maintain an audit trail of all actions performed during account creation.</w:t>
             </w:r>
           </w:p>
           <w:p>
@@ -14642,7 +14171,6 @@
                 <w:szCs w:val="24"/>
               </w:rPr>
             </w:pPr>
-            <w:proofErr w:type="gramStart"/>
             <w:r>
               <w:rPr>
                 <w:sz w:val="24"/>
@@ -14656,16 +14184,7 @@
                 <w:sz w:val="24"/>
                 <w:szCs w:val="24"/>
               </w:rPr>
-              <w:t xml:space="preserve">  The</w:t>
-            </w:r>
-            <w:proofErr w:type="gramEnd"/>
-            <w:r>
-              <w:rPr>
-                <w:rFonts w:ascii="Times New Roman" w:eastAsia="Times New Roman" w:hAnsi="Times New Roman" w:cs="Times New Roman"/>
-                <w:sz w:val="24"/>
-                <w:szCs w:val="24"/>
-              </w:rPr>
-              <w:t xml:space="preserve"> system should process the account creation request efficiently under normal system load.</w:t>
+              <w:t xml:space="preserve">  The system should process the account creation request efficiently under normal system load.</w:t>
             </w:r>
           </w:p>
         </w:tc>
@@ -14734,7 +14253,6 @@
                 <w:szCs w:val="24"/>
               </w:rPr>
             </w:pPr>
-            <w:proofErr w:type="gramStart"/>
             <w:r>
               <w:rPr>
                 <w:sz w:val="24"/>
@@ -14748,16 +14266,7 @@
                 <w:sz w:val="24"/>
                 <w:szCs w:val="24"/>
               </w:rPr>
-              <w:t xml:space="preserve">  A</w:t>
-            </w:r>
-            <w:proofErr w:type="gramEnd"/>
-            <w:r>
-              <w:rPr>
-                <w:rFonts w:ascii="Times New Roman" w:eastAsia="Times New Roman" w:hAnsi="Times New Roman" w:cs="Times New Roman"/>
-                <w:sz w:val="24"/>
-                <w:szCs w:val="24"/>
-              </w:rPr>
-              <w:t xml:space="preserve"> new bank account is created for the customer if the main sequence is completed successfully.</w:t>
+              <w:t xml:space="preserve">  A new bank account is created for the customer if the main sequence is completed successfully.</w:t>
             </w:r>
           </w:p>
           <w:p>
@@ -14769,7 +14278,6 @@
                 <w:szCs w:val="24"/>
               </w:rPr>
             </w:pPr>
-            <w:proofErr w:type="gramStart"/>
             <w:r>
               <w:rPr>
                 <w:sz w:val="24"/>
@@ -14783,16 +14291,7 @@
                 <w:sz w:val="24"/>
                 <w:szCs w:val="24"/>
               </w:rPr>
-              <w:t xml:space="preserve">  The</w:t>
-            </w:r>
-            <w:proofErr w:type="gramEnd"/>
-            <w:r>
-              <w:rPr>
-                <w:rFonts w:ascii="Times New Roman" w:eastAsia="Times New Roman" w:hAnsi="Times New Roman" w:cs="Times New Roman"/>
-                <w:sz w:val="24"/>
-                <w:szCs w:val="24"/>
-              </w:rPr>
-              <w:t xml:space="preserve"> customer’s account information and KYC data are securely stored in the system.</w:t>
+              <w:t xml:space="preserve">  The customer’s account information and KYC data are securely stored in the system.</w:t>
             </w:r>
           </w:p>
           <w:p>
@@ -14804,7 +14303,6 @@
                 <w:szCs w:val="24"/>
               </w:rPr>
             </w:pPr>
-            <w:proofErr w:type="gramStart"/>
             <w:r>
               <w:rPr>
                 <w:sz w:val="24"/>
@@ -14818,16 +14316,7 @@
                 <w:sz w:val="24"/>
                 <w:szCs w:val="24"/>
               </w:rPr>
-              <w:t xml:space="preserve">  A</w:t>
-            </w:r>
-            <w:proofErr w:type="gramEnd"/>
-            <w:r>
-              <w:rPr>
-                <w:rFonts w:ascii="Times New Roman" w:eastAsia="Times New Roman" w:hAnsi="Times New Roman" w:cs="Times New Roman"/>
-                <w:sz w:val="24"/>
-                <w:szCs w:val="24"/>
-              </w:rPr>
-              <w:t xml:space="preserve"> unique account number is assigned to the new account.</w:t>
+              <w:t xml:space="preserve">  A unique account number is assigned to the new account.</w:t>
             </w:r>
           </w:p>
           <w:p>
@@ -14839,7 +14328,6 @@
                 <w:szCs w:val="24"/>
               </w:rPr>
             </w:pPr>
-            <w:proofErr w:type="gramStart"/>
             <w:r>
               <w:rPr>
                 <w:sz w:val="24"/>
@@ -14853,16 +14341,7 @@
                 <w:sz w:val="24"/>
                 <w:szCs w:val="24"/>
               </w:rPr>
-              <w:t xml:space="preserve">  The</w:t>
-            </w:r>
-            <w:proofErr w:type="gramEnd"/>
-            <w:r>
-              <w:rPr>
-                <w:rFonts w:ascii="Times New Roman" w:eastAsia="Times New Roman" w:hAnsi="Times New Roman" w:cs="Times New Roman"/>
-                <w:sz w:val="24"/>
-                <w:szCs w:val="24"/>
-              </w:rPr>
-              <w:t xml:space="preserve"> account becomes available for future banking operations.</w:t>
+              <w:t xml:space="preserve">  The account becomes available for future banking operations.</w:t>
             </w:r>
           </w:p>
         </w:tc>
@@ -15232,7 +14711,6 @@
                 <w:szCs w:val="24"/>
               </w:rPr>
             </w:pPr>
-            <w:proofErr w:type="gramStart"/>
             <w:r>
               <w:rPr>
                 <w:sz w:val="24"/>
@@ -15256,18 +14734,7 @@
                 <w:sz w:val="24"/>
                 <w:szCs w:val="24"/>
               </w:rPr>
-              <w:t>Primary</w:t>
-            </w:r>
-            <w:proofErr w:type="gramEnd"/>
-            <w:r>
-              <w:rPr>
-                <w:rFonts w:ascii="Times New Roman" w:eastAsia="Times New Roman" w:hAnsi="Times New Roman" w:cs="Times New Roman"/>
-                <w:b/>
-                <w:bCs/>
-                <w:sz w:val="24"/>
-                <w:szCs w:val="24"/>
-              </w:rPr>
-              <w:t xml:space="preserve"> Actor:</w:t>
+              <w:t>Primary Actor:</w:t>
             </w:r>
             <w:r>
               <w:rPr>
@@ -15287,7 +14754,6 @@
                 <w:szCs w:val="24"/>
               </w:rPr>
             </w:pPr>
-            <w:proofErr w:type="gramStart"/>
             <w:r>
               <w:rPr>
                 <w:sz w:val="24"/>
@@ -15311,18 +14777,7 @@
                 <w:sz w:val="24"/>
                 <w:szCs w:val="24"/>
               </w:rPr>
-              <w:t>Secondary</w:t>
-            </w:r>
-            <w:proofErr w:type="gramEnd"/>
-            <w:r>
-              <w:rPr>
-                <w:rFonts w:ascii="Times New Roman" w:eastAsia="Times New Roman" w:hAnsi="Times New Roman" w:cs="Times New Roman"/>
-                <w:b/>
-                <w:bCs/>
-                <w:sz w:val="24"/>
-                <w:szCs w:val="24"/>
-              </w:rPr>
-              <w:t xml:space="preserve"> Actor:</w:t>
+              <w:t>Secondary Actor:</w:t>
             </w:r>
             <w:r>
               <w:rPr>
@@ -15400,7 +14855,6 @@
                 <w:szCs w:val="24"/>
               </w:rPr>
             </w:pPr>
-            <w:proofErr w:type="gramStart"/>
             <w:r>
               <w:rPr>
                 <w:sz w:val="24"/>
@@ -15414,16 +14868,7 @@
                 <w:sz w:val="24"/>
                 <w:szCs w:val="24"/>
               </w:rPr>
-              <w:t xml:space="preserve">  The</w:t>
-            </w:r>
-            <w:proofErr w:type="gramEnd"/>
-            <w:r>
-              <w:rPr>
-                <w:rFonts w:ascii="Times New Roman" w:eastAsia="Times New Roman" w:hAnsi="Times New Roman" w:cs="Times New Roman"/>
-                <w:sz w:val="24"/>
-                <w:szCs w:val="24"/>
-              </w:rPr>
-              <w:t xml:space="preserve"> Bank Teller is logged into the system .</w:t>
+              <w:t xml:space="preserve">  The Bank Teller is logged into the system .</w:t>
             </w:r>
           </w:p>
           <w:p>
@@ -15435,7 +14880,6 @@
                 <w:szCs w:val="24"/>
               </w:rPr>
             </w:pPr>
-            <w:proofErr w:type="gramStart"/>
             <w:r>
               <w:rPr>
                 <w:sz w:val="24"/>
@@ -15449,16 +14893,7 @@
                 <w:sz w:val="24"/>
                 <w:szCs w:val="24"/>
               </w:rPr>
-              <w:t xml:space="preserve">  The</w:t>
-            </w:r>
-            <w:proofErr w:type="gramEnd"/>
-            <w:r>
-              <w:rPr>
-                <w:rFonts w:ascii="Times New Roman" w:eastAsia="Times New Roman" w:hAnsi="Times New Roman" w:cs="Times New Roman"/>
-                <w:sz w:val="24"/>
-                <w:szCs w:val="24"/>
-              </w:rPr>
-              <w:t xml:space="preserve"> customer requests account closure .</w:t>
+              <w:t xml:space="preserve">  The customer requests account closure .</w:t>
             </w:r>
           </w:p>
           <w:p>
@@ -15470,7 +14905,6 @@
                 <w:szCs w:val="24"/>
               </w:rPr>
             </w:pPr>
-            <w:proofErr w:type="gramStart"/>
             <w:r>
               <w:rPr>
                 <w:sz w:val="24"/>
@@ -15484,16 +14918,7 @@
                 <w:sz w:val="24"/>
                 <w:szCs w:val="24"/>
               </w:rPr>
-              <w:t xml:space="preserve">  The</w:t>
-            </w:r>
-            <w:proofErr w:type="gramEnd"/>
-            <w:r>
-              <w:rPr>
-                <w:rFonts w:ascii="Times New Roman" w:eastAsia="Times New Roman" w:hAnsi="Times New Roman" w:cs="Times New Roman"/>
-                <w:sz w:val="24"/>
-                <w:szCs w:val="24"/>
-              </w:rPr>
-              <w:t xml:space="preserve"> customer’s identity is verified .</w:t>
+              <w:t xml:space="preserve">  The customer’s identity is verified .</w:t>
             </w:r>
           </w:p>
           <w:p>
@@ -15505,7 +14930,6 @@
                 <w:szCs w:val="24"/>
               </w:rPr>
             </w:pPr>
-            <w:proofErr w:type="gramStart"/>
             <w:r>
               <w:rPr>
                 <w:sz w:val="24"/>
@@ -15519,16 +14943,7 @@
                 <w:sz w:val="24"/>
                 <w:szCs w:val="24"/>
               </w:rPr>
-              <w:t xml:space="preserve">  The</w:t>
-            </w:r>
-            <w:proofErr w:type="gramEnd"/>
-            <w:r>
-              <w:rPr>
-                <w:rFonts w:ascii="Times New Roman" w:eastAsia="Times New Roman" w:hAnsi="Times New Roman" w:cs="Times New Roman"/>
-                <w:sz w:val="24"/>
-                <w:szCs w:val="24"/>
-              </w:rPr>
-              <w:t xml:space="preserve"> account exists in the system.</w:t>
+              <w:t xml:space="preserve">  The account exists in the system.</w:t>
             </w:r>
           </w:p>
         </w:tc>
@@ -15615,7 +15030,6 @@
                 <w:szCs w:val="24"/>
               </w:rPr>
             </w:pPr>
-            <w:proofErr w:type="gramStart"/>
             <w:r>
               <w:rPr>
                 <w:sz w:val="24"/>
@@ -15629,16 +15043,7 @@
                 <w:sz w:val="24"/>
                 <w:szCs w:val="24"/>
               </w:rPr>
-              <w:t xml:space="preserve">  Step</w:t>
-            </w:r>
-            <w:proofErr w:type="gramEnd"/>
-            <w:r>
-              <w:rPr>
-                <w:rFonts w:ascii="Times New Roman" w:eastAsia="Times New Roman" w:hAnsi="Times New Roman" w:cs="Times New Roman"/>
-                <w:sz w:val="24"/>
-                <w:szCs w:val="24"/>
-              </w:rPr>
-              <w:t xml:space="preserve"> 1: The Bank Teller logs into the system</w:t>
+              <w:t xml:space="preserve">  Step 1: The Bank Teller logs into the system</w:t>
             </w:r>
           </w:p>
           <w:p>
@@ -15650,7 +15055,6 @@
                 <w:szCs w:val="24"/>
               </w:rPr>
             </w:pPr>
-            <w:proofErr w:type="gramStart"/>
             <w:r>
               <w:rPr>
                 <w:sz w:val="24"/>
@@ -15664,16 +15068,7 @@
                 <w:sz w:val="24"/>
                 <w:szCs w:val="24"/>
               </w:rPr>
-              <w:t xml:space="preserve">  Step</w:t>
-            </w:r>
-            <w:proofErr w:type="gramEnd"/>
-            <w:r>
-              <w:rPr>
-                <w:rFonts w:ascii="Times New Roman" w:eastAsia="Times New Roman" w:hAnsi="Times New Roman" w:cs="Times New Roman"/>
-                <w:sz w:val="24"/>
-                <w:szCs w:val="24"/>
-              </w:rPr>
-              <w:t xml:space="preserve"> 2: The Bank Teller searches for the customer account</w:t>
+              <w:t xml:space="preserve">  Step 2: The Bank Teller searches for the customer account</w:t>
             </w:r>
           </w:p>
           <w:p>
@@ -15685,7 +15080,6 @@
                 <w:szCs w:val="24"/>
               </w:rPr>
             </w:pPr>
-            <w:proofErr w:type="gramStart"/>
             <w:r>
               <w:rPr>
                 <w:sz w:val="24"/>
@@ -15699,16 +15093,7 @@
                 <w:sz w:val="24"/>
                 <w:szCs w:val="24"/>
               </w:rPr>
-              <w:t xml:space="preserve">  Step</w:t>
-            </w:r>
-            <w:proofErr w:type="gramEnd"/>
-            <w:r>
-              <w:rPr>
-                <w:rFonts w:ascii="Times New Roman" w:eastAsia="Times New Roman" w:hAnsi="Times New Roman" w:cs="Times New Roman"/>
-                <w:sz w:val="24"/>
-                <w:szCs w:val="24"/>
-              </w:rPr>
-              <w:t xml:space="preserve"> 3: The Bank Teller verifies the customer’s identity</w:t>
+              <w:t xml:space="preserve">  Step 3: The Bank Teller verifies the customer’s identity</w:t>
             </w:r>
           </w:p>
           <w:p>
@@ -15720,7 +15105,6 @@
                 <w:szCs w:val="24"/>
               </w:rPr>
             </w:pPr>
-            <w:proofErr w:type="gramStart"/>
             <w:r>
               <w:rPr>
                 <w:sz w:val="24"/>
@@ -15734,16 +15118,7 @@
                 <w:sz w:val="24"/>
                 <w:szCs w:val="24"/>
               </w:rPr>
-              <w:t xml:space="preserve">  Step</w:t>
-            </w:r>
-            <w:proofErr w:type="gramEnd"/>
-            <w:r>
-              <w:rPr>
-                <w:rFonts w:ascii="Times New Roman" w:eastAsia="Times New Roman" w:hAnsi="Times New Roman" w:cs="Times New Roman"/>
-                <w:sz w:val="24"/>
-                <w:szCs w:val="24"/>
-              </w:rPr>
-              <w:t xml:space="preserve"> 4: The system displays account details and current balance</w:t>
+              <w:t xml:space="preserve">  Step 4: The system displays account details and current balance</w:t>
             </w:r>
           </w:p>
           <w:p>
@@ -15755,7 +15130,6 @@
                 <w:szCs w:val="24"/>
               </w:rPr>
             </w:pPr>
-            <w:proofErr w:type="gramStart"/>
             <w:r>
               <w:rPr>
                 <w:sz w:val="24"/>
@@ -15769,16 +15143,7 @@
                 <w:sz w:val="24"/>
                 <w:szCs w:val="24"/>
               </w:rPr>
-              <w:t xml:space="preserve">  Step</w:t>
-            </w:r>
-            <w:proofErr w:type="gramEnd"/>
-            <w:r>
-              <w:rPr>
-                <w:rFonts w:ascii="Times New Roman" w:eastAsia="Times New Roman" w:hAnsi="Times New Roman" w:cs="Times New Roman"/>
-                <w:sz w:val="24"/>
-                <w:szCs w:val="24"/>
-              </w:rPr>
-              <w:t xml:space="preserve"> 5: The system checks for any remaining balance or pending transactions</w:t>
+              <w:t xml:space="preserve">  Step 5: The system checks for any remaining balance or pending transactions</w:t>
             </w:r>
           </w:p>
           <w:p>
@@ -15790,7 +15155,6 @@
                 <w:szCs w:val="24"/>
               </w:rPr>
             </w:pPr>
-            <w:proofErr w:type="gramStart"/>
             <w:r>
               <w:rPr>
                 <w:sz w:val="24"/>
@@ -15804,16 +15168,7 @@
                 <w:sz w:val="24"/>
                 <w:szCs w:val="24"/>
               </w:rPr>
-              <w:t xml:space="preserve">  Step</w:t>
-            </w:r>
-            <w:proofErr w:type="gramEnd"/>
-            <w:r>
-              <w:rPr>
-                <w:rFonts w:ascii="Times New Roman" w:eastAsia="Times New Roman" w:hAnsi="Times New Roman" w:cs="Times New Roman"/>
-                <w:sz w:val="24"/>
-                <w:szCs w:val="24"/>
-              </w:rPr>
-              <w:t xml:space="preserve"> 6: The Bank Teller confirms the account closure request</w:t>
+              <w:t xml:space="preserve">  Step 6: The Bank Teller confirms the account closure request</w:t>
             </w:r>
           </w:p>
           <w:p>
@@ -15825,7 +15180,6 @@
                 <w:szCs w:val="24"/>
               </w:rPr>
             </w:pPr>
-            <w:proofErr w:type="gramStart"/>
             <w:r>
               <w:rPr>
                 <w:sz w:val="24"/>
@@ -15839,16 +15193,7 @@
                 <w:sz w:val="24"/>
                 <w:szCs w:val="24"/>
               </w:rPr>
-              <w:t xml:space="preserve">  Step</w:t>
-            </w:r>
-            <w:proofErr w:type="gramEnd"/>
-            <w:r>
-              <w:rPr>
-                <w:rFonts w:ascii="Times New Roman" w:eastAsia="Times New Roman" w:hAnsi="Times New Roman" w:cs="Times New Roman"/>
-                <w:sz w:val="24"/>
-                <w:szCs w:val="24"/>
-              </w:rPr>
-              <w:t xml:space="preserve"> 7: The system processes the account closure</w:t>
+              <w:t xml:space="preserve">  Step 7: The system processes the account closure</w:t>
             </w:r>
           </w:p>
           <w:p>
@@ -15860,7 +15205,6 @@
                 <w:szCs w:val="24"/>
               </w:rPr>
             </w:pPr>
-            <w:proofErr w:type="gramStart"/>
             <w:r>
               <w:rPr>
                 <w:sz w:val="24"/>
@@ -15874,16 +15218,7 @@
                 <w:sz w:val="24"/>
                 <w:szCs w:val="24"/>
               </w:rPr>
-              <w:t xml:space="preserve">  Step</w:t>
-            </w:r>
-            <w:proofErr w:type="gramEnd"/>
-            <w:r>
-              <w:rPr>
-                <w:rFonts w:ascii="Times New Roman" w:eastAsia="Times New Roman" w:hAnsi="Times New Roman" w:cs="Times New Roman"/>
-                <w:sz w:val="24"/>
-                <w:szCs w:val="24"/>
-              </w:rPr>
-              <w:t xml:space="preserve"> 8: The system updates the account status to “closed”</w:t>
+              <w:t xml:space="preserve">  Step 8: The system updates the account status to “closed”</w:t>
             </w:r>
           </w:p>
           <w:p>
@@ -15895,7 +15230,6 @@
                 <w:szCs w:val="24"/>
               </w:rPr>
             </w:pPr>
-            <w:proofErr w:type="gramStart"/>
             <w:r>
               <w:rPr>
                 <w:sz w:val="24"/>
@@ -15909,16 +15243,7 @@
                 <w:sz w:val="24"/>
                 <w:szCs w:val="24"/>
               </w:rPr>
-              <w:t xml:space="preserve">  Step</w:t>
-            </w:r>
-            <w:proofErr w:type="gramEnd"/>
-            <w:r>
-              <w:rPr>
-                <w:rFonts w:ascii="Times New Roman" w:eastAsia="Times New Roman" w:hAnsi="Times New Roman" w:cs="Times New Roman"/>
-                <w:sz w:val="24"/>
-                <w:szCs w:val="24"/>
-              </w:rPr>
-              <w:t xml:space="preserve"> 9: The system confirms successful closure</w:t>
+              <w:t xml:space="preserve">  Step 9: The system confirms successful closure</w:t>
             </w:r>
           </w:p>
         </w:tc>
@@ -15987,7 +15312,6 @@
                 <w:szCs w:val="24"/>
               </w:rPr>
             </w:pPr>
-            <w:proofErr w:type="gramStart"/>
             <w:r>
               <w:rPr>
                 <w:sz w:val="24"/>
@@ -16001,16 +15325,7 @@
                 <w:sz w:val="24"/>
                 <w:szCs w:val="24"/>
               </w:rPr>
-              <w:t xml:space="preserve">  Step</w:t>
-            </w:r>
-            <w:proofErr w:type="gramEnd"/>
-            <w:r>
-              <w:rPr>
-                <w:rFonts w:ascii="Times New Roman" w:eastAsia="Times New Roman" w:hAnsi="Times New Roman" w:cs="Times New Roman"/>
-                <w:sz w:val="24"/>
-                <w:szCs w:val="24"/>
-              </w:rPr>
-              <w:t xml:space="preserve"> 1: If login fails, access is denied</w:t>
+              <w:t xml:space="preserve">  Step 1: If login fails, access is denied</w:t>
             </w:r>
           </w:p>
           <w:p>
@@ -16022,7 +15337,6 @@
                 <w:szCs w:val="24"/>
               </w:rPr>
             </w:pPr>
-            <w:proofErr w:type="gramStart"/>
             <w:r>
               <w:rPr>
                 <w:sz w:val="24"/>
@@ -16036,16 +15350,7 @@
                 <w:sz w:val="24"/>
                 <w:szCs w:val="24"/>
               </w:rPr>
-              <w:t xml:space="preserve">  Step</w:t>
-            </w:r>
-            <w:proofErr w:type="gramEnd"/>
-            <w:r>
-              <w:rPr>
-                <w:rFonts w:ascii="Times New Roman" w:eastAsia="Times New Roman" w:hAnsi="Times New Roman" w:cs="Times New Roman"/>
-                <w:sz w:val="24"/>
-                <w:szCs w:val="24"/>
-              </w:rPr>
-              <w:t xml:space="preserve"> 2: If the account is not found, the system displays an error</w:t>
+              <w:t xml:space="preserve">  Step 2: If the account is not found, the system displays an error</w:t>
             </w:r>
           </w:p>
           <w:p>
@@ -16057,7 +15362,6 @@
                 <w:szCs w:val="24"/>
               </w:rPr>
             </w:pPr>
-            <w:proofErr w:type="gramStart"/>
             <w:r>
               <w:rPr>
                 <w:sz w:val="24"/>
@@ -16071,16 +15375,7 @@
                 <w:sz w:val="24"/>
                 <w:szCs w:val="24"/>
               </w:rPr>
-              <w:t xml:space="preserve">  Step</w:t>
-            </w:r>
-            <w:proofErr w:type="gramEnd"/>
-            <w:r>
-              <w:rPr>
-                <w:rFonts w:ascii="Times New Roman" w:eastAsia="Times New Roman" w:hAnsi="Times New Roman" w:cs="Times New Roman"/>
-                <w:sz w:val="24"/>
-                <w:szCs w:val="24"/>
-              </w:rPr>
-              <w:t xml:space="preserve"> 3: If identity verification fails, the process is stopped</w:t>
+              <w:t xml:space="preserve">  Step 3: If identity verification fails, the process is stopped</w:t>
             </w:r>
           </w:p>
           <w:p>
@@ -16092,7 +15387,6 @@
                 <w:szCs w:val="24"/>
               </w:rPr>
             </w:pPr>
-            <w:proofErr w:type="gramStart"/>
             <w:r>
               <w:rPr>
                 <w:sz w:val="24"/>
@@ -16106,16 +15400,7 @@
                 <w:sz w:val="24"/>
                 <w:szCs w:val="24"/>
               </w:rPr>
-              <w:t xml:space="preserve">  Step</w:t>
-            </w:r>
-            <w:proofErr w:type="gramEnd"/>
-            <w:r>
-              <w:rPr>
-                <w:rFonts w:ascii="Times New Roman" w:eastAsia="Times New Roman" w:hAnsi="Times New Roman" w:cs="Times New Roman"/>
-                <w:sz w:val="24"/>
-                <w:szCs w:val="24"/>
-              </w:rPr>
-              <w:t xml:space="preserve"> 4: If the account has a remaining balance, the system requires withdrawal or transfer before closure</w:t>
+              <w:t xml:space="preserve">  Step 4: If the account has a remaining balance, the system requires withdrawal or transfer before closure</w:t>
             </w:r>
           </w:p>
           <w:p>
@@ -16127,7 +15412,6 @@
                 <w:szCs w:val="24"/>
               </w:rPr>
             </w:pPr>
-            <w:proofErr w:type="gramStart"/>
             <w:r>
               <w:rPr>
                 <w:sz w:val="24"/>
@@ -16141,16 +15425,7 @@
                 <w:sz w:val="24"/>
                 <w:szCs w:val="24"/>
               </w:rPr>
-              <w:t xml:space="preserve">  Step</w:t>
-            </w:r>
-            <w:proofErr w:type="gramEnd"/>
-            <w:r>
-              <w:rPr>
-                <w:rFonts w:ascii="Times New Roman" w:eastAsia="Times New Roman" w:hAnsi="Times New Roman" w:cs="Times New Roman"/>
-                <w:sz w:val="24"/>
-                <w:szCs w:val="24"/>
-              </w:rPr>
-              <w:t xml:space="preserve"> 5: If there are pending transactions, the system prevents closure</w:t>
+              <w:t xml:space="preserve">  Step 5: If there are pending transactions, the system prevents closure</w:t>
             </w:r>
           </w:p>
           <w:p>
@@ -16162,7 +15437,6 @@
                 <w:szCs w:val="24"/>
               </w:rPr>
             </w:pPr>
-            <w:proofErr w:type="gramStart"/>
             <w:r>
               <w:rPr>
                 <w:sz w:val="24"/>
@@ -16176,16 +15450,7 @@
                 <w:sz w:val="24"/>
                 <w:szCs w:val="24"/>
               </w:rPr>
-              <w:t xml:space="preserve">  Step</w:t>
-            </w:r>
-            <w:proofErr w:type="gramEnd"/>
-            <w:r>
-              <w:rPr>
-                <w:rFonts w:ascii="Times New Roman" w:eastAsia="Times New Roman" w:hAnsi="Times New Roman" w:cs="Times New Roman"/>
-                <w:sz w:val="24"/>
-                <w:szCs w:val="24"/>
-              </w:rPr>
-              <w:t xml:space="preserve"> 6: If system validation fails, the process is halted and an error is displayed</w:t>
+              <w:t xml:space="preserve">  Step 6: If system validation fails, the process is halted and an error is displayed</w:t>
             </w:r>
           </w:p>
         </w:tc>
@@ -16219,7 +15484,6 @@
                 <w:szCs w:val="24"/>
               </w:rPr>
             </w:pPr>
-            <w:proofErr w:type="gramStart"/>
             <w:r>
               <w:rPr>
                 <w:rFonts w:ascii="Times New Roman" w:eastAsia="Times New Roman" w:hAnsi="Times New Roman" w:cs="Times New Roman"/>
@@ -16227,16 +15491,7 @@
                 <w:szCs w:val="24"/>
               </w:rPr>
               <w:lastRenderedPageBreak/>
-              <w:t>NON FUNCTIONAL</w:t>
-            </w:r>
-            <w:proofErr w:type="gramEnd"/>
-            <w:r>
-              <w:rPr>
-                <w:rFonts w:ascii="Times New Roman" w:eastAsia="Times New Roman" w:hAnsi="Times New Roman" w:cs="Times New Roman"/>
-                <w:sz w:val="24"/>
-                <w:szCs w:val="24"/>
-              </w:rPr>
-              <w:t xml:space="preserve"> REQ</w:t>
+              <w:t>NON FUNCTIONAL REQ</w:t>
             </w:r>
           </w:p>
         </w:tc>
@@ -16265,7 +15520,6 @@
                 <w:szCs w:val="24"/>
               </w:rPr>
             </w:pPr>
-            <w:proofErr w:type="gramStart"/>
             <w:r>
               <w:rPr>
                 <w:sz w:val="24"/>
@@ -16279,16 +15533,7 @@
                 <w:sz w:val="24"/>
                 <w:szCs w:val="24"/>
               </w:rPr>
-              <w:t xml:space="preserve">  The</w:t>
-            </w:r>
-            <w:proofErr w:type="gramEnd"/>
-            <w:r>
-              <w:rPr>
-                <w:rFonts w:ascii="Times New Roman" w:eastAsia="Times New Roman" w:hAnsi="Times New Roman" w:cs="Times New Roman"/>
-                <w:sz w:val="24"/>
-                <w:szCs w:val="24"/>
-              </w:rPr>
-              <w:t xml:space="preserve"> system shall enforce secure login and authentication</w:t>
+              <w:t xml:space="preserve">  The system shall enforce secure login and authentication</w:t>
             </w:r>
           </w:p>
           <w:p>
@@ -16300,7 +15545,6 @@
                 <w:szCs w:val="24"/>
               </w:rPr>
             </w:pPr>
-            <w:proofErr w:type="gramStart"/>
             <w:r>
               <w:rPr>
                 <w:sz w:val="24"/>
@@ -16314,16 +15558,7 @@
                 <w:sz w:val="24"/>
                 <w:szCs w:val="24"/>
               </w:rPr>
-              <w:t xml:space="preserve">  The</w:t>
-            </w:r>
-            <w:proofErr w:type="gramEnd"/>
-            <w:r>
-              <w:rPr>
-                <w:rFonts w:ascii="Times New Roman" w:eastAsia="Times New Roman" w:hAnsi="Times New Roman" w:cs="Times New Roman"/>
-                <w:sz w:val="24"/>
-                <w:szCs w:val="24"/>
-              </w:rPr>
-              <w:t xml:space="preserve"> system shall implement role-based access control</w:t>
+              <w:t xml:space="preserve">  The system shall implement role-based access control</w:t>
             </w:r>
           </w:p>
           <w:p>
@@ -16335,7 +15570,6 @@
                 <w:szCs w:val="24"/>
               </w:rPr>
             </w:pPr>
-            <w:proofErr w:type="gramStart"/>
             <w:r>
               <w:rPr>
                 <w:sz w:val="24"/>
@@ -16349,16 +15583,7 @@
                 <w:sz w:val="24"/>
                 <w:szCs w:val="24"/>
               </w:rPr>
-              <w:t xml:space="preserve">  The</w:t>
-            </w:r>
-            <w:proofErr w:type="gramEnd"/>
-            <w:r>
-              <w:rPr>
-                <w:rFonts w:ascii="Times New Roman" w:eastAsia="Times New Roman" w:hAnsi="Times New Roman" w:cs="Times New Roman"/>
-                <w:sz w:val="24"/>
-                <w:szCs w:val="24"/>
-              </w:rPr>
-              <w:t xml:space="preserve"> system shall log all account closure activities for audit purposes</w:t>
+              <w:t xml:space="preserve">  The system shall log all account closure activities for audit purposes</w:t>
             </w:r>
           </w:p>
           <w:p>
@@ -16370,7 +15595,6 @@
                 <w:szCs w:val="24"/>
               </w:rPr>
             </w:pPr>
-            <w:proofErr w:type="gramStart"/>
             <w:r>
               <w:rPr>
                 <w:sz w:val="24"/>
@@ -16384,16 +15608,7 @@
                 <w:sz w:val="24"/>
                 <w:szCs w:val="24"/>
               </w:rPr>
-              <w:t xml:space="preserve">  The</w:t>
-            </w:r>
-            <w:proofErr w:type="gramEnd"/>
-            <w:r>
-              <w:rPr>
-                <w:rFonts w:ascii="Times New Roman" w:eastAsia="Times New Roman" w:hAnsi="Times New Roman" w:cs="Times New Roman"/>
-                <w:sz w:val="24"/>
-                <w:szCs w:val="24"/>
-              </w:rPr>
-              <w:t xml:space="preserve"> system shall maintain high availability and performance during operations</w:t>
+              <w:t xml:space="preserve">  The system shall maintain high availability and performance during operations</w:t>
             </w:r>
           </w:p>
         </w:tc>
@@ -16462,7 +15677,6 @@
                 <w:szCs w:val="24"/>
               </w:rPr>
             </w:pPr>
-            <w:proofErr w:type="gramStart"/>
             <w:r>
               <w:rPr>
                 <w:sz w:val="24"/>
@@ -16476,16 +15690,7 @@
                 <w:sz w:val="24"/>
                 <w:szCs w:val="24"/>
               </w:rPr>
-              <w:t xml:space="preserve">  The</w:t>
-            </w:r>
-            <w:proofErr w:type="gramEnd"/>
-            <w:r>
-              <w:rPr>
-                <w:rFonts w:ascii="Times New Roman" w:eastAsia="Times New Roman" w:hAnsi="Times New Roman" w:cs="Times New Roman"/>
-                <w:sz w:val="24"/>
-                <w:szCs w:val="24"/>
-              </w:rPr>
-              <w:t xml:space="preserve"> account is marked as closed in the system</w:t>
+              <w:t xml:space="preserve">  The account is marked as closed in the system</w:t>
             </w:r>
           </w:p>
           <w:p>
@@ -16497,7 +15702,6 @@
                 <w:szCs w:val="24"/>
               </w:rPr>
             </w:pPr>
-            <w:proofErr w:type="gramStart"/>
             <w:r>
               <w:rPr>
                 <w:sz w:val="24"/>
@@ -16511,16 +15715,7 @@
                 <w:sz w:val="24"/>
                 <w:szCs w:val="24"/>
               </w:rPr>
-              <w:t xml:space="preserve">  The</w:t>
-            </w:r>
-            <w:proofErr w:type="gramEnd"/>
-            <w:r>
-              <w:rPr>
-                <w:rFonts w:ascii="Times New Roman" w:eastAsia="Times New Roman" w:hAnsi="Times New Roman" w:cs="Times New Roman"/>
-                <w:sz w:val="24"/>
-                <w:szCs w:val="24"/>
-              </w:rPr>
-              <w:t xml:space="preserve"> account can no longer be used for transactions</w:t>
+              <w:t xml:space="preserve">  The account can no longer be used for transactions</w:t>
             </w:r>
           </w:p>
           <w:p>
@@ -16532,7 +15727,6 @@
                 <w:szCs w:val="24"/>
               </w:rPr>
             </w:pPr>
-            <w:proofErr w:type="gramStart"/>
             <w:r>
               <w:rPr>
                 <w:sz w:val="24"/>
@@ -16546,16 +15740,7 @@
                 <w:sz w:val="24"/>
                 <w:szCs w:val="24"/>
               </w:rPr>
-              <w:t xml:space="preserve">  All</w:t>
-            </w:r>
-            <w:proofErr w:type="gramEnd"/>
-            <w:r>
-              <w:rPr>
-                <w:rFonts w:ascii="Times New Roman" w:eastAsia="Times New Roman" w:hAnsi="Times New Roman" w:cs="Times New Roman"/>
-                <w:sz w:val="24"/>
-                <w:szCs w:val="24"/>
-              </w:rPr>
-              <w:t xml:space="preserve"> actions are recorded in audit logs</w:t>
+              <w:t xml:space="preserve">  All actions are recorded in audit logs</w:t>
             </w:r>
           </w:p>
         </w:tc>
@@ -16749,23 +15934,7 @@
                 <w:sz w:val="24"/>
                 <w:szCs w:val="24"/>
               </w:rPr>
-              <w:t xml:space="preserve">This use case describes how a Bank Teller modifies an </w:t>
-            </w:r>
-            <w:proofErr w:type="gramStart"/>
-            <w:r>
-              <w:rPr>
-                <w:sz w:val="24"/>
-                <w:szCs w:val="24"/>
-              </w:rPr>
-              <w:t>existing customer account’s details</w:t>
-            </w:r>
-            <w:proofErr w:type="gramEnd"/>
-            <w:r>
-              <w:rPr>
-                <w:sz w:val="24"/>
-                <w:szCs w:val="24"/>
-              </w:rPr>
-              <w:t xml:space="preserve"> when changes are required.</w:t>
+              <w:t>This use case describes how a Bank Teller modifies an existing customer account’s details when changes are required.</w:t>
             </w:r>
           </w:p>
         </w:tc>
@@ -16941,7 +16110,6 @@
                 <w:szCs w:val="24"/>
               </w:rPr>
             </w:pPr>
-            <w:proofErr w:type="gramStart"/>
             <w:r>
               <w:rPr>
                 <w:sz w:val="24"/>
@@ -16965,18 +16133,7 @@
                 <w:sz w:val="24"/>
                 <w:szCs w:val="24"/>
               </w:rPr>
-              <w:t>Primary</w:t>
-            </w:r>
-            <w:proofErr w:type="gramEnd"/>
-            <w:r>
-              <w:rPr>
-                <w:rFonts w:ascii="Times New Roman" w:eastAsia="Times New Roman" w:hAnsi="Times New Roman" w:cs="Times New Roman"/>
-                <w:b/>
-                <w:bCs/>
-                <w:sz w:val="24"/>
-                <w:szCs w:val="24"/>
-              </w:rPr>
-              <w:t xml:space="preserve"> Actor:</w:t>
+              <w:t>Primary Actor:</w:t>
             </w:r>
             <w:r>
               <w:rPr>
@@ -16996,7 +16153,6 @@
                 <w:szCs w:val="24"/>
               </w:rPr>
             </w:pPr>
-            <w:proofErr w:type="gramStart"/>
             <w:r>
               <w:rPr>
                 <w:sz w:val="24"/>
@@ -17020,18 +16176,7 @@
                 <w:sz w:val="24"/>
                 <w:szCs w:val="24"/>
               </w:rPr>
-              <w:t>Secondary</w:t>
-            </w:r>
-            <w:proofErr w:type="gramEnd"/>
-            <w:r>
-              <w:rPr>
-                <w:rFonts w:ascii="Times New Roman" w:eastAsia="Times New Roman" w:hAnsi="Times New Roman" w:cs="Times New Roman"/>
-                <w:b/>
-                <w:bCs/>
-                <w:sz w:val="24"/>
-                <w:szCs w:val="24"/>
-              </w:rPr>
-              <w:t xml:space="preserve"> Actor:</w:t>
+              <w:t>Secondary Actor:</w:t>
             </w:r>
             <w:r>
               <w:rPr>
@@ -17108,7 +16253,6 @@
                 <w:szCs w:val="24"/>
               </w:rPr>
             </w:pPr>
-            <w:proofErr w:type="gramStart"/>
             <w:r>
               <w:rPr>
                 <w:sz w:val="24"/>
@@ -17122,16 +16266,7 @@
                 <w:sz w:val="24"/>
                 <w:szCs w:val="24"/>
               </w:rPr>
-              <w:t xml:space="preserve">  The</w:t>
-            </w:r>
-            <w:proofErr w:type="gramEnd"/>
-            <w:r>
-              <w:rPr>
-                <w:rFonts w:ascii="Times New Roman" w:eastAsia="Times New Roman" w:hAnsi="Times New Roman" w:cs="Times New Roman"/>
-                <w:sz w:val="24"/>
-                <w:szCs w:val="24"/>
-              </w:rPr>
-              <w:t xml:space="preserve"> Bank Teller is logged into the system.</w:t>
+              <w:t xml:space="preserve">  The Bank Teller is logged into the system.</w:t>
             </w:r>
           </w:p>
           <w:p>
@@ -17143,7 +16278,6 @@
                 <w:szCs w:val="24"/>
               </w:rPr>
             </w:pPr>
-            <w:proofErr w:type="gramStart"/>
             <w:r>
               <w:rPr>
                 <w:sz w:val="24"/>
@@ -17157,16 +16291,7 @@
                 <w:sz w:val="24"/>
                 <w:szCs w:val="24"/>
               </w:rPr>
-              <w:t xml:space="preserve">  The</w:t>
-            </w:r>
-            <w:proofErr w:type="gramEnd"/>
-            <w:r>
-              <w:rPr>
-                <w:rFonts w:ascii="Times New Roman" w:eastAsia="Times New Roman" w:hAnsi="Times New Roman" w:cs="Times New Roman"/>
-                <w:sz w:val="24"/>
-                <w:szCs w:val="24"/>
-              </w:rPr>
-              <w:t xml:space="preserve"> customer requests modification of account details.</w:t>
+              <w:t xml:space="preserve">  The customer requests modification of account details.</w:t>
             </w:r>
           </w:p>
           <w:p>
@@ -17178,7 +16303,6 @@
                 <w:szCs w:val="24"/>
               </w:rPr>
             </w:pPr>
-            <w:proofErr w:type="gramStart"/>
             <w:r>
               <w:rPr>
                 <w:sz w:val="24"/>
@@ -17192,16 +16316,7 @@
                 <w:sz w:val="24"/>
                 <w:szCs w:val="24"/>
               </w:rPr>
-              <w:t xml:space="preserve">  The</w:t>
-            </w:r>
-            <w:proofErr w:type="gramEnd"/>
-            <w:r>
-              <w:rPr>
-                <w:rFonts w:ascii="Times New Roman" w:eastAsia="Times New Roman" w:hAnsi="Times New Roman" w:cs="Times New Roman"/>
-                <w:sz w:val="24"/>
-                <w:szCs w:val="24"/>
-              </w:rPr>
-              <w:t xml:space="preserve"> customer’s identity is verified.</w:t>
+              <w:t xml:space="preserve">  The customer’s identity is verified.</w:t>
             </w:r>
           </w:p>
           <w:p>
@@ -17213,7 +16328,6 @@
                 <w:szCs w:val="24"/>
               </w:rPr>
             </w:pPr>
-            <w:proofErr w:type="gramStart"/>
             <w:r>
               <w:rPr>
                 <w:sz w:val="24"/>
@@ -17227,16 +16341,7 @@
                 <w:sz w:val="24"/>
                 <w:szCs w:val="24"/>
               </w:rPr>
-              <w:t xml:space="preserve">  The</w:t>
-            </w:r>
-            <w:proofErr w:type="gramEnd"/>
-            <w:r>
-              <w:rPr>
-                <w:rFonts w:ascii="Times New Roman" w:eastAsia="Times New Roman" w:hAnsi="Times New Roman" w:cs="Times New Roman"/>
-                <w:sz w:val="24"/>
-                <w:szCs w:val="24"/>
-              </w:rPr>
-              <w:t xml:space="preserve"> customer account exists in the system.</w:t>
+              <w:t xml:space="preserve">  The customer account exists in the system.</w:t>
             </w:r>
           </w:p>
         </w:tc>
@@ -17324,7 +16429,6 @@
                 <w:szCs w:val="24"/>
               </w:rPr>
             </w:pPr>
-            <w:proofErr w:type="gramStart"/>
             <w:r>
               <w:rPr>
                 <w:sz w:val="24"/>
@@ -17338,16 +16442,7 @@
                 <w:sz w:val="24"/>
                 <w:szCs w:val="24"/>
               </w:rPr>
-              <w:t xml:space="preserve">  Step</w:t>
-            </w:r>
-            <w:proofErr w:type="gramEnd"/>
-            <w:r>
-              <w:rPr>
-                <w:rFonts w:ascii="Times New Roman" w:eastAsia="Times New Roman" w:hAnsi="Times New Roman" w:cs="Times New Roman"/>
-                <w:sz w:val="24"/>
-                <w:szCs w:val="24"/>
-              </w:rPr>
-              <w:t xml:space="preserve"> 1: The Bank Teller logs into the system.</w:t>
+              <w:t xml:space="preserve">  Step 1: The Bank Teller logs into the system.</w:t>
             </w:r>
           </w:p>
           <w:p>
@@ -17359,7 +16454,6 @@
                 <w:szCs w:val="24"/>
               </w:rPr>
             </w:pPr>
-            <w:proofErr w:type="gramStart"/>
             <w:r>
               <w:rPr>
                 <w:sz w:val="24"/>
@@ -17373,16 +16467,7 @@
                 <w:sz w:val="24"/>
                 <w:szCs w:val="24"/>
               </w:rPr>
-              <w:t xml:space="preserve">  Step</w:t>
-            </w:r>
-            <w:proofErr w:type="gramEnd"/>
-            <w:r>
-              <w:rPr>
-                <w:rFonts w:ascii="Times New Roman" w:eastAsia="Times New Roman" w:hAnsi="Times New Roman" w:cs="Times New Roman"/>
-                <w:sz w:val="24"/>
-                <w:szCs w:val="24"/>
-              </w:rPr>
-              <w:t xml:space="preserve"> 2: The Bank Teller searches for the customer account.</w:t>
+              <w:t xml:space="preserve">  Step 2: The Bank Teller searches for the customer account.</w:t>
             </w:r>
           </w:p>
           <w:p>
@@ -17394,7 +16479,6 @@
                 <w:szCs w:val="24"/>
               </w:rPr>
             </w:pPr>
-            <w:proofErr w:type="gramStart"/>
             <w:r>
               <w:rPr>
                 <w:sz w:val="24"/>
@@ -17408,16 +16492,7 @@
                 <w:sz w:val="24"/>
                 <w:szCs w:val="24"/>
               </w:rPr>
-              <w:t xml:space="preserve">  Step</w:t>
-            </w:r>
-            <w:proofErr w:type="gramEnd"/>
-            <w:r>
-              <w:rPr>
-                <w:rFonts w:ascii="Times New Roman" w:eastAsia="Times New Roman" w:hAnsi="Times New Roman" w:cs="Times New Roman"/>
-                <w:sz w:val="24"/>
-                <w:szCs w:val="24"/>
-              </w:rPr>
-              <w:t xml:space="preserve"> 3: The Bank Teller verifies the customer’s identity.</w:t>
+              <w:t xml:space="preserve">  Step 3: The Bank Teller verifies the customer’s identity.</w:t>
             </w:r>
           </w:p>
           <w:p>
@@ -17429,7 +16504,6 @@
                 <w:szCs w:val="24"/>
               </w:rPr>
             </w:pPr>
-            <w:proofErr w:type="gramStart"/>
             <w:r>
               <w:rPr>
                 <w:sz w:val="24"/>
@@ -17443,16 +16517,7 @@
                 <w:sz w:val="24"/>
                 <w:szCs w:val="24"/>
               </w:rPr>
-              <w:t xml:space="preserve">  Step</w:t>
-            </w:r>
-            <w:proofErr w:type="gramEnd"/>
-            <w:r>
-              <w:rPr>
-                <w:rFonts w:ascii="Times New Roman" w:eastAsia="Times New Roman" w:hAnsi="Times New Roman" w:cs="Times New Roman"/>
-                <w:sz w:val="24"/>
-                <w:szCs w:val="24"/>
-              </w:rPr>
-              <w:t xml:space="preserve"> 4: The system displays the current account details.</w:t>
+              <w:t xml:space="preserve">  Step 4: The system displays the current account details.</w:t>
             </w:r>
           </w:p>
           <w:p>
@@ -17464,7 +16529,6 @@
                 <w:szCs w:val="24"/>
               </w:rPr>
             </w:pPr>
-            <w:proofErr w:type="gramStart"/>
             <w:r>
               <w:rPr>
                 <w:sz w:val="24"/>
@@ -17478,16 +16542,7 @@
                 <w:sz w:val="24"/>
                 <w:szCs w:val="24"/>
               </w:rPr>
-              <w:t xml:space="preserve">  Step</w:t>
-            </w:r>
-            <w:proofErr w:type="gramEnd"/>
-            <w:r>
-              <w:rPr>
-                <w:rFonts w:ascii="Times New Roman" w:eastAsia="Times New Roman" w:hAnsi="Times New Roman" w:cs="Times New Roman"/>
-                <w:sz w:val="24"/>
-                <w:szCs w:val="24"/>
-              </w:rPr>
-              <w:t xml:space="preserve"> 5: The Bank Teller updates the required account information.</w:t>
+              <w:t xml:space="preserve">  Step 5: The Bank Teller updates the required account information.</w:t>
             </w:r>
           </w:p>
           <w:p>
@@ -17499,7 +16554,6 @@
                 <w:szCs w:val="24"/>
               </w:rPr>
             </w:pPr>
-            <w:proofErr w:type="gramStart"/>
             <w:r>
               <w:rPr>
                 <w:sz w:val="24"/>
@@ -17513,16 +16567,7 @@
                 <w:sz w:val="24"/>
                 <w:szCs w:val="24"/>
               </w:rPr>
-              <w:t xml:space="preserve">  Step</w:t>
-            </w:r>
-            <w:proofErr w:type="gramEnd"/>
-            <w:r>
-              <w:rPr>
-                <w:rFonts w:ascii="Times New Roman" w:eastAsia="Times New Roman" w:hAnsi="Times New Roman" w:cs="Times New Roman"/>
-                <w:sz w:val="24"/>
-                <w:szCs w:val="24"/>
-              </w:rPr>
-              <w:t xml:space="preserve"> 6: The system validates the modified data.</w:t>
+              <w:t xml:space="preserve">  Step 6: The system validates the modified data.</w:t>
             </w:r>
           </w:p>
           <w:p>
@@ -17534,7 +16579,6 @@
                 <w:szCs w:val="24"/>
               </w:rPr>
             </w:pPr>
-            <w:proofErr w:type="gramStart"/>
             <w:r>
               <w:rPr>
                 <w:sz w:val="24"/>
@@ -17548,16 +16592,7 @@
                 <w:sz w:val="24"/>
                 <w:szCs w:val="24"/>
               </w:rPr>
-              <w:t xml:space="preserve">  Step</w:t>
-            </w:r>
-            <w:proofErr w:type="gramEnd"/>
-            <w:r>
-              <w:rPr>
-                <w:rFonts w:ascii="Times New Roman" w:eastAsia="Times New Roman" w:hAnsi="Times New Roman" w:cs="Times New Roman"/>
-                <w:sz w:val="24"/>
-                <w:szCs w:val="24"/>
-              </w:rPr>
-              <w:t xml:space="preserve"> 7: The system saves the updated account details.</w:t>
+              <w:t xml:space="preserve">  Step 7: The system saves the updated account details.</w:t>
             </w:r>
           </w:p>
           <w:p>
@@ -17569,7 +16604,6 @@
                 <w:szCs w:val="24"/>
               </w:rPr>
             </w:pPr>
-            <w:proofErr w:type="gramStart"/>
             <w:r>
               <w:rPr>
                 <w:sz w:val="24"/>
@@ -17583,16 +16617,7 @@
                 <w:sz w:val="24"/>
                 <w:szCs w:val="24"/>
               </w:rPr>
-              <w:t xml:space="preserve">  Step</w:t>
-            </w:r>
-            <w:proofErr w:type="gramEnd"/>
-            <w:r>
-              <w:rPr>
-                <w:rFonts w:ascii="Times New Roman" w:eastAsia="Times New Roman" w:hAnsi="Times New Roman" w:cs="Times New Roman"/>
-                <w:sz w:val="24"/>
-                <w:szCs w:val="24"/>
-              </w:rPr>
-              <w:t xml:space="preserve"> 8: The system confirms that the modification was successful.</w:t>
+              <w:t xml:space="preserve">  Step 8: The system confirms that the modification was successful.</w:t>
             </w:r>
           </w:p>
         </w:tc>
@@ -17661,7 +16686,6 @@
                 <w:szCs w:val="24"/>
               </w:rPr>
             </w:pPr>
-            <w:proofErr w:type="gramStart"/>
             <w:r>
               <w:rPr>
                 <w:sz w:val="24"/>
@@ -17675,16 +16699,7 @@
                 <w:sz w:val="24"/>
                 <w:szCs w:val="24"/>
               </w:rPr>
-              <w:t xml:space="preserve">  Step</w:t>
-            </w:r>
-            <w:proofErr w:type="gramEnd"/>
-            <w:r>
-              <w:rPr>
-                <w:rFonts w:ascii="Times New Roman" w:eastAsia="Times New Roman" w:hAnsi="Times New Roman" w:cs="Times New Roman"/>
-                <w:sz w:val="24"/>
-                <w:szCs w:val="24"/>
-              </w:rPr>
-              <w:t xml:space="preserve"> 1: If login fails, the system denies access.</w:t>
+              <w:t xml:space="preserve">  Step 1: If login fails, the system denies access.</w:t>
             </w:r>
           </w:p>
           <w:p>
@@ -17696,7 +16711,6 @@
                 <w:szCs w:val="24"/>
               </w:rPr>
             </w:pPr>
-            <w:proofErr w:type="gramStart"/>
             <w:r>
               <w:rPr>
                 <w:sz w:val="24"/>
@@ -17710,16 +16724,7 @@
                 <w:sz w:val="24"/>
                 <w:szCs w:val="24"/>
               </w:rPr>
-              <w:t xml:space="preserve">  Step</w:t>
-            </w:r>
-            <w:proofErr w:type="gramEnd"/>
-            <w:r>
-              <w:rPr>
-                <w:rFonts w:ascii="Times New Roman" w:eastAsia="Times New Roman" w:hAnsi="Times New Roman" w:cs="Times New Roman"/>
-                <w:sz w:val="24"/>
-                <w:szCs w:val="24"/>
-              </w:rPr>
-              <w:t xml:space="preserve"> 2: If the account is not found, the system displays an error.</w:t>
+              <w:t xml:space="preserve">  Step 2: If the account is not found, the system displays an error.</w:t>
             </w:r>
           </w:p>
           <w:p>
@@ -17731,7 +16736,6 @@
                 <w:szCs w:val="24"/>
               </w:rPr>
             </w:pPr>
-            <w:proofErr w:type="gramStart"/>
             <w:r>
               <w:rPr>
                 <w:sz w:val="24"/>
@@ -17745,16 +16749,7 @@
                 <w:sz w:val="24"/>
                 <w:szCs w:val="24"/>
               </w:rPr>
-              <w:t xml:space="preserve">  Step</w:t>
-            </w:r>
-            <w:proofErr w:type="gramEnd"/>
-            <w:r>
-              <w:rPr>
-                <w:rFonts w:ascii="Times New Roman" w:eastAsia="Times New Roman" w:hAnsi="Times New Roman" w:cs="Times New Roman"/>
-                <w:sz w:val="24"/>
-                <w:szCs w:val="24"/>
-              </w:rPr>
-              <w:t xml:space="preserve"> 3: If identity verification fails, the modification process is stopped.</w:t>
+              <w:t xml:space="preserve">  Step 3: If identity verification fails, the modification process is stopped.</w:t>
             </w:r>
           </w:p>
           <w:p>
@@ -17766,7 +16761,6 @@
                 <w:szCs w:val="24"/>
               </w:rPr>
             </w:pPr>
-            <w:proofErr w:type="gramStart"/>
             <w:r>
               <w:rPr>
                 <w:sz w:val="24"/>
@@ -17780,16 +16774,7 @@
                 <w:sz w:val="24"/>
                 <w:szCs w:val="24"/>
               </w:rPr>
-              <w:t xml:space="preserve">  Step</w:t>
-            </w:r>
-            <w:proofErr w:type="gramEnd"/>
-            <w:r>
-              <w:rPr>
-                <w:rFonts w:ascii="Times New Roman" w:eastAsia="Times New Roman" w:hAnsi="Times New Roman" w:cs="Times New Roman"/>
-                <w:sz w:val="24"/>
-                <w:szCs w:val="24"/>
-              </w:rPr>
-              <w:t xml:space="preserve"> 4: If the entered data is incomplete or invalid, the system rejects the changes and prompts correction.</w:t>
+              <w:t xml:space="preserve">  Step 4: If the entered data is incomplete or invalid, the system rejects the changes and prompts correction.</w:t>
             </w:r>
           </w:p>
           <w:p>
@@ -17801,7 +16786,6 @@
                 <w:szCs w:val="24"/>
               </w:rPr>
             </w:pPr>
-            <w:proofErr w:type="gramStart"/>
             <w:r>
               <w:rPr>
                 <w:sz w:val="24"/>
@@ -17815,16 +16799,7 @@
                 <w:sz w:val="24"/>
                 <w:szCs w:val="24"/>
               </w:rPr>
-              <w:t xml:space="preserve">  Step</w:t>
-            </w:r>
-            <w:proofErr w:type="gramEnd"/>
-            <w:r>
-              <w:rPr>
-                <w:rFonts w:ascii="Times New Roman" w:eastAsia="Times New Roman" w:hAnsi="Times New Roman" w:cs="Times New Roman"/>
-                <w:sz w:val="24"/>
-                <w:szCs w:val="24"/>
-              </w:rPr>
-              <w:t xml:space="preserve"> 5: If the system fails to save the changes, an error message is displayed and the account details remain unchanged.</w:t>
+              <w:t xml:space="preserve">  Step 5: If the system fails to save the changes, an error message is displayed and the account details remain unchanged.</w:t>
             </w:r>
           </w:p>
         </w:tc>
@@ -17858,23 +16833,13 @@
                 <w:szCs w:val="24"/>
               </w:rPr>
             </w:pPr>
-            <w:proofErr w:type="gramStart"/>
-            <w:r>
-              <w:rPr>
-                <w:rFonts w:ascii="Times New Roman" w:eastAsia="Times New Roman" w:hAnsi="Times New Roman" w:cs="Times New Roman"/>
-                <w:sz w:val="24"/>
-                <w:szCs w:val="24"/>
-              </w:rPr>
-              <w:t>NON FUNCTIONAL</w:t>
-            </w:r>
-            <w:proofErr w:type="gramEnd"/>
-            <w:r>
-              <w:rPr>
-                <w:rFonts w:ascii="Times New Roman" w:eastAsia="Times New Roman" w:hAnsi="Times New Roman" w:cs="Times New Roman"/>
-                <w:sz w:val="24"/>
-                <w:szCs w:val="24"/>
-              </w:rPr>
-              <w:t xml:space="preserve"> REQ</w:t>
+            <w:r>
+              <w:rPr>
+                <w:rFonts w:ascii="Times New Roman" w:eastAsia="Times New Roman" w:hAnsi="Times New Roman" w:cs="Times New Roman"/>
+                <w:sz w:val="24"/>
+                <w:szCs w:val="24"/>
+              </w:rPr>
+              <w:t>NON FUNCTIONAL REQ</w:t>
             </w:r>
           </w:p>
         </w:tc>
@@ -17903,7 +16868,6 @@
                 <w:szCs w:val="24"/>
               </w:rPr>
             </w:pPr>
-            <w:proofErr w:type="gramStart"/>
             <w:r>
               <w:rPr>
                 <w:sz w:val="24"/>
@@ -17917,16 +16881,7 @@
                 <w:sz w:val="24"/>
                 <w:szCs w:val="24"/>
               </w:rPr>
-              <w:t xml:space="preserve">  The</w:t>
-            </w:r>
-            <w:proofErr w:type="gramEnd"/>
-            <w:r>
-              <w:rPr>
-                <w:rFonts w:ascii="Times New Roman" w:eastAsia="Times New Roman" w:hAnsi="Times New Roman" w:cs="Times New Roman"/>
-                <w:sz w:val="24"/>
-                <w:szCs w:val="24"/>
-              </w:rPr>
-              <w:t xml:space="preserve"> system shall enforce secure login and authentication.</w:t>
+              <w:t xml:space="preserve">  The system shall enforce secure login and authentication.</w:t>
             </w:r>
           </w:p>
           <w:p>
@@ -17938,7 +16893,6 @@
                 <w:szCs w:val="24"/>
               </w:rPr>
             </w:pPr>
-            <w:proofErr w:type="gramStart"/>
             <w:r>
               <w:rPr>
                 <w:sz w:val="24"/>
@@ -17952,16 +16906,7 @@
                 <w:sz w:val="24"/>
                 <w:szCs w:val="24"/>
               </w:rPr>
-              <w:t xml:space="preserve">  The</w:t>
-            </w:r>
-            <w:proofErr w:type="gramEnd"/>
-            <w:r>
-              <w:rPr>
-                <w:rFonts w:ascii="Times New Roman" w:eastAsia="Times New Roman" w:hAnsi="Times New Roman" w:cs="Times New Roman"/>
-                <w:sz w:val="24"/>
-                <w:szCs w:val="24"/>
-              </w:rPr>
-              <w:t xml:space="preserve"> system shall apply role-based access control so only authorized users can modify account details.</w:t>
+              <w:t xml:space="preserve">  The system shall apply role-based access control so only authorized users can modify account details.</w:t>
             </w:r>
           </w:p>
           <w:p>
@@ -17973,7 +16918,6 @@
                 <w:szCs w:val="24"/>
               </w:rPr>
             </w:pPr>
-            <w:proofErr w:type="gramStart"/>
             <w:r>
               <w:rPr>
                 <w:sz w:val="24"/>
@@ -17987,16 +16931,7 @@
                 <w:sz w:val="24"/>
                 <w:szCs w:val="24"/>
               </w:rPr>
-              <w:t xml:space="preserve">  The</w:t>
-            </w:r>
-            <w:proofErr w:type="gramEnd"/>
-            <w:r>
-              <w:rPr>
-                <w:rFonts w:ascii="Times New Roman" w:eastAsia="Times New Roman" w:hAnsi="Times New Roman" w:cs="Times New Roman"/>
-                <w:sz w:val="24"/>
-                <w:szCs w:val="24"/>
-              </w:rPr>
-              <w:t xml:space="preserve"> system shall protect customer information using encryption.</w:t>
+              <w:t xml:space="preserve">  The system shall protect customer information using encryption.</w:t>
             </w:r>
           </w:p>
           <w:p>
@@ -18008,7 +16943,6 @@
                 <w:szCs w:val="24"/>
               </w:rPr>
             </w:pPr>
-            <w:proofErr w:type="gramStart"/>
             <w:r>
               <w:rPr>
                 <w:sz w:val="24"/>
@@ -18022,16 +16956,7 @@
                 <w:sz w:val="24"/>
                 <w:szCs w:val="24"/>
               </w:rPr>
-              <w:t xml:space="preserve">  The</w:t>
-            </w:r>
-            <w:proofErr w:type="gramEnd"/>
-            <w:r>
-              <w:rPr>
-                <w:rFonts w:ascii="Times New Roman" w:eastAsia="Times New Roman" w:hAnsi="Times New Roman" w:cs="Times New Roman"/>
-                <w:sz w:val="24"/>
-                <w:szCs w:val="24"/>
-              </w:rPr>
-              <w:t xml:space="preserve"> system shall maintain an audit log of all account modifications.</w:t>
+              <w:t xml:space="preserve">  The system shall maintain an audit log of all account modifications.</w:t>
             </w:r>
           </w:p>
           <w:p>
@@ -18043,7 +16968,6 @@
                 <w:szCs w:val="24"/>
               </w:rPr>
             </w:pPr>
-            <w:proofErr w:type="gramStart"/>
             <w:r>
               <w:rPr>
                 <w:sz w:val="24"/>
@@ -18057,16 +16981,7 @@
                 <w:sz w:val="24"/>
                 <w:szCs w:val="24"/>
               </w:rPr>
-              <w:t xml:space="preserve">  The</w:t>
-            </w:r>
-            <w:proofErr w:type="gramEnd"/>
-            <w:r>
-              <w:rPr>
-                <w:rFonts w:ascii="Times New Roman" w:eastAsia="Times New Roman" w:hAnsi="Times New Roman" w:cs="Times New Roman"/>
-                <w:sz w:val="24"/>
-                <w:szCs w:val="24"/>
-              </w:rPr>
-              <w:t xml:space="preserve"> system shall process account detail updates efficiently under normal load conditions.</w:t>
+              <w:t xml:space="preserve">  The system shall process account detail updates efficiently under normal load conditions.</w:t>
             </w:r>
           </w:p>
         </w:tc>
@@ -18136,7 +17051,6 @@
                 <w:szCs w:val="24"/>
               </w:rPr>
             </w:pPr>
-            <w:proofErr w:type="gramStart"/>
             <w:r>
               <w:rPr>
                 <w:sz w:val="24"/>
@@ -18150,16 +17064,7 @@
                 <w:sz w:val="24"/>
                 <w:szCs w:val="24"/>
               </w:rPr>
-              <w:t xml:space="preserve">  The</w:t>
-            </w:r>
-            <w:proofErr w:type="gramEnd"/>
-            <w:r>
-              <w:rPr>
-                <w:rFonts w:ascii="Times New Roman" w:eastAsia="Times New Roman" w:hAnsi="Times New Roman" w:cs="Times New Roman"/>
-                <w:sz w:val="24"/>
-                <w:szCs w:val="24"/>
-              </w:rPr>
-              <w:t xml:space="preserve"> customer account details are updated in the system.</w:t>
+              <w:t xml:space="preserve">  The customer account details are updated in the system.</w:t>
             </w:r>
           </w:p>
           <w:p>
@@ -18171,7 +17076,6 @@
                 <w:szCs w:val="24"/>
               </w:rPr>
             </w:pPr>
-            <w:proofErr w:type="gramStart"/>
             <w:r>
               <w:rPr>
                 <w:sz w:val="24"/>
@@ -18185,16 +17089,7 @@
                 <w:sz w:val="24"/>
                 <w:szCs w:val="24"/>
               </w:rPr>
-              <w:t xml:space="preserve">  The</w:t>
-            </w:r>
-            <w:proofErr w:type="gramEnd"/>
-            <w:r>
-              <w:rPr>
-                <w:rFonts w:ascii="Times New Roman" w:eastAsia="Times New Roman" w:hAnsi="Times New Roman" w:cs="Times New Roman"/>
-                <w:sz w:val="24"/>
-                <w:szCs w:val="24"/>
-              </w:rPr>
-              <w:t xml:space="preserve"> updated information is securely stored.</w:t>
+              <w:t xml:space="preserve">  The updated information is securely stored.</w:t>
             </w:r>
           </w:p>
           <w:p>
@@ -18206,7 +17101,6 @@
                 <w:szCs w:val="24"/>
               </w:rPr>
             </w:pPr>
-            <w:proofErr w:type="gramStart"/>
             <w:r>
               <w:rPr>
                 <w:sz w:val="24"/>
@@ -18220,16 +17114,7 @@
                 <w:sz w:val="24"/>
                 <w:szCs w:val="24"/>
               </w:rPr>
-              <w:t xml:space="preserve">  The</w:t>
-            </w:r>
-            <w:proofErr w:type="gramEnd"/>
-            <w:r>
-              <w:rPr>
-                <w:rFonts w:ascii="Times New Roman" w:eastAsia="Times New Roman" w:hAnsi="Times New Roman" w:cs="Times New Roman"/>
-                <w:sz w:val="24"/>
-                <w:szCs w:val="24"/>
-              </w:rPr>
-              <w:t xml:space="preserve"> modification activity is recorded in the audit logs.</w:t>
+              <w:t xml:space="preserve">  The modification activity is recorded in the audit logs.</w:t>
             </w:r>
           </w:p>
         </w:tc>
@@ -18423,23 +17308,7 @@
                 <w:sz w:val="24"/>
                 <w:szCs w:val="24"/>
               </w:rPr>
-              <w:t xml:space="preserve">This use case describes how a </w:t>
-            </w:r>
-            <w:proofErr w:type="gramStart"/>
-            <w:r>
-              <w:rPr>
-                <w:sz w:val="24"/>
-                <w:szCs w:val="24"/>
-              </w:rPr>
-              <w:t>Customer</w:t>
-            </w:r>
-            <w:proofErr w:type="gramEnd"/>
-            <w:r>
-              <w:rPr>
-                <w:sz w:val="24"/>
-                <w:szCs w:val="24"/>
-              </w:rPr>
-              <w:t xml:space="preserve"> views their account details and full transaction history through the online portal.</w:t>
+              <w:t>This use case describes how a Customer views their account details and full transaction history through the online portal.</w:t>
             </w:r>
           </w:p>
         </w:tc>
@@ -18590,7 +17459,6 @@
                 <w:szCs w:val="24"/>
               </w:rPr>
             </w:pPr>
-            <w:proofErr w:type="gramStart"/>
             <w:r>
               <w:rPr>
                 <w:sz w:val="24"/>
@@ -18614,18 +17482,7 @@
                 <w:sz w:val="24"/>
                 <w:szCs w:val="24"/>
               </w:rPr>
-              <w:t>Primary</w:t>
-            </w:r>
-            <w:proofErr w:type="gramEnd"/>
-            <w:r>
-              <w:rPr>
-                <w:rFonts w:ascii="Times New Roman" w:eastAsia="Times New Roman" w:hAnsi="Times New Roman" w:cs="Times New Roman"/>
-                <w:b/>
-                <w:bCs/>
-                <w:sz w:val="24"/>
-                <w:szCs w:val="24"/>
-              </w:rPr>
-              <w:t xml:space="preserve"> Actor:</w:t>
+              <w:t>Primary Actor:</w:t>
             </w:r>
             <w:r>
               <w:rPr>
@@ -18702,7 +17559,6 @@
                 <w:szCs w:val="24"/>
               </w:rPr>
             </w:pPr>
-            <w:proofErr w:type="gramStart"/>
             <w:r>
               <w:rPr>
                 <w:sz w:val="24"/>
@@ -18716,16 +17572,7 @@
                 <w:sz w:val="24"/>
                 <w:szCs w:val="24"/>
               </w:rPr>
-              <w:t xml:space="preserve">  The</w:t>
-            </w:r>
-            <w:proofErr w:type="gramEnd"/>
-            <w:r>
-              <w:rPr>
-                <w:rFonts w:ascii="Times New Roman" w:eastAsia="Times New Roman" w:hAnsi="Times New Roman" w:cs="Times New Roman"/>
-                <w:sz w:val="24"/>
-                <w:szCs w:val="24"/>
-              </w:rPr>
-              <w:t xml:space="preserve"> Customer is logged into the system.</w:t>
+              <w:t xml:space="preserve">  The Customer is logged into the system.</w:t>
             </w:r>
           </w:p>
           <w:p>
@@ -18737,7 +17584,6 @@
                 <w:szCs w:val="24"/>
               </w:rPr>
             </w:pPr>
-            <w:proofErr w:type="gramStart"/>
             <w:r>
               <w:rPr>
                 <w:sz w:val="24"/>
@@ -18751,16 +17597,7 @@
                 <w:sz w:val="24"/>
                 <w:szCs w:val="24"/>
               </w:rPr>
-              <w:t xml:space="preserve">  The</w:t>
-            </w:r>
-            <w:proofErr w:type="gramEnd"/>
-            <w:r>
-              <w:rPr>
-                <w:rFonts w:ascii="Times New Roman" w:eastAsia="Times New Roman" w:hAnsi="Times New Roman" w:cs="Times New Roman"/>
-                <w:sz w:val="24"/>
-                <w:szCs w:val="24"/>
-              </w:rPr>
-              <w:t xml:space="preserve"> Customer has an existing bank account.</w:t>
+              <w:t xml:space="preserve">  The Customer has an existing bank account.</w:t>
             </w:r>
           </w:p>
           <w:p>
@@ -18772,7 +17609,6 @@
                 <w:szCs w:val="24"/>
               </w:rPr>
             </w:pPr>
-            <w:proofErr w:type="gramStart"/>
             <w:r>
               <w:rPr>
                 <w:sz w:val="24"/>
@@ -18786,16 +17622,7 @@
                 <w:sz w:val="24"/>
                 <w:szCs w:val="24"/>
               </w:rPr>
-              <w:t xml:space="preserve">  The</w:t>
-            </w:r>
-            <w:proofErr w:type="gramEnd"/>
-            <w:r>
-              <w:rPr>
-                <w:rFonts w:ascii="Times New Roman" w:eastAsia="Times New Roman" w:hAnsi="Times New Roman" w:cs="Times New Roman"/>
-                <w:sz w:val="24"/>
-                <w:szCs w:val="24"/>
-              </w:rPr>
-              <w:t xml:space="preserve"> online portal is available and operational.</w:t>
+              <w:t xml:space="preserve">  The online portal is available and operational.</w:t>
             </w:r>
           </w:p>
         </w:tc>
@@ -18882,7 +17709,6 @@
                 <w:szCs w:val="24"/>
               </w:rPr>
             </w:pPr>
-            <w:proofErr w:type="gramStart"/>
             <w:r>
               <w:rPr>
                 <w:sz w:val="24"/>
@@ -18896,16 +17722,7 @@
                 <w:sz w:val="24"/>
                 <w:szCs w:val="24"/>
               </w:rPr>
-              <w:t xml:space="preserve">  Step</w:t>
-            </w:r>
-            <w:proofErr w:type="gramEnd"/>
-            <w:r>
-              <w:rPr>
-                <w:rFonts w:ascii="Times New Roman" w:eastAsia="Times New Roman" w:hAnsi="Times New Roman" w:cs="Times New Roman"/>
-                <w:sz w:val="24"/>
-                <w:szCs w:val="24"/>
-              </w:rPr>
-              <w:t xml:space="preserve"> 1: The Customer logs into the online banking portal.</w:t>
+              <w:t xml:space="preserve">  Step 1: The Customer logs into the online banking portal.</w:t>
             </w:r>
           </w:p>
           <w:p>
@@ -18917,7 +17734,6 @@
                 <w:szCs w:val="24"/>
               </w:rPr>
             </w:pPr>
-            <w:proofErr w:type="gramStart"/>
             <w:r>
               <w:rPr>
                 <w:sz w:val="24"/>
@@ -18931,16 +17747,7 @@
                 <w:sz w:val="24"/>
                 <w:szCs w:val="24"/>
               </w:rPr>
-              <w:t xml:space="preserve">  Step</w:t>
-            </w:r>
-            <w:proofErr w:type="gramEnd"/>
-            <w:r>
-              <w:rPr>
-                <w:rFonts w:ascii="Times New Roman" w:eastAsia="Times New Roman" w:hAnsi="Times New Roman" w:cs="Times New Roman"/>
-                <w:sz w:val="24"/>
-                <w:szCs w:val="24"/>
-              </w:rPr>
-              <w:t xml:space="preserve"> 2: The Customer selects the account to view.</w:t>
+              <w:t xml:space="preserve">  Step 2: The Customer selects the account to view.</w:t>
             </w:r>
           </w:p>
           <w:p>
@@ -18952,7 +17759,6 @@
                 <w:szCs w:val="24"/>
               </w:rPr>
             </w:pPr>
-            <w:proofErr w:type="gramStart"/>
             <w:r>
               <w:rPr>
                 <w:sz w:val="24"/>
@@ -18966,16 +17772,7 @@
                 <w:sz w:val="24"/>
                 <w:szCs w:val="24"/>
               </w:rPr>
-              <w:t xml:space="preserve">  Step</w:t>
-            </w:r>
-            <w:proofErr w:type="gramEnd"/>
-            <w:r>
-              <w:rPr>
-                <w:rFonts w:ascii="Times New Roman" w:eastAsia="Times New Roman" w:hAnsi="Times New Roman" w:cs="Times New Roman"/>
-                <w:sz w:val="24"/>
-                <w:szCs w:val="24"/>
-              </w:rPr>
-              <w:t xml:space="preserve"> 3: The system displays the account details.</w:t>
+              <w:t xml:space="preserve">  Step 3: The system displays the account details.</w:t>
             </w:r>
           </w:p>
           <w:p>
@@ -18987,7 +17784,6 @@
                 <w:szCs w:val="24"/>
               </w:rPr>
             </w:pPr>
-            <w:proofErr w:type="gramStart"/>
             <w:r>
               <w:rPr>
                 <w:sz w:val="24"/>
@@ -19001,16 +17797,7 @@
                 <w:sz w:val="24"/>
                 <w:szCs w:val="24"/>
               </w:rPr>
-              <w:t xml:space="preserve">  Step</w:t>
-            </w:r>
-            <w:proofErr w:type="gramEnd"/>
-            <w:r>
-              <w:rPr>
-                <w:rFonts w:ascii="Times New Roman" w:eastAsia="Times New Roman" w:hAnsi="Times New Roman" w:cs="Times New Roman"/>
-                <w:sz w:val="24"/>
-                <w:szCs w:val="24"/>
-              </w:rPr>
-              <w:t xml:space="preserve"> 4: The Customer selects the option to view transaction history.</w:t>
+              <w:t xml:space="preserve">  Step 4: The Customer selects the option to view transaction history.</w:t>
             </w:r>
           </w:p>
           <w:p>
@@ -19022,7 +17809,6 @@
                 <w:szCs w:val="24"/>
               </w:rPr>
             </w:pPr>
-            <w:proofErr w:type="gramStart"/>
             <w:r>
               <w:rPr>
                 <w:sz w:val="24"/>
@@ -19036,16 +17822,7 @@
                 <w:sz w:val="24"/>
                 <w:szCs w:val="24"/>
               </w:rPr>
-              <w:t xml:space="preserve">  Step</w:t>
-            </w:r>
-            <w:proofErr w:type="gramEnd"/>
-            <w:r>
-              <w:rPr>
-                <w:rFonts w:ascii="Times New Roman" w:eastAsia="Times New Roman" w:hAnsi="Times New Roman" w:cs="Times New Roman"/>
-                <w:sz w:val="24"/>
-                <w:szCs w:val="24"/>
-              </w:rPr>
-              <w:t xml:space="preserve"> 5: The system retrieves the full transaction history for the selected account.</w:t>
+              <w:t xml:space="preserve">  Step 5: The system retrieves the full transaction history for the selected account.</w:t>
             </w:r>
           </w:p>
           <w:p>
@@ -19057,7 +17834,6 @@
                 <w:szCs w:val="24"/>
               </w:rPr>
             </w:pPr>
-            <w:proofErr w:type="gramStart"/>
             <w:r>
               <w:rPr>
                 <w:sz w:val="24"/>
@@ -19071,16 +17847,7 @@
                 <w:sz w:val="24"/>
                 <w:szCs w:val="24"/>
               </w:rPr>
-              <w:t xml:space="preserve">  Step</w:t>
-            </w:r>
-            <w:proofErr w:type="gramEnd"/>
-            <w:r>
-              <w:rPr>
-                <w:rFonts w:ascii="Times New Roman" w:eastAsia="Times New Roman" w:hAnsi="Times New Roman" w:cs="Times New Roman"/>
-                <w:sz w:val="24"/>
-                <w:szCs w:val="24"/>
-              </w:rPr>
-              <w:t xml:space="preserve"> 6: The system displays the transaction history to the Customer.</w:t>
+              <w:t xml:space="preserve">  Step 6: The system displays the transaction history to the Customer.</w:t>
             </w:r>
           </w:p>
         </w:tc>
@@ -19149,7 +17916,6 @@
                 <w:szCs w:val="24"/>
               </w:rPr>
             </w:pPr>
-            <w:proofErr w:type="gramStart"/>
             <w:r>
               <w:rPr>
                 <w:sz w:val="24"/>
@@ -19163,16 +17929,7 @@
                 <w:sz w:val="24"/>
                 <w:szCs w:val="24"/>
               </w:rPr>
-              <w:t xml:space="preserve">  Step</w:t>
-            </w:r>
-            <w:proofErr w:type="gramEnd"/>
-            <w:r>
-              <w:rPr>
-                <w:rFonts w:ascii="Times New Roman" w:eastAsia="Times New Roman" w:hAnsi="Times New Roman" w:cs="Times New Roman"/>
-                <w:sz w:val="24"/>
-                <w:szCs w:val="24"/>
-              </w:rPr>
-              <w:t xml:space="preserve"> 1: If login fails, the system denies access.</w:t>
+              <w:t xml:space="preserve">  Step 1: If login fails, the system denies access.</w:t>
             </w:r>
           </w:p>
           <w:p>
@@ -19184,7 +17941,6 @@
                 <w:szCs w:val="24"/>
               </w:rPr>
             </w:pPr>
-            <w:proofErr w:type="gramStart"/>
             <w:r>
               <w:rPr>
                 <w:sz w:val="24"/>
@@ -19198,16 +17954,7 @@
                 <w:sz w:val="24"/>
                 <w:szCs w:val="24"/>
               </w:rPr>
-              <w:t xml:space="preserve">  Step</w:t>
-            </w:r>
-            <w:proofErr w:type="gramEnd"/>
-            <w:r>
-              <w:rPr>
-                <w:rFonts w:ascii="Times New Roman" w:eastAsia="Times New Roman" w:hAnsi="Times New Roman" w:cs="Times New Roman"/>
-                <w:sz w:val="24"/>
-                <w:szCs w:val="24"/>
-              </w:rPr>
-              <w:t xml:space="preserve"> 2: If transaction history cannot be retrieved, the system displays an error message.</w:t>
+              <w:t xml:space="preserve">  Step 2: If transaction history cannot be retrieved, the system displays an error message.</w:t>
             </w:r>
           </w:p>
           <w:p>
@@ -19219,7 +17966,6 @@
                 <w:szCs w:val="24"/>
               </w:rPr>
             </w:pPr>
-            <w:proofErr w:type="gramStart"/>
             <w:r>
               <w:rPr>
                 <w:sz w:val="24"/>
@@ -19234,16 +17980,7 @@
                 <w:sz w:val="24"/>
                 <w:szCs w:val="24"/>
               </w:rPr>
-              <w:t xml:space="preserve">  Step</w:t>
-            </w:r>
-            <w:proofErr w:type="gramEnd"/>
-            <w:r>
-              <w:rPr>
-                <w:rFonts w:ascii="Times New Roman" w:eastAsia="Times New Roman" w:hAnsi="Times New Roman" w:cs="Times New Roman"/>
-                <w:sz w:val="24"/>
-                <w:szCs w:val="24"/>
-              </w:rPr>
-              <w:t xml:space="preserve"> 3: If the portal is unavailable, the Customer cannot access account information.</w:t>
+              <w:t xml:space="preserve">  Step 3: If the portal is unavailable, the Customer cannot access account information.</w:t>
             </w:r>
           </w:p>
         </w:tc>
@@ -19277,7 +18014,6 @@
                 <w:szCs w:val="24"/>
               </w:rPr>
             </w:pPr>
-            <w:proofErr w:type="gramStart"/>
             <w:r>
               <w:rPr>
                 <w:rFonts w:ascii="Times New Roman" w:eastAsia="Times New Roman" w:hAnsi="Times New Roman" w:cs="Times New Roman"/>
@@ -19285,16 +18021,7 @@
                 <w:szCs w:val="24"/>
               </w:rPr>
               <w:lastRenderedPageBreak/>
-              <w:t>NON FUNCTIONAL</w:t>
-            </w:r>
-            <w:proofErr w:type="gramEnd"/>
-            <w:r>
-              <w:rPr>
-                <w:rFonts w:ascii="Times New Roman" w:eastAsia="Times New Roman" w:hAnsi="Times New Roman" w:cs="Times New Roman"/>
-                <w:sz w:val="24"/>
-                <w:szCs w:val="24"/>
-              </w:rPr>
-              <w:t xml:space="preserve"> REQ</w:t>
+              <w:t>NON FUNCTIONAL REQ</w:t>
             </w:r>
           </w:p>
         </w:tc>
@@ -19323,7 +18050,6 @@
                 <w:szCs w:val="24"/>
               </w:rPr>
             </w:pPr>
-            <w:proofErr w:type="gramStart"/>
             <w:r>
               <w:rPr>
                 <w:sz w:val="24"/>
@@ -19337,16 +18063,7 @@
                 <w:sz w:val="24"/>
                 <w:szCs w:val="24"/>
               </w:rPr>
-              <w:t xml:space="preserve">  The</w:t>
-            </w:r>
-            <w:proofErr w:type="gramEnd"/>
-            <w:r>
-              <w:rPr>
-                <w:rFonts w:ascii="Times New Roman" w:eastAsia="Times New Roman" w:hAnsi="Times New Roman" w:cs="Times New Roman"/>
-                <w:sz w:val="24"/>
-                <w:szCs w:val="24"/>
-              </w:rPr>
-              <w:t xml:space="preserve"> system shall enforce secure login and authentication.</w:t>
+              <w:t xml:space="preserve">  The system shall enforce secure login and authentication.</w:t>
             </w:r>
           </w:p>
           <w:p>
@@ -19358,7 +18075,6 @@
                 <w:szCs w:val="24"/>
               </w:rPr>
             </w:pPr>
-            <w:proofErr w:type="gramStart"/>
             <w:r>
               <w:rPr>
                 <w:sz w:val="24"/>
@@ -19372,16 +18088,7 @@
                 <w:sz w:val="24"/>
                 <w:szCs w:val="24"/>
               </w:rPr>
-              <w:t xml:space="preserve">  The</w:t>
-            </w:r>
-            <w:proofErr w:type="gramEnd"/>
-            <w:r>
-              <w:rPr>
-                <w:rFonts w:ascii="Times New Roman" w:eastAsia="Times New Roman" w:hAnsi="Times New Roman" w:cs="Times New Roman"/>
-                <w:sz w:val="24"/>
-                <w:szCs w:val="24"/>
-              </w:rPr>
-              <w:t xml:space="preserve"> system shall ensure that Customers can view only their own account information.</w:t>
+              <w:t xml:space="preserve">  The system shall ensure that Customers can view only their own account information.</w:t>
             </w:r>
           </w:p>
           <w:p>
@@ -19393,7 +18100,6 @@
                 <w:szCs w:val="24"/>
               </w:rPr>
             </w:pPr>
-            <w:proofErr w:type="gramStart"/>
             <w:r>
               <w:rPr>
                 <w:sz w:val="24"/>
@@ -19407,16 +18113,7 @@
                 <w:sz w:val="24"/>
                 <w:szCs w:val="24"/>
               </w:rPr>
-              <w:t xml:space="preserve">  The</w:t>
-            </w:r>
-            <w:proofErr w:type="gramEnd"/>
-            <w:r>
-              <w:rPr>
-                <w:rFonts w:ascii="Times New Roman" w:eastAsia="Times New Roman" w:hAnsi="Times New Roman" w:cs="Times New Roman"/>
-                <w:sz w:val="24"/>
-                <w:szCs w:val="24"/>
-              </w:rPr>
-              <w:t xml:space="preserve"> system shall protect account and transaction data using encryption.</w:t>
+              <w:t xml:space="preserve">  The system shall protect account and transaction data using encryption.</w:t>
             </w:r>
           </w:p>
           <w:p>
@@ -19428,7 +18125,6 @@
                 <w:szCs w:val="24"/>
               </w:rPr>
             </w:pPr>
-            <w:proofErr w:type="gramStart"/>
             <w:r>
               <w:rPr>
                 <w:sz w:val="24"/>
@@ -19442,16 +18138,7 @@
                 <w:sz w:val="24"/>
                 <w:szCs w:val="24"/>
               </w:rPr>
-              <w:t xml:space="preserve">  The</w:t>
-            </w:r>
-            <w:proofErr w:type="gramEnd"/>
-            <w:r>
-              <w:rPr>
-                <w:rFonts w:ascii="Times New Roman" w:eastAsia="Times New Roman" w:hAnsi="Times New Roman" w:cs="Times New Roman"/>
-                <w:sz w:val="24"/>
-                <w:szCs w:val="24"/>
-              </w:rPr>
-              <w:t xml:space="preserve"> system shall display account and transaction information efficiently under normal load conditions.</w:t>
+              <w:t xml:space="preserve">  The system shall display account and transaction information efficiently under normal load conditions.</w:t>
             </w:r>
           </w:p>
           <w:p>
@@ -19463,7 +18150,6 @@
                 <w:szCs w:val="24"/>
               </w:rPr>
             </w:pPr>
-            <w:proofErr w:type="gramStart"/>
             <w:r>
               <w:rPr>
                 <w:sz w:val="24"/>
@@ -19477,16 +18163,7 @@
                 <w:sz w:val="24"/>
                 <w:szCs w:val="24"/>
               </w:rPr>
-              <w:t xml:space="preserve">  The</w:t>
-            </w:r>
-            <w:proofErr w:type="gramEnd"/>
-            <w:r>
-              <w:rPr>
-                <w:rFonts w:ascii="Times New Roman" w:eastAsia="Times New Roman" w:hAnsi="Times New Roman" w:cs="Times New Roman"/>
-                <w:sz w:val="24"/>
-                <w:szCs w:val="24"/>
-              </w:rPr>
-              <w:t xml:space="preserve"> system shall maintain availability of the online portal for customer access.</w:t>
+              <w:t xml:space="preserve">  The system shall maintain availability of the online portal for customer access.</w:t>
             </w:r>
           </w:p>
         </w:tc>
@@ -19953,7 +18630,6 @@
                 <w:szCs w:val="24"/>
               </w:rPr>
             </w:pPr>
-            <w:proofErr w:type="gramStart"/>
             <w:r>
               <w:rPr>
                 <w:sz w:val="24"/>
@@ -19977,18 +18653,7 @@
                 <w:sz w:val="24"/>
                 <w:szCs w:val="24"/>
               </w:rPr>
-              <w:t>Primary</w:t>
-            </w:r>
-            <w:proofErr w:type="gramEnd"/>
-            <w:r>
-              <w:rPr>
-                <w:rFonts w:ascii="Times New Roman" w:eastAsia="Times New Roman" w:hAnsi="Times New Roman" w:cs="Times New Roman"/>
-                <w:b/>
-                <w:bCs/>
-                <w:sz w:val="24"/>
-                <w:szCs w:val="24"/>
-              </w:rPr>
-              <w:t xml:space="preserve"> Actor:</w:t>
+              <w:t>Primary Actor:</w:t>
             </w:r>
             <w:r>
               <w:rPr>
@@ -20008,7 +18673,6 @@
                 <w:szCs w:val="24"/>
               </w:rPr>
             </w:pPr>
-            <w:proofErr w:type="gramStart"/>
             <w:r>
               <w:rPr>
                 <w:sz w:val="24"/>
@@ -20032,18 +18696,7 @@
                 <w:sz w:val="24"/>
                 <w:szCs w:val="24"/>
               </w:rPr>
-              <w:t>Secondary</w:t>
-            </w:r>
-            <w:proofErr w:type="gramEnd"/>
-            <w:r>
-              <w:rPr>
-                <w:rFonts w:ascii="Times New Roman" w:eastAsia="Times New Roman" w:hAnsi="Times New Roman" w:cs="Times New Roman"/>
-                <w:b/>
-                <w:bCs/>
-                <w:sz w:val="24"/>
-                <w:szCs w:val="24"/>
-              </w:rPr>
-              <w:t xml:space="preserve"> Actor:</w:t>
+              <w:t>Secondary Actor:</w:t>
             </w:r>
             <w:r>
               <w:rPr>
@@ -20121,7 +18774,6 @@
                 <w:szCs w:val="24"/>
               </w:rPr>
             </w:pPr>
-            <w:proofErr w:type="gramStart"/>
             <w:r>
               <w:rPr>
                 <w:sz w:val="24"/>
@@ -20135,16 +18787,7 @@
                 <w:sz w:val="24"/>
                 <w:szCs w:val="24"/>
               </w:rPr>
-              <w:t xml:space="preserve">  The</w:t>
-            </w:r>
-            <w:proofErr w:type="gramEnd"/>
-            <w:r>
-              <w:rPr>
-                <w:rFonts w:ascii="Times New Roman" w:eastAsia="Times New Roman" w:hAnsi="Times New Roman" w:cs="Times New Roman"/>
-                <w:sz w:val="24"/>
-                <w:szCs w:val="24"/>
-              </w:rPr>
-              <w:t xml:space="preserve"> Bank Staff is logged into the system.</w:t>
+              <w:t xml:space="preserve">  The Bank Staff is logged into the system.</w:t>
             </w:r>
           </w:p>
           <w:p>
@@ -20156,7 +18799,6 @@
                 <w:szCs w:val="24"/>
               </w:rPr>
             </w:pPr>
-            <w:proofErr w:type="gramStart"/>
             <w:r>
               <w:rPr>
                 <w:sz w:val="24"/>
@@ -20170,16 +18812,7 @@
                 <w:sz w:val="24"/>
                 <w:szCs w:val="24"/>
               </w:rPr>
-              <w:t xml:space="preserve">  The</w:t>
-            </w:r>
-            <w:proofErr w:type="gramEnd"/>
-            <w:r>
-              <w:rPr>
-                <w:rFonts w:ascii="Times New Roman" w:eastAsia="Times New Roman" w:hAnsi="Times New Roman" w:cs="Times New Roman"/>
-                <w:sz w:val="24"/>
-                <w:szCs w:val="24"/>
-              </w:rPr>
-              <w:t xml:space="preserve"> customer exists in the system.</w:t>
+              <w:t xml:space="preserve">  The customer exists in the system.</w:t>
             </w:r>
           </w:p>
           <w:p>
@@ -20191,7 +18824,6 @@
                 <w:szCs w:val="24"/>
               </w:rPr>
             </w:pPr>
-            <w:proofErr w:type="gramStart"/>
             <w:r>
               <w:rPr>
                 <w:sz w:val="24"/>
@@ -20205,16 +18837,7 @@
                 <w:sz w:val="24"/>
                 <w:szCs w:val="24"/>
               </w:rPr>
-              <w:t xml:space="preserve">  The</w:t>
-            </w:r>
-            <w:proofErr w:type="gramEnd"/>
-            <w:r>
-              <w:rPr>
-                <w:rFonts w:ascii="Times New Roman" w:eastAsia="Times New Roman" w:hAnsi="Times New Roman" w:cs="Times New Roman"/>
-                <w:sz w:val="24"/>
-                <w:szCs w:val="24"/>
-              </w:rPr>
-              <w:t xml:space="preserve"> customer’s identity and KYC information are verified.</w:t>
+              <w:t xml:space="preserve">  The customer’s identity and KYC information are verified.</w:t>
             </w:r>
           </w:p>
           <w:p>
@@ -20226,7 +18849,6 @@
                 <w:szCs w:val="24"/>
               </w:rPr>
             </w:pPr>
-            <w:proofErr w:type="gramStart"/>
             <w:r>
               <w:rPr>
                 <w:sz w:val="24"/>
@@ -20240,16 +18862,7 @@
                 <w:sz w:val="24"/>
                 <w:szCs w:val="24"/>
               </w:rPr>
-              <w:t xml:space="preserve">  The</w:t>
-            </w:r>
-            <w:proofErr w:type="gramEnd"/>
-            <w:r>
-              <w:rPr>
-                <w:rFonts w:ascii="Times New Roman" w:eastAsia="Times New Roman" w:hAnsi="Times New Roman" w:cs="Times New Roman"/>
-                <w:sz w:val="24"/>
-                <w:szCs w:val="24"/>
-              </w:rPr>
-              <w:t xml:space="preserve"> system is operational.</w:t>
+              <w:t xml:space="preserve">  The system is operational.</w:t>
             </w:r>
           </w:p>
         </w:tc>
@@ -20336,7 +18949,6 @@
                 <w:szCs w:val="24"/>
               </w:rPr>
             </w:pPr>
-            <w:proofErr w:type="gramStart"/>
             <w:r>
               <w:rPr>
                 <w:sz w:val="24"/>
@@ -20350,16 +18962,7 @@
                 <w:sz w:val="24"/>
                 <w:szCs w:val="24"/>
               </w:rPr>
-              <w:t xml:space="preserve">  Step</w:t>
-            </w:r>
-            <w:proofErr w:type="gramEnd"/>
-            <w:r>
-              <w:rPr>
-                <w:rFonts w:ascii="Times New Roman" w:eastAsia="Times New Roman" w:hAnsi="Times New Roman" w:cs="Times New Roman"/>
-                <w:sz w:val="24"/>
-                <w:szCs w:val="24"/>
-              </w:rPr>
-              <w:t xml:space="preserve"> 1: The Bank Staff logs into the system</w:t>
+              <w:t xml:space="preserve">  Step 1: The Bank Staff logs into the system</w:t>
             </w:r>
           </w:p>
           <w:p>
@@ -20371,7 +18974,6 @@
                 <w:szCs w:val="24"/>
               </w:rPr>
             </w:pPr>
-            <w:proofErr w:type="gramStart"/>
             <w:r>
               <w:rPr>
                 <w:sz w:val="24"/>
@@ -20385,16 +18987,7 @@
                 <w:sz w:val="24"/>
                 <w:szCs w:val="24"/>
               </w:rPr>
-              <w:t xml:space="preserve">  Step</w:t>
-            </w:r>
-            <w:proofErr w:type="gramEnd"/>
-            <w:r>
-              <w:rPr>
-                <w:rFonts w:ascii="Times New Roman" w:eastAsia="Times New Roman" w:hAnsi="Times New Roman" w:cs="Times New Roman"/>
-                <w:sz w:val="24"/>
-                <w:szCs w:val="24"/>
-              </w:rPr>
-              <w:t xml:space="preserve"> 2: The Bank Staff selects the account management module</w:t>
+              <w:t xml:space="preserve">  Step 2: The Bank Staff selects the account management module</w:t>
             </w:r>
           </w:p>
           <w:p>
@@ -20406,7 +18999,6 @@
                 <w:szCs w:val="24"/>
               </w:rPr>
             </w:pPr>
-            <w:proofErr w:type="gramStart"/>
             <w:r>
               <w:rPr>
                 <w:sz w:val="24"/>
@@ -20420,16 +19012,7 @@
                 <w:sz w:val="24"/>
                 <w:szCs w:val="24"/>
               </w:rPr>
-              <w:t xml:space="preserve">  Step</w:t>
-            </w:r>
-            <w:proofErr w:type="gramEnd"/>
-            <w:r>
-              <w:rPr>
-                <w:rFonts w:ascii="Times New Roman" w:eastAsia="Times New Roman" w:hAnsi="Times New Roman" w:cs="Times New Roman"/>
-                <w:sz w:val="24"/>
-                <w:szCs w:val="24"/>
-              </w:rPr>
-              <w:t xml:space="preserve"> 3: The Bank Staff searches for an existing customer or creates a new customer profile</w:t>
+              <w:t xml:space="preserve">  Step 3: The Bank Staff searches for an existing customer or creates a new customer profile</w:t>
             </w:r>
           </w:p>
           <w:p>
@@ -20441,7 +19024,6 @@
                 <w:szCs w:val="24"/>
               </w:rPr>
             </w:pPr>
-            <w:proofErr w:type="gramStart"/>
             <w:r>
               <w:rPr>
                 <w:sz w:val="24"/>
@@ -20455,16 +19037,7 @@
                 <w:sz w:val="24"/>
                 <w:szCs w:val="24"/>
               </w:rPr>
-              <w:t xml:space="preserve">  Step</w:t>
-            </w:r>
-            <w:proofErr w:type="gramEnd"/>
-            <w:r>
-              <w:rPr>
-                <w:rFonts w:ascii="Times New Roman" w:eastAsia="Times New Roman" w:hAnsi="Times New Roman" w:cs="Times New Roman"/>
-                <w:sz w:val="24"/>
-                <w:szCs w:val="24"/>
-              </w:rPr>
-              <w:t xml:space="preserve"> 4: The Bank Staff verifies customer identity and KYC information</w:t>
+              <w:t xml:space="preserve">  Step 4: The Bank Staff verifies customer identity and KYC information</w:t>
             </w:r>
           </w:p>
           <w:p>
@@ -20476,7 +19049,6 @@
                 <w:szCs w:val="24"/>
               </w:rPr>
             </w:pPr>
-            <w:proofErr w:type="gramStart"/>
             <w:r>
               <w:rPr>
                 <w:sz w:val="24"/>
@@ -20490,16 +19062,7 @@
                 <w:sz w:val="24"/>
                 <w:szCs w:val="24"/>
               </w:rPr>
-              <w:t xml:space="preserve">  Step</w:t>
-            </w:r>
-            <w:proofErr w:type="gramEnd"/>
-            <w:r>
-              <w:rPr>
-                <w:rFonts w:ascii="Times New Roman" w:eastAsia="Times New Roman" w:hAnsi="Times New Roman" w:cs="Times New Roman"/>
-                <w:sz w:val="24"/>
-                <w:szCs w:val="24"/>
-              </w:rPr>
-              <w:t xml:space="preserve"> 5: The Bank Staff selects the type of account to create or manage</w:t>
+              <w:t xml:space="preserve">  Step 5: The Bank Staff selects the type of account to create or manage</w:t>
             </w:r>
           </w:p>
           <w:p>
@@ -20511,7 +19074,6 @@
                 <w:szCs w:val="24"/>
               </w:rPr>
             </w:pPr>
-            <w:proofErr w:type="gramStart"/>
             <w:r>
               <w:rPr>
                 <w:sz w:val="24"/>
@@ -20525,16 +19087,7 @@
                 <w:sz w:val="24"/>
                 <w:szCs w:val="24"/>
               </w:rPr>
-              <w:t xml:space="preserve">  Step</w:t>
-            </w:r>
-            <w:proofErr w:type="gramEnd"/>
-            <w:r>
-              <w:rPr>
-                <w:rFonts w:ascii="Times New Roman" w:eastAsia="Times New Roman" w:hAnsi="Times New Roman" w:cs="Times New Roman"/>
-                <w:sz w:val="24"/>
-                <w:szCs w:val="24"/>
-              </w:rPr>
-              <w:t xml:space="preserve"> 6: The Bank Staff enters or updates account details</w:t>
+              <w:t xml:space="preserve">  Step 6: The Bank Staff enters or updates account details</w:t>
             </w:r>
           </w:p>
           <w:p>
@@ -20546,7 +19099,6 @@
                 <w:szCs w:val="24"/>
               </w:rPr>
             </w:pPr>
-            <w:proofErr w:type="gramStart"/>
             <w:r>
               <w:rPr>
                 <w:sz w:val="24"/>
@@ -20560,16 +19112,7 @@
                 <w:sz w:val="24"/>
                 <w:szCs w:val="24"/>
               </w:rPr>
-              <w:t xml:space="preserve">  Step</w:t>
-            </w:r>
-            <w:proofErr w:type="gramEnd"/>
-            <w:r>
-              <w:rPr>
-                <w:rFonts w:ascii="Times New Roman" w:eastAsia="Times New Roman" w:hAnsi="Times New Roman" w:cs="Times New Roman"/>
-                <w:sz w:val="24"/>
-                <w:szCs w:val="24"/>
-              </w:rPr>
-              <w:t xml:space="preserve"> 7: The system validates the entered or modified data</w:t>
+              <w:t xml:space="preserve">  Step 7: The system validates the entered or modified data</w:t>
             </w:r>
           </w:p>
           <w:p>
@@ -20581,7 +19124,6 @@
                 <w:szCs w:val="24"/>
               </w:rPr>
             </w:pPr>
-            <w:proofErr w:type="gramStart"/>
             <w:r>
               <w:rPr>
                 <w:sz w:val="24"/>
@@ -20595,16 +19137,7 @@
                 <w:sz w:val="24"/>
                 <w:szCs w:val="24"/>
               </w:rPr>
-              <w:t xml:space="preserve">  Step</w:t>
-            </w:r>
-            <w:proofErr w:type="gramEnd"/>
-            <w:r>
-              <w:rPr>
-                <w:rFonts w:ascii="Times New Roman" w:eastAsia="Times New Roman" w:hAnsi="Times New Roman" w:cs="Times New Roman"/>
-                <w:sz w:val="24"/>
-                <w:szCs w:val="24"/>
-              </w:rPr>
-              <w:t xml:space="preserve"> 8: The system saves the account information</w:t>
+              <w:t xml:space="preserve">  Step 8: The system saves the account information</w:t>
             </w:r>
           </w:p>
           <w:p>
@@ -20616,7 +19149,6 @@
                 <w:szCs w:val="24"/>
               </w:rPr>
             </w:pPr>
-            <w:proofErr w:type="gramStart"/>
             <w:r>
               <w:rPr>
                 <w:sz w:val="24"/>
@@ -20630,16 +19162,7 @@
                 <w:sz w:val="24"/>
                 <w:szCs w:val="24"/>
               </w:rPr>
-              <w:t xml:space="preserve">  Step</w:t>
-            </w:r>
-            <w:proofErr w:type="gramEnd"/>
-            <w:r>
-              <w:rPr>
-                <w:rFonts w:ascii="Times New Roman" w:eastAsia="Times New Roman" w:hAnsi="Times New Roman" w:cs="Times New Roman"/>
-                <w:sz w:val="24"/>
-                <w:szCs w:val="24"/>
-              </w:rPr>
-              <w:t xml:space="preserve"> 9: The system confirms successful account creation or update</w:t>
+              <w:t xml:space="preserve">  Step 9: The system confirms successful account creation or update</w:t>
             </w:r>
           </w:p>
         </w:tc>
@@ -20708,7 +19231,6 @@
                 <w:szCs w:val="24"/>
               </w:rPr>
             </w:pPr>
-            <w:proofErr w:type="gramStart"/>
             <w:r>
               <w:rPr>
                 <w:sz w:val="24"/>
@@ -20722,16 +19244,7 @@
                 <w:sz w:val="24"/>
                 <w:szCs w:val="24"/>
               </w:rPr>
-              <w:t xml:space="preserve">  Step</w:t>
-            </w:r>
-            <w:proofErr w:type="gramEnd"/>
-            <w:r>
-              <w:rPr>
-                <w:rFonts w:ascii="Times New Roman" w:eastAsia="Times New Roman" w:hAnsi="Times New Roman" w:cs="Times New Roman"/>
-                <w:sz w:val="24"/>
-                <w:szCs w:val="24"/>
-              </w:rPr>
-              <w:t xml:space="preserve"> 1: If login fails, access is denied</w:t>
+              <w:t xml:space="preserve">  Step 1: If login fails, access is denied</w:t>
             </w:r>
           </w:p>
           <w:p>
@@ -20743,7 +19256,6 @@
                 <w:szCs w:val="24"/>
               </w:rPr>
             </w:pPr>
-            <w:proofErr w:type="gramStart"/>
             <w:r>
               <w:rPr>
                 <w:sz w:val="24"/>
@@ -20757,16 +19269,7 @@
                 <w:sz w:val="24"/>
                 <w:szCs w:val="24"/>
               </w:rPr>
-              <w:t xml:space="preserve">  Step</w:t>
-            </w:r>
-            <w:proofErr w:type="gramEnd"/>
-            <w:r>
-              <w:rPr>
-                <w:rFonts w:ascii="Times New Roman" w:eastAsia="Times New Roman" w:hAnsi="Times New Roman" w:cs="Times New Roman"/>
-                <w:sz w:val="24"/>
-                <w:szCs w:val="24"/>
-              </w:rPr>
-              <w:t xml:space="preserve"> 2: If customer is not found, the system prompts to create a new customer profile</w:t>
+              <w:t xml:space="preserve">  Step 2: If customer is not found, the system prompts to create a new customer profile</w:t>
             </w:r>
           </w:p>
           <w:p>
@@ -20778,7 +19281,6 @@
                 <w:szCs w:val="24"/>
               </w:rPr>
             </w:pPr>
-            <w:proofErr w:type="gramStart"/>
             <w:r>
               <w:rPr>
                 <w:sz w:val="24"/>
@@ -20792,16 +19294,7 @@
                 <w:sz w:val="24"/>
                 <w:szCs w:val="24"/>
               </w:rPr>
-              <w:t xml:space="preserve">  Step</w:t>
-            </w:r>
-            <w:proofErr w:type="gramEnd"/>
-            <w:r>
-              <w:rPr>
-                <w:rFonts w:ascii="Times New Roman" w:eastAsia="Times New Roman" w:hAnsi="Times New Roman" w:cs="Times New Roman"/>
-                <w:sz w:val="24"/>
-                <w:szCs w:val="24"/>
-              </w:rPr>
-              <w:t xml:space="preserve"> 3: If KYC verification fails, the process is stopped</w:t>
+              <w:t xml:space="preserve">  Step 3: If KYC verification fails, the process is stopped</w:t>
             </w:r>
           </w:p>
           <w:p>
@@ -20813,7 +19306,6 @@
                 <w:szCs w:val="24"/>
               </w:rPr>
             </w:pPr>
-            <w:proofErr w:type="gramStart"/>
             <w:r>
               <w:rPr>
                 <w:sz w:val="24"/>
@@ -20827,16 +19319,7 @@
                 <w:sz w:val="24"/>
                 <w:szCs w:val="24"/>
               </w:rPr>
-              <w:t xml:space="preserve">  Step</w:t>
-            </w:r>
-            <w:proofErr w:type="gramEnd"/>
-            <w:r>
-              <w:rPr>
-                <w:rFonts w:ascii="Times New Roman" w:eastAsia="Times New Roman" w:hAnsi="Times New Roman" w:cs="Times New Roman"/>
-                <w:sz w:val="24"/>
-                <w:szCs w:val="24"/>
-              </w:rPr>
-              <w:t xml:space="preserve"> 4: If required data is missing or invalid, the system rejects the input and requests correction</w:t>
+              <w:t xml:space="preserve">  Step 4: If required data is missing or invalid, the system rejects the input and requests correction</w:t>
             </w:r>
           </w:p>
           <w:p>
@@ -20848,7 +19331,6 @@
                 <w:szCs w:val="24"/>
               </w:rPr>
             </w:pPr>
-            <w:proofErr w:type="gramStart"/>
             <w:r>
               <w:rPr>
                 <w:sz w:val="24"/>
@@ -20862,16 +19344,7 @@
                 <w:sz w:val="24"/>
                 <w:szCs w:val="24"/>
               </w:rPr>
-              <w:t xml:space="preserve">  Step</w:t>
-            </w:r>
-            <w:proofErr w:type="gramEnd"/>
-            <w:r>
-              <w:rPr>
-                <w:rFonts w:ascii="Times New Roman" w:eastAsia="Times New Roman" w:hAnsi="Times New Roman" w:cs="Times New Roman"/>
-                <w:sz w:val="24"/>
-                <w:szCs w:val="24"/>
-              </w:rPr>
-              <w:t xml:space="preserve"> 5: If system validation fails, the process is halted and an error is displayed</w:t>
+              <w:t xml:space="preserve">  Step 5: If system validation fails, the process is halted and an error is displayed</w:t>
             </w:r>
           </w:p>
         </w:tc>
@@ -20905,7 +19378,6 @@
                 <w:szCs w:val="24"/>
               </w:rPr>
             </w:pPr>
-            <w:proofErr w:type="gramStart"/>
             <w:r>
               <w:rPr>
                 <w:rFonts w:ascii="Times New Roman" w:eastAsia="Times New Roman" w:hAnsi="Times New Roman" w:cs="Times New Roman"/>
@@ -20913,16 +19385,7 @@
                 <w:szCs w:val="24"/>
               </w:rPr>
               <w:lastRenderedPageBreak/>
-              <w:t>NON FUNCTIONAL</w:t>
-            </w:r>
-            <w:proofErr w:type="gramEnd"/>
-            <w:r>
-              <w:rPr>
-                <w:rFonts w:ascii="Times New Roman" w:eastAsia="Times New Roman" w:hAnsi="Times New Roman" w:cs="Times New Roman"/>
-                <w:sz w:val="24"/>
-                <w:szCs w:val="24"/>
-              </w:rPr>
-              <w:t xml:space="preserve"> REQ</w:t>
+              <w:t>NON FUNCTIONAL REQ</w:t>
             </w:r>
           </w:p>
         </w:tc>
@@ -20951,7 +19414,6 @@
                 <w:szCs w:val="24"/>
               </w:rPr>
             </w:pPr>
-            <w:proofErr w:type="gramStart"/>
             <w:r>
               <w:rPr>
                 <w:sz w:val="24"/>
@@ -20965,16 +19427,7 @@
                 <w:sz w:val="24"/>
                 <w:szCs w:val="24"/>
               </w:rPr>
-              <w:t xml:space="preserve">  The</w:t>
-            </w:r>
-            <w:proofErr w:type="gramEnd"/>
-            <w:r>
-              <w:rPr>
-                <w:rFonts w:ascii="Times New Roman" w:eastAsia="Times New Roman" w:hAnsi="Times New Roman" w:cs="Times New Roman"/>
-                <w:sz w:val="24"/>
-                <w:szCs w:val="24"/>
-              </w:rPr>
-              <w:t xml:space="preserve"> system shall enforce secure authentication and role-based access control</w:t>
+              <w:t xml:space="preserve">  The system shall enforce secure authentication and role-based access control</w:t>
             </w:r>
           </w:p>
           <w:p>
@@ -20986,7 +19439,6 @@
                 <w:szCs w:val="24"/>
               </w:rPr>
             </w:pPr>
-            <w:proofErr w:type="gramStart"/>
             <w:r>
               <w:rPr>
                 <w:sz w:val="24"/>
@@ -21000,16 +19452,7 @@
                 <w:sz w:val="24"/>
                 <w:szCs w:val="24"/>
               </w:rPr>
-              <w:t xml:space="preserve">  The</w:t>
-            </w:r>
-            <w:proofErr w:type="gramEnd"/>
-            <w:r>
-              <w:rPr>
-                <w:rFonts w:ascii="Times New Roman" w:eastAsia="Times New Roman" w:hAnsi="Times New Roman" w:cs="Times New Roman"/>
-                <w:sz w:val="24"/>
-                <w:szCs w:val="24"/>
-              </w:rPr>
-              <w:t xml:space="preserve"> system shall ensure data integrity and validation during account operations</w:t>
+              <w:t xml:space="preserve">  The system shall ensure data integrity and validation during account operations</w:t>
             </w:r>
           </w:p>
           <w:p>
@@ -21021,7 +19464,6 @@
                 <w:szCs w:val="24"/>
               </w:rPr>
             </w:pPr>
-            <w:proofErr w:type="gramStart"/>
             <w:r>
               <w:rPr>
                 <w:sz w:val="24"/>
@@ -21035,16 +19477,7 @@
                 <w:sz w:val="24"/>
                 <w:szCs w:val="24"/>
               </w:rPr>
-              <w:t xml:space="preserve">  The</w:t>
-            </w:r>
-            <w:proofErr w:type="gramEnd"/>
-            <w:r>
-              <w:rPr>
-                <w:rFonts w:ascii="Times New Roman" w:eastAsia="Times New Roman" w:hAnsi="Times New Roman" w:cs="Times New Roman"/>
-                <w:sz w:val="24"/>
-                <w:szCs w:val="24"/>
-              </w:rPr>
-              <w:t xml:space="preserve"> system shall protect customer data using encryption</w:t>
+              <w:t xml:space="preserve">  The system shall protect customer data using encryption</w:t>
             </w:r>
           </w:p>
           <w:p>
@@ -21056,7 +19489,6 @@
                 <w:szCs w:val="24"/>
               </w:rPr>
             </w:pPr>
-            <w:proofErr w:type="gramStart"/>
             <w:r>
               <w:rPr>
                 <w:sz w:val="24"/>
@@ -21070,16 +19502,7 @@
                 <w:sz w:val="24"/>
                 <w:szCs w:val="24"/>
               </w:rPr>
-              <w:t xml:space="preserve">  The</w:t>
-            </w:r>
-            <w:proofErr w:type="gramEnd"/>
-            <w:r>
-              <w:rPr>
-                <w:rFonts w:ascii="Times New Roman" w:eastAsia="Times New Roman" w:hAnsi="Times New Roman" w:cs="Times New Roman"/>
-                <w:sz w:val="24"/>
-                <w:szCs w:val="24"/>
-              </w:rPr>
-              <w:t xml:space="preserve"> system shall log all account management actions for audit purposes</w:t>
+              <w:t xml:space="preserve">  The system shall log all account management actions for audit purposes</w:t>
             </w:r>
           </w:p>
           <w:p>
@@ -21091,7 +19514,6 @@
                 <w:szCs w:val="24"/>
               </w:rPr>
             </w:pPr>
-            <w:proofErr w:type="gramStart"/>
             <w:r>
               <w:rPr>
                 <w:sz w:val="24"/>
@@ -21105,16 +19527,7 @@
                 <w:sz w:val="24"/>
                 <w:szCs w:val="24"/>
               </w:rPr>
-              <w:t xml:space="preserve">  The</w:t>
-            </w:r>
-            <w:proofErr w:type="gramEnd"/>
-            <w:r>
-              <w:rPr>
-                <w:rFonts w:ascii="Times New Roman" w:eastAsia="Times New Roman" w:hAnsi="Times New Roman" w:cs="Times New Roman"/>
-                <w:sz w:val="24"/>
-                <w:szCs w:val="24"/>
-              </w:rPr>
-              <w:t xml:space="preserve"> system shall process requests efficiently under normal load conditions</w:t>
+              <w:t xml:space="preserve">  The system shall process requests efficiently under normal load conditions</w:t>
             </w:r>
           </w:p>
         </w:tc>
@@ -21183,7 +19596,6 @@
                 <w:szCs w:val="24"/>
               </w:rPr>
             </w:pPr>
-            <w:proofErr w:type="gramStart"/>
             <w:r>
               <w:rPr>
                 <w:sz w:val="24"/>
@@ -21197,16 +19609,7 @@
                 <w:sz w:val="24"/>
                 <w:szCs w:val="24"/>
               </w:rPr>
-              <w:t xml:space="preserve">  Customer</w:t>
-            </w:r>
-            <w:proofErr w:type="gramEnd"/>
-            <w:r>
-              <w:rPr>
-                <w:rFonts w:ascii="Times New Roman" w:eastAsia="Times New Roman" w:hAnsi="Times New Roman" w:cs="Times New Roman"/>
-                <w:sz w:val="24"/>
-                <w:szCs w:val="24"/>
-              </w:rPr>
-              <w:t xml:space="preserve"> accounts are created or updated successfully</w:t>
+              <w:t xml:space="preserve">  Customer accounts are created or updated successfully</w:t>
             </w:r>
           </w:p>
           <w:p>
@@ -21218,7 +19621,6 @@
                 <w:szCs w:val="24"/>
               </w:rPr>
             </w:pPr>
-            <w:proofErr w:type="gramStart"/>
             <w:r>
               <w:rPr>
                 <w:sz w:val="24"/>
@@ -21232,16 +19634,7 @@
                 <w:sz w:val="24"/>
                 <w:szCs w:val="24"/>
               </w:rPr>
-              <w:t xml:space="preserve">  Account</w:t>
-            </w:r>
-            <w:proofErr w:type="gramEnd"/>
-            <w:r>
-              <w:rPr>
-                <w:rFonts w:ascii="Times New Roman" w:eastAsia="Times New Roman" w:hAnsi="Times New Roman" w:cs="Times New Roman"/>
-                <w:sz w:val="24"/>
-                <w:szCs w:val="24"/>
-              </w:rPr>
-              <w:t xml:space="preserve"> data is securely stored in the system</w:t>
+              <w:t xml:space="preserve">  Account data is securely stored in the system</w:t>
             </w:r>
           </w:p>
           <w:p>
@@ -21253,7 +19646,6 @@
                 <w:szCs w:val="24"/>
               </w:rPr>
             </w:pPr>
-            <w:proofErr w:type="gramStart"/>
             <w:r>
               <w:rPr>
                 <w:sz w:val="24"/>
@@ -21267,16 +19659,7 @@
                 <w:sz w:val="24"/>
                 <w:szCs w:val="24"/>
               </w:rPr>
-              <w:t xml:space="preserve">  All</w:t>
-            </w:r>
-            <w:proofErr w:type="gramEnd"/>
-            <w:r>
-              <w:rPr>
-                <w:rFonts w:ascii="Times New Roman" w:eastAsia="Times New Roman" w:hAnsi="Times New Roman" w:cs="Times New Roman"/>
-                <w:sz w:val="24"/>
-                <w:szCs w:val="24"/>
-              </w:rPr>
-              <w:t xml:space="preserve"> actions are recorded in audit logs</w:t>
+              <w:t xml:space="preserve">  All actions are recorded in audit logs</w:t>
             </w:r>
           </w:p>
         </w:tc>
@@ -21621,7 +20004,6 @@
                 <w:szCs w:val="24"/>
               </w:rPr>
             </w:pPr>
-            <w:proofErr w:type="gramStart"/>
             <w:r>
               <w:rPr>
                 <w:sz w:val="24"/>
@@ -21645,18 +20027,7 @@
                 <w:sz w:val="24"/>
                 <w:szCs w:val="24"/>
               </w:rPr>
-              <w:t>Primary</w:t>
-            </w:r>
-            <w:proofErr w:type="gramEnd"/>
-            <w:r>
-              <w:rPr>
-                <w:rFonts w:ascii="Times New Roman" w:eastAsia="Times New Roman" w:hAnsi="Times New Roman" w:cs="Times New Roman"/>
-                <w:b/>
-                <w:bCs/>
-                <w:sz w:val="24"/>
-                <w:szCs w:val="24"/>
-              </w:rPr>
-              <w:t xml:space="preserve"> Actor:</w:t>
+              <w:t>Primary Actor:</w:t>
             </w:r>
             <w:r>
               <w:rPr>
@@ -21676,7 +20047,6 @@
                 <w:szCs w:val="24"/>
               </w:rPr>
             </w:pPr>
-            <w:proofErr w:type="gramStart"/>
             <w:r>
               <w:rPr>
                 <w:sz w:val="24"/>
@@ -21700,18 +20070,7 @@
                 <w:sz w:val="24"/>
                 <w:szCs w:val="24"/>
               </w:rPr>
-              <w:t>Secondary</w:t>
-            </w:r>
-            <w:proofErr w:type="gramEnd"/>
-            <w:r>
-              <w:rPr>
-                <w:rFonts w:ascii="Times New Roman" w:eastAsia="Times New Roman" w:hAnsi="Times New Roman" w:cs="Times New Roman"/>
-                <w:b/>
-                <w:bCs/>
-                <w:sz w:val="24"/>
-                <w:szCs w:val="24"/>
-              </w:rPr>
-              <w:t xml:space="preserve"> Actor:</w:t>
+              <w:t>Secondary Actor:</w:t>
             </w:r>
             <w:r>
               <w:rPr>
@@ -21788,7 +20147,6 @@
                 <w:szCs w:val="24"/>
               </w:rPr>
             </w:pPr>
-            <w:proofErr w:type="gramStart"/>
             <w:r>
               <w:rPr>
                 <w:sz w:val="24"/>
@@ -21802,16 +20160,7 @@
                 <w:sz w:val="24"/>
                 <w:szCs w:val="24"/>
               </w:rPr>
-              <w:t xml:space="preserve">  The</w:t>
-            </w:r>
-            <w:proofErr w:type="gramEnd"/>
-            <w:r>
-              <w:rPr>
-                <w:rFonts w:ascii="Times New Roman" w:eastAsia="Times New Roman" w:hAnsi="Times New Roman" w:cs="Times New Roman"/>
-                <w:sz w:val="24"/>
-                <w:szCs w:val="24"/>
-              </w:rPr>
-              <w:t xml:space="preserve"> Bank Staff is logged into the system.</w:t>
+              <w:t xml:space="preserve">  The Bank Staff is logged into the system.</w:t>
             </w:r>
           </w:p>
           <w:p>
@@ -21823,7 +20172,6 @@
                 <w:szCs w:val="24"/>
               </w:rPr>
             </w:pPr>
-            <w:proofErr w:type="gramStart"/>
             <w:r>
               <w:rPr>
                 <w:sz w:val="24"/>
@@ -21837,16 +20185,7 @@
                 <w:sz w:val="24"/>
                 <w:szCs w:val="24"/>
               </w:rPr>
-              <w:t xml:space="preserve">  The</w:t>
-            </w:r>
-            <w:proofErr w:type="gramEnd"/>
-            <w:r>
-              <w:rPr>
-                <w:rFonts w:ascii="Times New Roman" w:eastAsia="Times New Roman" w:hAnsi="Times New Roman" w:cs="Times New Roman"/>
-                <w:sz w:val="24"/>
-                <w:szCs w:val="24"/>
-              </w:rPr>
-              <w:t xml:space="preserve"> customer exists in the system.</w:t>
+              <w:t xml:space="preserve">  The customer exists in the system.</w:t>
             </w:r>
           </w:p>
           <w:p>
@@ -21858,7 +20197,6 @@
                 <w:szCs w:val="24"/>
               </w:rPr>
             </w:pPr>
-            <w:proofErr w:type="gramStart"/>
             <w:r>
               <w:rPr>
                 <w:sz w:val="24"/>
@@ -21872,16 +20210,7 @@
                 <w:sz w:val="24"/>
                 <w:szCs w:val="24"/>
               </w:rPr>
-              <w:t xml:space="preserve">  The</w:t>
-            </w:r>
-            <w:proofErr w:type="gramEnd"/>
-            <w:r>
-              <w:rPr>
-                <w:rFonts w:ascii="Times New Roman" w:eastAsia="Times New Roman" w:hAnsi="Times New Roman" w:cs="Times New Roman"/>
-                <w:sz w:val="24"/>
-                <w:szCs w:val="24"/>
-              </w:rPr>
-              <w:t xml:space="preserve"> customer provides the required KYC or identity documents.</w:t>
+              <w:t xml:space="preserve">  The customer provides the required KYC or identity documents.</w:t>
             </w:r>
           </w:p>
           <w:p>
@@ -21893,7 +20222,6 @@
                 <w:szCs w:val="24"/>
               </w:rPr>
             </w:pPr>
-            <w:proofErr w:type="gramStart"/>
             <w:r>
               <w:rPr>
                 <w:sz w:val="24"/>
@@ -21907,16 +20235,7 @@
                 <w:sz w:val="24"/>
                 <w:szCs w:val="24"/>
               </w:rPr>
-              <w:t xml:space="preserve">  The</w:t>
-            </w:r>
-            <w:proofErr w:type="gramEnd"/>
-            <w:r>
-              <w:rPr>
-                <w:rFonts w:ascii="Times New Roman" w:eastAsia="Times New Roman" w:hAnsi="Times New Roman" w:cs="Times New Roman"/>
-                <w:sz w:val="24"/>
-                <w:szCs w:val="24"/>
-              </w:rPr>
-              <w:t xml:space="preserve"> system is available and operational.</w:t>
+              <w:t xml:space="preserve">  The system is available and operational.</w:t>
             </w:r>
           </w:p>
         </w:tc>
@@ -22004,7 +20323,6 @@
                 <w:szCs w:val="24"/>
               </w:rPr>
             </w:pPr>
-            <w:proofErr w:type="gramStart"/>
             <w:r>
               <w:rPr>
                 <w:sz w:val="24"/>
@@ -22018,16 +20336,7 @@
                 <w:sz w:val="24"/>
                 <w:szCs w:val="24"/>
               </w:rPr>
-              <w:t xml:space="preserve">  Step</w:t>
-            </w:r>
-            <w:proofErr w:type="gramEnd"/>
-            <w:r>
-              <w:rPr>
-                <w:rFonts w:ascii="Times New Roman" w:eastAsia="Times New Roman" w:hAnsi="Times New Roman" w:cs="Times New Roman"/>
-                <w:sz w:val="24"/>
-                <w:szCs w:val="24"/>
-              </w:rPr>
-              <w:t xml:space="preserve"> 1: The Bank Staff logs into the system.</w:t>
+              <w:t xml:space="preserve">  Step 1: The Bank Staff logs into the system.</w:t>
             </w:r>
           </w:p>
           <w:p>
@@ -22039,7 +20348,6 @@
                 <w:szCs w:val="24"/>
               </w:rPr>
             </w:pPr>
-            <w:proofErr w:type="gramStart"/>
             <w:r>
               <w:rPr>
                 <w:sz w:val="24"/>
@@ -22053,16 +20361,7 @@
                 <w:sz w:val="24"/>
                 <w:szCs w:val="24"/>
               </w:rPr>
-              <w:t xml:space="preserve">  Step</w:t>
-            </w:r>
-            <w:proofErr w:type="gramEnd"/>
-            <w:r>
-              <w:rPr>
-                <w:rFonts w:ascii="Times New Roman" w:eastAsia="Times New Roman" w:hAnsi="Times New Roman" w:cs="Times New Roman"/>
-                <w:sz w:val="24"/>
-                <w:szCs w:val="24"/>
-              </w:rPr>
-              <w:t xml:space="preserve"> 2: The Bank Staff searches for the customer profile.</w:t>
+              <w:t xml:space="preserve">  Step 2: The Bank Staff searches for the customer profile.</w:t>
             </w:r>
           </w:p>
           <w:p>
@@ -22074,7 +20373,6 @@
                 <w:szCs w:val="24"/>
               </w:rPr>
             </w:pPr>
-            <w:proofErr w:type="gramStart"/>
             <w:r>
               <w:rPr>
                 <w:sz w:val="24"/>
@@ -22088,16 +20386,7 @@
                 <w:sz w:val="24"/>
                 <w:szCs w:val="24"/>
               </w:rPr>
-              <w:t xml:space="preserve">  Step</w:t>
-            </w:r>
-            <w:proofErr w:type="gramEnd"/>
-            <w:r>
-              <w:rPr>
-                <w:rFonts w:ascii="Times New Roman" w:eastAsia="Times New Roman" w:hAnsi="Times New Roman" w:cs="Times New Roman"/>
-                <w:sz w:val="24"/>
-                <w:szCs w:val="24"/>
-              </w:rPr>
-              <w:t xml:space="preserve"> 3: The system displays the customer’s current KYC and identity information.</w:t>
+              <w:t xml:space="preserve">  Step 3: The system displays the customer’s current KYC and identity information.</w:t>
             </w:r>
           </w:p>
           <w:p>
@@ -22109,7 +20398,6 @@
                 <w:szCs w:val="24"/>
               </w:rPr>
             </w:pPr>
-            <w:proofErr w:type="gramStart"/>
             <w:r>
               <w:rPr>
                 <w:sz w:val="24"/>
@@ -22123,16 +20411,7 @@
                 <w:sz w:val="24"/>
                 <w:szCs w:val="24"/>
               </w:rPr>
-              <w:t xml:space="preserve">  Step</w:t>
-            </w:r>
-            <w:proofErr w:type="gramEnd"/>
-            <w:r>
-              <w:rPr>
-                <w:rFonts w:ascii="Times New Roman" w:eastAsia="Times New Roman" w:hAnsi="Times New Roman" w:cs="Times New Roman"/>
-                <w:sz w:val="24"/>
-                <w:szCs w:val="24"/>
-              </w:rPr>
-              <w:t xml:space="preserve"> 4: The Bank Staff collects the updated KYC or identity documents from the customer.</w:t>
+              <w:t xml:space="preserve">  Step 4: The Bank Staff collects the updated KYC or identity documents from the customer.</w:t>
             </w:r>
           </w:p>
           <w:p>
@@ -22144,7 +20423,6 @@
                 <w:szCs w:val="24"/>
               </w:rPr>
             </w:pPr>
-            <w:proofErr w:type="gramStart"/>
             <w:r>
               <w:rPr>
                 <w:sz w:val="24"/>
@@ -22158,16 +20436,7 @@
                 <w:sz w:val="24"/>
                 <w:szCs w:val="24"/>
               </w:rPr>
-              <w:t xml:space="preserve">  Step</w:t>
-            </w:r>
-            <w:proofErr w:type="gramEnd"/>
-            <w:r>
-              <w:rPr>
-                <w:rFonts w:ascii="Times New Roman" w:eastAsia="Times New Roman" w:hAnsi="Times New Roman" w:cs="Times New Roman"/>
-                <w:sz w:val="24"/>
-                <w:szCs w:val="24"/>
-              </w:rPr>
-              <w:t xml:space="preserve"> 5: The Bank Staff enters or uploads the updated customer information into the system.</w:t>
+              <w:t xml:space="preserve">  Step 5: The Bank Staff enters or uploads the updated customer information into the system.</w:t>
             </w:r>
           </w:p>
           <w:p>
@@ -22179,7 +20448,6 @@
                 <w:szCs w:val="24"/>
               </w:rPr>
             </w:pPr>
-            <w:proofErr w:type="gramStart"/>
             <w:r>
               <w:rPr>
                 <w:sz w:val="24"/>
@@ -22193,16 +20461,7 @@
                 <w:sz w:val="24"/>
                 <w:szCs w:val="24"/>
               </w:rPr>
-              <w:t xml:space="preserve">  Step</w:t>
-            </w:r>
-            <w:proofErr w:type="gramEnd"/>
-            <w:r>
-              <w:rPr>
-                <w:rFonts w:ascii="Times New Roman" w:eastAsia="Times New Roman" w:hAnsi="Times New Roman" w:cs="Times New Roman"/>
-                <w:sz w:val="24"/>
-                <w:szCs w:val="24"/>
-              </w:rPr>
-              <w:t xml:space="preserve"> 6: The system validates the entered data and document details.</w:t>
+              <w:t xml:space="preserve">  Step 6: The system validates the entered data and document details.</w:t>
             </w:r>
           </w:p>
           <w:p>
@@ -22214,7 +20473,6 @@
                 <w:szCs w:val="24"/>
               </w:rPr>
             </w:pPr>
-            <w:proofErr w:type="gramStart"/>
             <w:r>
               <w:rPr>
                 <w:sz w:val="24"/>
@@ -22228,16 +20486,7 @@
                 <w:sz w:val="24"/>
                 <w:szCs w:val="24"/>
               </w:rPr>
-              <w:t xml:space="preserve">  Step</w:t>
-            </w:r>
-            <w:proofErr w:type="gramEnd"/>
-            <w:r>
-              <w:rPr>
-                <w:rFonts w:ascii="Times New Roman" w:eastAsia="Times New Roman" w:hAnsi="Times New Roman" w:cs="Times New Roman"/>
-                <w:sz w:val="24"/>
-                <w:szCs w:val="24"/>
-              </w:rPr>
-              <w:t xml:space="preserve"> 7: The system saves the updated KYC and identity information.</w:t>
+              <w:t xml:space="preserve">  Step 7: The system saves the updated KYC and identity information.</w:t>
             </w:r>
           </w:p>
           <w:p>
@@ -22249,7 +20498,6 @@
                 <w:szCs w:val="24"/>
               </w:rPr>
             </w:pPr>
-            <w:proofErr w:type="gramStart"/>
             <w:r>
               <w:rPr>
                 <w:sz w:val="24"/>
@@ -22263,16 +20511,7 @@
                 <w:sz w:val="24"/>
                 <w:szCs w:val="24"/>
               </w:rPr>
-              <w:t xml:space="preserve">  Step</w:t>
-            </w:r>
-            <w:proofErr w:type="gramEnd"/>
-            <w:r>
-              <w:rPr>
-                <w:rFonts w:ascii="Times New Roman" w:eastAsia="Times New Roman" w:hAnsi="Times New Roman" w:cs="Times New Roman"/>
-                <w:sz w:val="24"/>
-                <w:szCs w:val="24"/>
-              </w:rPr>
-              <w:t xml:space="preserve"> 8: The system confirms that the update was successful.</w:t>
+              <w:t xml:space="preserve">  Step 8: The system confirms that the update was successful.</w:t>
             </w:r>
           </w:p>
         </w:tc>
@@ -22341,7 +20580,6 @@
                 <w:szCs w:val="24"/>
               </w:rPr>
             </w:pPr>
-            <w:proofErr w:type="gramStart"/>
             <w:r>
               <w:rPr>
                 <w:sz w:val="24"/>
@@ -22355,16 +20593,7 @@
                 <w:sz w:val="24"/>
                 <w:szCs w:val="24"/>
               </w:rPr>
-              <w:t xml:space="preserve">  Step</w:t>
-            </w:r>
-            <w:proofErr w:type="gramEnd"/>
-            <w:r>
-              <w:rPr>
-                <w:rFonts w:ascii="Times New Roman" w:eastAsia="Times New Roman" w:hAnsi="Times New Roman" w:cs="Times New Roman"/>
-                <w:sz w:val="24"/>
-                <w:szCs w:val="24"/>
-              </w:rPr>
-              <w:t xml:space="preserve"> 1: If login fails, the system denies access.</w:t>
+              <w:t xml:space="preserve">  Step 1: If login fails, the system denies access.</w:t>
             </w:r>
           </w:p>
           <w:p>
@@ -22376,7 +20605,6 @@
                 <w:szCs w:val="24"/>
               </w:rPr>
             </w:pPr>
-            <w:proofErr w:type="gramStart"/>
             <w:r>
               <w:rPr>
                 <w:sz w:val="24"/>
@@ -22390,16 +20618,7 @@
                 <w:sz w:val="24"/>
                 <w:szCs w:val="24"/>
               </w:rPr>
-              <w:t xml:space="preserve">  Step</w:t>
-            </w:r>
-            <w:proofErr w:type="gramEnd"/>
-            <w:r>
-              <w:rPr>
-                <w:rFonts w:ascii="Times New Roman" w:eastAsia="Times New Roman" w:hAnsi="Times New Roman" w:cs="Times New Roman"/>
-                <w:sz w:val="24"/>
-                <w:szCs w:val="24"/>
-              </w:rPr>
-              <w:t xml:space="preserve"> 2: If the customer profile is not found, the system displays an error.</w:t>
+              <w:t xml:space="preserve">  Step 2: If the customer profile is not found, the system displays an error.</w:t>
             </w:r>
           </w:p>
           <w:p>
@@ -22411,7 +20630,6 @@
                 <w:szCs w:val="24"/>
               </w:rPr>
             </w:pPr>
-            <w:proofErr w:type="gramStart"/>
             <w:r>
               <w:rPr>
                 <w:sz w:val="24"/>
@@ -22425,16 +20643,7 @@
                 <w:sz w:val="24"/>
                 <w:szCs w:val="24"/>
               </w:rPr>
-              <w:t xml:space="preserve">  Step</w:t>
-            </w:r>
-            <w:proofErr w:type="gramEnd"/>
-            <w:r>
-              <w:rPr>
-                <w:rFonts w:ascii="Times New Roman" w:eastAsia="Times New Roman" w:hAnsi="Times New Roman" w:cs="Times New Roman"/>
-                <w:sz w:val="24"/>
-                <w:szCs w:val="24"/>
-              </w:rPr>
-              <w:t xml:space="preserve"> 3: If the required KYC documents are missing or incomplete, the system rejects the update.</w:t>
+              <w:t xml:space="preserve">  Step 3: If the required KYC documents are missing or incomplete, the system rejects the update.</w:t>
             </w:r>
           </w:p>
           <w:p>
@@ -22446,7 +20655,6 @@
                 <w:szCs w:val="24"/>
               </w:rPr>
             </w:pPr>
-            <w:proofErr w:type="gramStart"/>
             <w:r>
               <w:rPr>
                 <w:sz w:val="24"/>
@@ -22460,16 +20668,7 @@
                 <w:sz w:val="24"/>
                 <w:szCs w:val="24"/>
               </w:rPr>
-              <w:t xml:space="preserve">  Step</w:t>
-            </w:r>
-            <w:proofErr w:type="gramEnd"/>
-            <w:r>
-              <w:rPr>
-                <w:rFonts w:ascii="Times New Roman" w:eastAsia="Times New Roman" w:hAnsi="Times New Roman" w:cs="Times New Roman"/>
-                <w:sz w:val="24"/>
-                <w:szCs w:val="24"/>
-              </w:rPr>
-              <w:t xml:space="preserve"> 4: If the entered identity information is invalid, the system prompts correction.</w:t>
+              <w:t xml:space="preserve">  Step 4: If the entered identity information is invalid, the system prompts correction.</w:t>
             </w:r>
           </w:p>
           <w:p>
@@ -22481,7 +20680,6 @@
                 <w:szCs w:val="24"/>
               </w:rPr>
             </w:pPr>
-            <w:proofErr w:type="gramStart"/>
             <w:r>
               <w:rPr>
                 <w:sz w:val="24"/>
@@ -22495,16 +20693,7 @@
                 <w:sz w:val="24"/>
                 <w:szCs w:val="24"/>
               </w:rPr>
-              <w:t xml:space="preserve">  Step</w:t>
-            </w:r>
-            <w:proofErr w:type="gramEnd"/>
-            <w:r>
-              <w:rPr>
-                <w:rFonts w:ascii="Times New Roman" w:eastAsia="Times New Roman" w:hAnsi="Times New Roman" w:cs="Times New Roman"/>
-                <w:sz w:val="24"/>
-                <w:szCs w:val="24"/>
-              </w:rPr>
-              <w:t xml:space="preserve"> 5: If the system fails to save the updated information, an error message is displayed and the previous data remains unchanged.</w:t>
+              <w:t xml:space="preserve">  Step 5: If the system fails to save the updated information, an error message is displayed and the previous data remains unchanged.</w:t>
             </w:r>
           </w:p>
         </w:tc>
@@ -22538,7 +20727,6 @@
                 <w:szCs w:val="24"/>
               </w:rPr>
             </w:pPr>
-            <w:proofErr w:type="gramStart"/>
             <w:r>
               <w:rPr>
                 <w:rFonts w:ascii="Times New Roman" w:eastAsia="Times New Roman" w:hAnsi="Times New Roman" w:cs="Times New Roman"/>
@@ -22546,16 +20734,7 @@
                 <w:szCs w:val="24"/>
               </w:rPr>
               <w:lastRenderedPageBreak/>
-              <w:t>NON FUNCTIONAL</w:t>
-            </w:r>
-            <w:proofErr w:type="gramEnd"/>
-            <w:r>
-              <w:rPr>
-                <w:rFonts w:ascii="Times New Roman" w:eastAsia="Times New Roman" w:hAnsi="Times New Roman" w:cs="Times New Roman"/>
-                <w:sz w:val="24"/>
-                <w:szCs w:val="24"/>
-              </w:rPr>
-              <w:t xml:space="preserve"> REQ</w:t>
+              <w:t>NON FUNCTIONAL REQ</w:t>
             </w:r>
           </w:p>
         </w:tc>
@@ -22584,7 +20763,6 @@
                 <w:szCs w:val="24"/>
               </w:rPr>
             </w:pPr>
-            <w:proofErr w:type="gramStart"/>
             <w:r>
               <w:rPr>
                 <w:sz w:val="24"/>
@@ -22598,16 +20776,7 @@
                 <w:sz w:val="24"/>
                 <w:szCs w:val="24"/>
               </w:rPr>
-              <w:t xml:space="preserve">  The</w:t>
-            </w:r>
-            <w:proofErr w:type="gramEnd"/>
-            <w:r>
-              <w:rPr>
-                <w:rFonts w:ascii="Times New Roman" w:eastAsia="Times New Roman" w:hAnsi="Times New Roman" w:cs="Times New Roman"/>
-                <w:sz w:val="24"/>
-                <w:szCs w:val="24"/>
-              </w:rPr>
-              <w:t xml:space="preserve"> system shall enforce secure login and authentication.</w:t>
+              <w:t xml:space="preserve">  The system shall enforce secure login and authentication.</w:t>
             </w:r>
           </w:p>
           <w:p>
@@ -22619,7 +20788,6 @@
                 <w:szCs w:val="24"/>
               </w:rPr>
             </w:pPr>
-            <w:proofErr w:type="gramStart"/>
             <w:r>
               <w:rPr>
                 <w:sz w:val="24"/>
@@ -22633,16 +20801,7 @@
                 <w:sz w:val="24"/>
                 <w:szCs w:val="24"/>
               </w:rPr>
-              <w:t xml:space="preserve">  The</w:t>
-            </w:r>
-            <w:proofErr w:type="gramEnd"/>
-            <w:r>
-              <w:rPr>
-                <w:rFonts w:ascii="Times New Roman" w:eastAsia="Times New Roman" w:hAnsi="Times New Roman" w:cs="Times New Roman"/>
-                <w:sz w:val="24"/>
-                <w:szCs w:val="24"/>
-              </w:rPr>
-              <w:t xml:space="preserve"> system shall apply role-based access control so only authorized staff can update KYC information.</w:t>
+              <w:t xml:space="preserve">  The system shall apply role-based access control so only authorized staff can update KYC information.</w:t>
             </w:r>
           </w:p>
           <w:p>
@@ -22654,7 +20813,6 @@
                 <w:szCs w:val="24"/>
               </w:rPr>
             </w:pPr>
-            <w:proofErr w:type="gramStart"/>
             <w:r>
               <w:rPr>
                 <w:sz w:val="24"/>
@@ -22668,16 +20826,7 @@
                 <w:sz w:val="24"/>
                 <w:szCs w:val="24"/>
               </w:rPr>
-              <w:t xml:space="preserve">  The</w:t>
-            </w:r>
-            <w:proofErr w:type="gramEnd"/>
-            <w:r>
-              <w:rPr>
-                <w:rFonts w:ascii="Times New Roman" w:eastAsia="Times New Roman" w:hAnsi="Times New Roman" w:cs="Times New Roman"/>
-                <w:sz w:val="24"/>
-                <w:szCs w:val="24"/>
-              </w:rPr>
-              <w:t xml:space="preserve"> system shall protect customer identity and document data using encryption.</w:t>
+              <w:t xml:space="preserve">  The system shall protect customer identity and document data using encryption.</w:t>
             </w:r>
           </w:p>
           <w:p>
@@ -22689,7 +20838,6 @@
                 <w:szCs w:val="24"/>
               </w:rPr>
             </w:pPr>
-            <w:proofErr w:type="gramStart"/>
             <w:r>
               <w:rPr>
                 <w:sz w:val="24"/>
@@ -22703,16 +20851,7 @@
                 <w:sz w:val="24"/>
                 <w:szCs w:val="24"/>
               </w:rPr>
-              <w:t xml:space="preserve">  The</w:t>
-            </w:r>
-            <w:proofErr w:type="gramEnd"/>
-            <w:r>
-              <w:rPr>
-                <w:rFonts w:ascii="Times New Roman" w:eastAsia="Times New Roman" w:hAnsi="Times New Roman" w:cs="Times New Roman"/>
-                <w:sz w:val="24"/>
-                <w:szCs w:val="24"/>
-              </w:rPr>
-              <w:t xml:space="preserve"> system shall maintain an audit log of all KYC updates and identity verification actions.</w:t>
+              <w:t xml:space="preserve">  The system shall maintain an audit log of all KYC updates and identity verification actions.</w:t>
             </w:r>
           </w:p>
           <w:p>
@@ -22724,7 +20863,6 @@
                 <w:szCs w:val="24"/>
               </w:rPr>
             </w:pPr>
-            <w:proofErr w:type="gramStart"/>
             <w:r>
               <w:rPr>
                 <w:sz w:val="24"/>
@@ -22738,16 +20876,7 @@
                 <w:sz w:val="24"/>
                 <w:szCs w:val="24"/>
               </w:rPr>
-              <w:t xml:space="preserve">  The</w:t>
-            </w:r>
-            <w:proofErr w:type="gramEnd"/>
-            <w:r>
-              <w:rPr>
-                <w:rFonts w:ascii="Times New Roman" w:eastAsia="Times New Roman" w:hAnsi="Times New Roman" w:cs="Times New Roman"/>
-                <w:sz w:val="24"/>
-                <w:szCs w:val="24"/>
-              </w:rPr>
-              <w:t xml:space="preserve"> system shall validate and save updated information efficiently under normal load conditions.</w:t>
+              <w:t xml:space="preserve">  The system shall validate and save updated information efficiently under normal load conditions.</w:t>
             </w:r>
           </w:p>
         </w:tc>
@@ -22816,7 +20945,6 @@
                 <w:szCs w:val="24"/>
               </w:rPr>
             </w:pPr>
-            <w:proofErr w:type="gramStart"/>
             <w:r>
               <w:rPr>
                 <w:sz w:val="24"/>
@@ -22830,16 +20958,7 @@
                 <w:sz w:val="24"/>
                 <w:szCs w:val="24"/>
               </w:rPr>
-              <w:t xml:space="preserve">  The</w:t>
-            </w:r>
-            <w:proofErr w:type="gramEnd"/>
-            <w:r>
-              <w:rPr>
-                <w:rFonts w:ascii="Times New Roman" w:eastAsia="Times New Roman" w:hAnsi="Times New Roman" w:cs="Times New Roman"/>
-                <w:sz w:val="24"/>
-                <w:szCs w:val="24"/>
-              </w:rPr>
-              <w:t xml:space="preserve"> customer’s KYC documentation and identity information are updated in the system.</w:t>
+              <w:t xml:space="preserve">  The customer’s KYC documentation and identity information are updated in the system.</w:t>
             </w:r>
           </w:p>
           <w:p>
@@ -22851,7 +20970,6 @@
                 <w:szCs w:val="24"/>
               </w:rPr>
             </w:pPr>
-            <w:proofErr w:type="gramStart"/>
             <w:r>
               <w:rPr>
                 <w:sz w:val="24"/>
@@ -22865,16 +20983,7 @@
                 <w:sz w:val="24"/>
                 <w:szCs w:val="24"/>
               </w:rPr>
-              <w:t xml:space="preserve">  The</w:t>
-            </w:r>
-            <w:proofErr w:type="gramEnd"/>
-            <w:r>
-              <w:rPr>
-                <w:rFonts w:ascii="Times New Roman" w:eastAsia="Times New Roman" w:hAnsi="Times New Roman" w:cs="Times New Roman"/>
-                <w:sz w:val="24"/>
-                <w:szCs w:val="24"/>
-              </w:rPr>
-              <w:t xml:space="preserve"> updated data is securely stored.</w:t>
+              <w:t xml:space="preserve">  The updated data is securely stored.</w:t>
             </w:r>
           </w:p>
           <w:p>
@@ -22886,7 +20995,6 @@
                 <w:szCs w:val="24"/>
               </w:rPr>
             </w:pPr>
-            <w:proofErr w:type="gramStart"/>
             <w:r>
               <w:rPr>
                 <w:sz w:val="24"/>
@@ -22900,16 +21008,7 @@
                 <w:sz w:val="24"/>
                 <w:szCs w:val="24"/>
               </w:rPr>
-              <w:t xml:space="preserve">  The</w:t>
-            </w:r>
-            <w:proofErr w:type="gramEnd"/>
-            <w:r>
-              <w:rPr>
-                <w:rFonts w:ascii="Times New Roman" w:eastAsia="Times New Roman" w:hAnsi="Times New Roman" w:cs="Times New Roman"/>
-                <w:sz w:val="24"/>
-                <w:szCs w:val="24"/>
-              </w:rPr>
-              <w:t xml:space="preserve"> update activity is recorded in the audit logs.</w:t>
+              <w:t xml:space="preserve">  The update activity is recorded in the audit logs.</w:t>
             </w:r>
           </w:p>
         </w:tc>
@@ -23254,7 +21353,6 @@
                 <w:szCs w:val="24"/>
               </w:rPr>
             </w:pPr>
-            <w:proofErr w:type="gramStart"/>
             <w:r>
               <w:rPr>
                 <w:sz w:val="24"/>
@@ -23278,18 +21376,7 @@
                 <w:sz w:val="24"/>
                 <w:szCs w:val="24"/>
               </w:rPr>
-              <w:t>Primary</w:t>
-            </w:r>
-            <w:proofErr w:type="gramEnd"/>
-            <w:r>
-              <w:rPr>
-                <w:rFonts w:ascii="Times New Roman" w:eastAsia="Times New Roman" w:hAnsi="Times New Roman" w:cs="Times New Roman"/>
-                <w:b/>
-                <w:bCs/>
-                <w:sz w:val="24"/>
-                <w:szCs w:val="24"/>
-              </w:rPr>
-              <w:t xml:space="preserve"> Actor:</w:t>
+              <w:t>Primary Actor:</w:t>
             </w:r>
             <w:r>
               <w:rPr>
@@ -23309,7 +21396,6 @@
                 <w:szCs w:val="24"/>
               </w:rPr>
             </w:pPr>
-            <w:proofErr w:type="gramStart"/>
             <w:r>
               <w:rPr>
                 <w:sz w:val="24"/>
@@ -23333,18 +21419,7 @@
                 <w:sz w:val="24"/>
                 <w:szCs w:val="24"/>
               </w:rPr>
-              <w:t>Secondary</w:t>
-            </w:r>
-            <w:proofErr w:type="gramEnd"/>
-            <w:r>
-              <w:rPr>
-                <w:rFonts w:ascii="Times New Roman" w:eastAsia="Times New Roman" w:hAnsi="Times New Roman" w:cs="Times New Roman"/>
-                <w:b/>
-                <w:bCs/>
-                <w:sz w:val="24"/>
-                <w:szCs w:val="24"/>
-              </w:rPr>
-              <w:t xml:space="preserve"> Actor:</w:t>
+              <w:t>Secondary Actor:</w:t>
             </w:r>
             <w:r>
               <w:rPr>
@@ -23421,7 +21496,6 @@
                 <w:szCs w:val="24"/>
               </w:rPr>
             </w:pPr>
-            <w:proofErr w:type="gramStart"/>
             <w:r>
               <w:rPr>
                 <w:sz w:val="24"/>
@@ -23435,16 +21509,7 @@
                 <w:sz w:val="24"/>
                 <w:szCs w:val="24"/>
               </w:rPr>
-              <w:t xml:space="preserve">  The</w:t>
-            </w:r>
-            <w:proofErr w:type="gramEnd"/>
-            <w:r>
-              <w:rPr>
-                <w:rFonts w:ascii="Times New Roman" w:eastAsia="Times New Roman" w:hAnsi="Times New Roman" w:cs="Times New Roman"/>
-                <w:sz w:val="24"/>
-                <w:szCs w:val="24"/>
-              </w:rPr>
-              <w:t xml:space="preserve"> Bank Teller is logged into the system.</w:t>
+              <w:t xml:space="preserve">  The Bank Teller is logged into the system.</w:t>
             </w:r>
           </w:p>
           <w:p>
@@ -23456,7 +21521,6 @@
                 <w:szCs w:val="24"/>
               </w:rPr>
             </w:pPr>
-            <w:proofErr w:type="gramStart"/>
             <w:r>
               <w:rPr>
                 <w:sz w:val="24"/>
@@ -23470,16 +21534,7 @@
                 <w:sz w:val="24"/>
                 <w:szCs w:val="24"/>
               </w:rPr>
-              <w:t xml:space="preserve">  The</w:t>
-            </w:r>
-            <w:proofErr w:type="gramEnd"/>
-            <w:r>
-              <w:rPr>
-                <w:rFonts w:ascii="Times New Roman" w:eastAsia="Times New Roman" w:hAnsi="Times New Roman" w:cs="Times New Roman"/>
-                <w:sz w:val="24"/>
-                <w:szCs w:val="24"/>
-              </w:rPr>
-              <w:t xml:space="preserve"> customer is present and requests an in-branch transaction.</w:t>
+              <w:t xml:space="preserve">  The customer is present and requests an in-branch transaction.</w:t>
             </w:r>
           </w:p>
           <w:p>
@@ -23491,7 +21546,6 @@
                 <w:szCs w:val="24"/>
               </w:rPr>
             </w:pPr>
-            <w:proofErr w:type="gramStart"/>
             <w:r>
               <w:rPr>
                 <w:sz w:val="24"/>
@@ -23505,16 +21559,7 @@
                 <w:sz w:val="24"/>
                 <w:szCs w:val="24"/>
               </w:rPr>
-              <w:t xml:space="preserve">  The</w:t>
-            </w:r>
-            <w:proofErr w:type="gramEnd"/>
-            <w:r>
-              <w:rPr>
-                <w:rFonts w:ascii="Times New Roman" w:eastAsia="Times New Roman" w:hAnsi="Times New Roman" w:cs="Times New Roman"/>
-                <w:sz w:val="24"/>
-                <w:szCs w:val="24"/>
-              </w:rPr>
-              <w:t xml:space="preserve"> customer provides valid identification documents.</w:t>
+              <w:t xml:space="preserve">  The customer provides valid identification documents.</w:t>
             </w:r>
           </w:p>
           <w:p>
@@ -23526,7 +21571,6 @@
                 <w:szCs w:val="24"/>
               </w:rPr>
             </w:pPr>
-            <w:proofErr w:type="gramStart"/>
             <w:r>
               <w:rPr>
                 <w:sz w:val="24"/>
@@ -23540,16 +21584,7 @@
                 <w:sz w:val="24"/>
                 <w:szCs w:val="24"/>
               </w:rPr>
-              <w:t xml:space="preserve">  The</w:t>
-            </w:r>
-            <w:proofErr w:type="gramEnd"/>
-            <w:r>
-              <w:rPr>
-                <w:rFonts w:ascii="Times New Roman" w:eastAsia="Times New Roman" w:hAnsi="Times New Roman" w:cs="Times New Roman"/>
-                <w:sz w:val="24"/>
-                <w:szCs w:val="24"/>
-              </w:rPr>
-              <w:t xml:space="preserve"> system is available and operational.</w:t>
+              <w:t xml:space="preserve">  The system is available and operational.</w:t>
             </w:r>
           </w:p>
         </w:tc>
@@ -23637,7 +21672,6 @@
                 <w:szCs w:val="24"/>
               </w:rPr>
             </w:pPr>
-            <w:proofErr w:type="gramStart"/>
             <w:r>
               <w:rPr>
                 <w:sz w:val="24"/>
@@ -23651,16 +21685,7 @@
                 <w:sz w:val="24"/>
                 <w:szCs w:val="24"/>
               </w:rPr>
-              <w:t xml:space="preserve">  Step</w:t>
-            </w:r>
-            <w:proofErr w:type="gramEnd"/>
-            <w:r>
-              <w:rPr>
-                <w:rFonts w:ascii="Times New Roman" w:eastAsia="Times New Roman" w:hAnsi="Times New Roman" w:cs="Times New Roman"/>
-                <w:sz w:val="24"/>
-                <w:szCs w:val="24"/>
-              </w:rPr>
-              <w:t xml:space="preserve"> 1: The Bank Teller logs into the system.</w:t>
+              <w:t xml:space="preserve">  Step 1: The Bank Teller logs into the system.</w:t>
             </w:r>
           </w:p>
           <w:p>
@@ -23672,7 +21697,6 @@
                 <w:szCs w:val="24"/>
               </w:rPr>
             </w:pPr>
-            <w:proofErr w:type="gramStart"/>
             <w:r>
               <w:rPr>
                 <w:sz w:val="24"/>
@@ -23686,16 +21710,7 @@
                 <w:sz w:val="24"/>
                 <w:szCs w:val="24"/>
               </w:rPr>
-              <w:t xml:space="preserve">  Step</w:t>
-            </w:r>
-            <w:proofErr w:type="gramEnd"/>
-            <w:r>
-              <w:rPr>
-                <w:rFonts w:ascii="Times New Roman" w:eastAsia="Times New Roman" w:hAnsi="Times New Roman" w:cs="Times New Roman"/>
-                <w:sz w:val="24"/>
-                <w:szCs w:val="24"/>
-              </w:rPr>
-              <w:t xml:space="preserve"> 2: The customer presents an identification document.</w:t>
+              <w:t xml:space="preserve">  Step 2: The customer presents an identification document.</w:t>
             </w:r>
           </w:p>
           <w:p>
@@ -23707,7 +21722,6 @@
                 <w:szCs w:val="24"/>
               </w:rPr>
             </w:pPr>
-            <w:proofErr w:type="gramStart"/>
             <w:r>
               <w:rPr>
                 <w:sz w:val="24"/>
@@ -23721,16 +21735,7 @@
                 <w:sz w:val="24"/>
                 <w:szCs w:val="24"/>
               </w:rPr>
-              <w:t xml:space="preserve">  Step</w:t>
-            </w:r>
-            <w:proofErr w:type="gramEnd"/>
-            <w:r>
-              <w:rPr>
-                <w:rFonts w:ascii="Times New Roman" w:eastAsia="Times New Roman" w:hAnsi="Times New Roman" w:cs="Times New Roman"/>
-                <w:sz w:val="24"/>
-                <w:szCs w:val="24"/>
-              </w:rPr>
-              <w:t xml:space="preserve"> 3: The Bank Teller searches for the customer record in the system.</w:t>
+              <w:t xml:space="preserve">  Step 3: The Bank Teller searches for the customer record in the system.</w:t>
             </w:r>
           </w:p>
           <w:p>
@@ -23742,7 +21747,6 @@
                 <w:szCs w:val="24"/>
               </w:rPr>
             </w:pPr>
-            <w:proofErr w:type="gramStart"/>
             <w:r>
               <w:rPr>
                 <w:sz w:val="24"/>
@@ -23756,16 +21760,7 @@
                 <w:sz w:val="24"/>
                 <w:szCs w:val="24"/>
               </w:rPr>
-              <w:t xml:space="preserve">  Step</w:t>
-            </w:r>
-            <w:proofErr w:type="gramEnd"/>
-            <w:r>
-              <w:rPr>
-                <w:rFonts w:ascii="Times New Roman" w:eastAsia="Times New Roman" w:hAnsi="Times New Roman" w:cs="Times New Roman"/>
-                <w:sz w:val="24"/>
-                <w:szCs w:val="24"/>
-              </w:rPr>
-              <w:t xml:space="preserve"> 4: The Bank Teller compares the customer’s identification document with the information stored in the system.</w:t>
+              <w:t xml:space="preserve">  Step 4: The Bank Teller compares the customer’s identification document with the information stored in the system.</w:t>
             </w:r>
           </w:p>
           <w:p>
@@ -23777,7 +21772,6 @@
                 <w:szCs w:val="24"/>
               </w:rPr>
             </w:pPr>
-            <w:proofErr w:type="gramStart"/>
             <w:r>
               <w:rPr>
                 <w:sz w:val="24"/>
@@ -23791,16 +21785,7 @@
                 <w:sz w:val="24"/>
                 <w:szCs w:val="24"/>
               </w:rPr>
-              <w:t xml:space="preserve">  Step</w:t>
-            </w:r>
-            <w:proofErr w:type="gramEnd"/>
-            <w:r>
-              <w:rPr>
-                <w:rFonts w:ascii="Times New Roman" w:eastAsia="Times New Roman" w:hAnsi="Times New Roman" w:cs="Times New Roman"/>
-                <w:sz w:val="24"/>
-                <w:szCs w:val="24"/>
-              </w:rPr>
-              <w:t xml:space="preserve"> 5: The system displays the customer’s identity details for verification.</w:t>
+              <w:t xml:space="preserve">  Step 5: The system displays the customer’s identity details for verification.</w:t>
             </w:r>
           </w:p>
           <w:p>
@@ -23812,7 +21797,6 @@
                 <w:szCs w:val="24"/>
               </w:rPr>
             </w:pPr>
-            <w:proofErr w:type="gramStart"/>
             <w:r>
               <w:rPr>
                 <w:sz w:val="24"/>
@@ -23826,16 +21810,7 @@
                 <w:sz w:val="24"/>
                 <w:szCs w:val="24"/>
               </w:rPr>
-              <w:t xml:space="preserve">  Step</w:t>
-            </w:r>
-            <w:proofErr w:type="gramEnd"/>
-            <w:r>
-              <w:rPr>
-                <w:rFonts w:ascii="Times New Roman" w:eastAsia="Times New Roman" w:hAnsi="Times New Roman" w:cs="Times New Roman"/>
-                <w:sz w:val="24"/>
-                <w:szCs w:val="24"/>
-              </w:rPr>
-              <w:t xml:space="preserve"> 6: The Bank Teller confirms that the identity information matches.</w:t>
+              <w:t xml:space="preserve">  Step 6: The Bank Teller confirms that the identity information matches.</w:t>
             </w:r>
           </w:p>
           <w:p>
@@ -23847,7 +21822,6 @@
                 <w:szCs w:val="24"/>
               </w:rPr>
             </w:pPr>
-            <w:proofErr w:type="gramStart"/>
             <w:r>
               <w:rPr>
                 <w:sz w:val="24"/>
@@ -23861,16 +21835,7 @@
                 <w:sz w:val="24"/>
                 <w:szCs w:val="24"/>
               </w:rPr>
-              <w:t xml:space="preserve">  Step</w:t>
-            </w:r>
-            <w:proofErr w:type="gramEnd"/>
-            <w:r>
-              <w:rPr>
-                <w:rFonts w:ascii="Times New Roman" w:eastAsia="Times New Roman" w:hAnsi="Times New Roman" w:cs="Times New Roman"/>
-                <w:sz w:val="24"/>
-                <w:szCs w:val="24"/>
-              </w:rPr>
-              <w:t xml:space="preserve"> 7: The system records that identity verification was completed successfully.</w:t>
+              <w:t xml:space="preserve">  Step 7: The system records that identity verification was completed successfully.</w:t>
             </w:r>
           </w:p>
         </w:tc>
@@ -23939,7 +21904,6 @@
                 <w:szCs w:val="24"/>
               </w:rPr>
             </w:pPr>
-            <w:proofErr w:type="gramStart"/>
             <w:r>
               <w:rPr>
                 <w:sz w:val="24"/>
@@ -23953,16 +21917,7 @@
                 <w:sz w:val="24"/>
                 <w:szCs w:val="24"/>
               </w:rPr>
-              <w:t xml:space="preserve">  Step</w:t>
-            </w:r>
-            <w:proofErr w:type="gramEnd"/>
-            <w:r>
-              <w:rPr>
-                <w:rFonts w:ascii="Times New Roman" w:eastAsia="Times New Roman" w:hAnsi="Times New Roman" w:cs="Times New Roman"/>
-                <w:sz w:val="24"/>
-                <w:szCs w:val="24"/>
-              </w:rPr>
-              <w:t xml:space="preserve"> 1: If login fails, the system denies access.</w:t>
+              <w:t xml:space="preserve">  Step 1: If login fails, the system denies access.</w:t>
             </w:r>
           </w:p>
           <w:p>
@@ -23974,7 +21929,6 @@
                 <w:szCs w:val="24"/>
               </w:rPr>
             </w:pPr>
-            <w:proofErr w:type="gramStart"/>
             <w:r>
               <w:rPr>
                 <w:sz w:val="24"/>
@@ -23988,16 +21942,7 @@
                 <w:sz w:val="24"/>
                 <w:szCs w:val="24"/>
               </w:rPr>
-              <w:t xml:space="preserve">  Step</w:t>
-            </w:r>
-            <w:proofErr w:type="gramEnd"/>
-            <w:r>
-              <w:rPr>
-                <w:rFonts w:ascii="Times New Roman" w:eastAsia="Times New Roman" w:hAnsi="Times New Roman" w:cs="Times New Roman"/>
-                <w:sz w:val="24"/>
-                <w:szCs w:val="24"/>
-              </w:rPr>
-              <w:t xml:space="preserve"> 2: If the customer record is not found, the system displays an error.</w:t>
+              <w:t xml:space="preserve">  Step 2: If the customer record is not found, the system displays an error.</w:t>
             </w:r>
           </w:p>
           <w:p>
@@ -24009,7 +21954,6 @@
                 <w:szCs w:val="24"/>
               </w:rPr>
             </w:pPr>
-            <w:proofErr w:type="gramStart"/>
             <w:r>
               <w:rPr>
                 <w:sz w:val="24"/>
@@ -24023,16 +21967,7 @@
                 <w:sz w:val="24"/>
                 <w:szCs w:val="24"/>
               </w:rPr>
-              <w:t xml:space="preserve">  Step</w:t>
-            </w:r>
-            <w:proofErr w:type="gramEnd"/>
-            <w:r>
-              <w:rPr>
-                <w:rFonts w:ascii="Times New Roman" w:eastAsia="Times New Roman" w:hAnsi="Times New Roman" w:cs="Times New Roman"/>
-                <w:sz w:val="24"/>
-                <w:szCs w:val="24"/>
-              </w:rPr>
-              <w:t xml:space="preserve"> 3: If the identification document is missing, the verification process cannot continue.</w:t>
+              <w:t xml:space="preserve">  Step 3: If the identification document is missing, the verification process cannot continue.</w:t>
             </w:r>
           </w:p>
           <w:p>
@@ -24044,7 +21979,6 @@
                 <w:szCs w:val="24"/>
               </w:rPr>
             </w:pPr>
-            <w:proofErr w:type="gramStart"/>
             <w:r>
               <w:rPr>
                 <w:sz w:val="24"/>
@@ -24058,16 +21992,7 @@
                 <w:sz w:val="24"/>
                 <w:szCs w:val="24"/>
               </w:rPr>
-              <w:t xml:space="preserve">  Step</w:t>
-            </w:r>
-            <w:proofErr w:type="gramEnd"/>
-            <w:r>
-              <w:rPr>
-                <w:rFonts w:ascii="Times New Roman" w:eastAsia="Times New Roman" w:hAnsi="Times New Roman" w:cs="Times New Roman"/>
-                <w:sz w:val="24"/>
-                <w:szCs w:val="24"/>
-              </w:rPr>
-              <w:t xml:space="preserve"> 4: If the document details do not match the system record, identity verification fails.</w:t>
+              <w:t xml:space="preserve">  Step 4: If the document details do not match the system record, identity verification fails.</w:t>
             </w:r>
           </w:p>
           <w:p>
@@ -24079,7 +22004,6 @@
                 <w:szCs w:val="24"/>
               </w:rPr>
             </w:pPr>
-            <w:proofErr w:type="gramStart"/>
             <w:r>
               <w:rPr>
                 <w:sz w:val="24"/>
@@ -24093,16 +22017,7 @@
                 <w:sz w:val="24"/>
                 <w:szCs w:val="24"/>
               </w:rPr>
-              <w:t xml:space="preserve">  Step</w:t>
-            </w:r>
-            <w:proofErr w:type="gramEnd"/>
-            <w:r>
-              <w:rPr>
-                <w:rFonts w:ascii="Times New Roman" w:eastAsia="Times New Roman" w:hAnsi="Times New Roman" w:cs="Times New Roman"/>
-                <w:sz w:val="24"/>
-                <w:szCs w:val="24"/>
-              </w:rPr>
-              <w:t xml:space="preserve"> 5: If the identification document is invalid or expired, the system rejects the verification process.</w:t>
+              <w:t xml:space="preserve">  Step 5: If the identification document is invalid or expired, the system rejects the verification process.</w:t>
             </w:r>
           </w:p>
         </w:tc>
@@ -24136,7 +22051,6 @@
                 <w:szCs w:val="24"/>
               </w:rPr>
             </w:pPr>
-            <w:proofErr w:type="gramStart"/>
             <w:r>
               <w:rPr>
                 <w:rFonts w:ascii="Times New Roman" w:eastAsia="Times New Roman" w:hAnsi="Times New Roman" w:cs="Times New Roman"/>
@@ -24144,16 +22058,7 @@
                 <w:szCs w:val="24"/>
               </w:rPr>
               <w:lastRenderedPageBreak/>
-              <w:t>NON FUNCTIONAL</w:t>
-            </w:r>
-            <w:proofErr w:type="gramEnd"/>
-            <w:r>
-              <w:rPr>
-                <w:rFonts w:ascii="Times New Roman" w:eastAsia="Times New Roman" w:hAnsi="Times New Roman" w:cs="Times New Roman"/>
-                <w:sz w:val="24"/>
-                <w:szCs w:val="24"/>
-              </w:rPr>
-              <w:t xml:space="preserve"> REQ</w:t>
+              <w:t>NON FUNCTIONAL REQ</w:t>
             </w:r>
           </w:p>
         </w:tc>
@@ -24182,7 +22087,6 @@
                 <w:szCs w:val="24"/>
               </w:rPr>
             </w:pPr>
-            <w:proofErr w:type="gramStart"/>
             <w:r>
               <w:rPr>
                 <w:sz w:val="24"/>
@@ -24196,16 +22100,7 @@
                 <w:sz w:val="24"/>
                 <w:szCs w:val="24"/>
               </w:rPr>
-              <w:t xml:space="preserve">  The</w:t>
-            </w:r>
-            <w:proofErr w:type="gramEnd"/>
-            <w:r>
-              <w:rPr>
-                <w:rFonts w:ascii="Times New Roman" w:eastAsia="Times New Roman" w:hAnsi="Times New Roman" w:cs="Times New Roman"/>
-                <w:sz w:val="24"/>
-                <w:szCs w:val="24"/>
-              </w:rPr>
-              <w:t xml:space="preserve"> system shall enforce secure login and authentication.</w:t>
+              <w:t xml:space="preserve">  The system shall enforce secure login and authentication.</w:t>
             </w:r>
           </w:p>
           <w:p>
@@ -24217,7 +22112,6 @@
                 <w:szCs w:val="24"/>
               </w:rPr>
             </w:pPr>
-            <w:proofErr w:type="gramStart"/>
             <w:r>
               <w:rPr>
                 <w:sz w:val="24"/>
@@ -24231,16 +22125,7 @@
                 <w:sz w:val="24"/>
                 <w:szCs w:val="24"/>
               </w:rPr>
-              <w:t xml:space="preserve">  The</w:t>
-            </w:r>
-            <w:proofErr w:type="gramEnd"/>
-            <w:r>
-              <w:rPr>
-                <w:rFonts w:ascii="Times New Roman" w:eastAsia="Times New Roman" w:hAnsi="Times New Roman" w:cs="Times New Roman"/>
-                <w:sz w:val="24"/>
-                <w:szCs w:val="24"/>
-              </w:rPr>
-              <w:t xml:space="preserve"> system shall ensure that only authorized users can access customer identity information.</w:t>
+              <w:t xml:space="preserve">  The system shall ensure that only authorized users can access customer identity information.</w:t>
             </w:r>
           </w:p>
           <w:p>
@@ -24252,7 +22137,6 @@
                 <w:szCs w:val="24"/>
               </w:rPr>
             </w:pPr>
-            <w:proofErr w:type="gramStart"/>
             <w:r>
               <w:rPr>
                 <w:sz w:val="24"/>
@@ -24266,16 +22150,7 @@
                 <w:sz w:val="24"/>
                 <w:szCs w:val="24"/>
               </w:rPr>
-              <w:t xml:space="preserve">  The</w:t>
-            </w:r>
-            <w:proofErr w:type="gramEnd"/>
-            <w:r>
-              <w:rPr>
-                <w:rFonts w:ascii="Times New Roman" w:eastAsia="Times New Roman" w:hAnsi="Times New Roman" w:cs="Times New Roman"/>
-                <w:sz w:val="24"/>
-                <w:szCs w:val="24"/>
-              </w:rPr>
-              <w:t xml:space="preserve"> system shall protect identity data using encryption and secure storage.</w:t>
+              <w:t xml:space="preserve">  The system shall protect identity data using encryption and secure storage.</w:t>
             </w:r>
           </w:p>
           <w:p>
@@ -24287,7 +22162,6 @@
                 <w:szCs w:val="24"/>
               </w:rPr>
             </w:pPr>
-            <w:proofErr w:type="gramStart"/>
             <w:r>
               <w:rPr>
                 <w:sz w:val="24"/>
@@ -24301,16 +22175,7 @@
                 <w:sz w:val="24"/>
                 <w:szCs w:val="24"/>
               </w:rPr>
-              <w:t xml:space="preserve">  The</w:t>
-            </w:r>
-            <w:proofErr w:type="gramEnd"/>
-            <w:r>
-              <w:rPr>
-                <w:rFonts w:ascii="Times New Roman" w:eastAsia="Times New Roman" w:hAnsi="Times New Roman" w:cs="Times New Roman"/>
-                <w:sz w:val="24"/>
-                <w:szCs w:val="24"/>
-              </w:rPr>
-              <w:t xml:space="preserve"> system shall maintain an audit log of all identity verification activities.</w:t>
+              <w:t xml:space="preserve">  The system shall maintain an audit log of all identity verification activities.</w:t>
             </w:r>
           </w:p>
           <w:p>
@@ -24322,7 +22187,6 @@
                 <w:szCs w:val="24"/>
               </w:rPr>
             </w:pPr>
-            <w:proofErr w:type="gramStart"/>
             <w:r>
               <w:rPr>
                 <w:sz w:val="24"/>
@@ -24336,16 +22200,7 @@
                 <w:sz w:val="24"/>
                 <w:szCs w:val="24"/>
               </w:rPr>
-              <w:t xml:space="preserve">  The</w:t>
-            </w:r>
-            <w:proofErr w:type="gramEnd"/>
-            <w:r>
-              <w:rPr>
-                <w:rFonts w:ascii="Times New Roman" w:eastAsia="Times New Roman" w:hAnsi="Times New Roman" w:cs="Times New Roman"/>
-                <w:sz w:val="24"/>
-                <w:szCs w:val="24"/>
-              </w:rPr>
-              <w:t xml:space="preserve"> system shall support efficient retrieval of customer identity records under normal system load.</w:t>
+              <w:t xml:space="preserve">  The system shall support efficient retrieval of customer identity records under normal system load.</w:t>
             </w:r>
           </w:p>
         </w:tc>
@@ -24414,7 +22269,6 @@
                 <w:szCs w:val="24"/>
               </w:rPr>
             </w:pPr>
-            <w:proofErr w:type="gramStart"/>
             <w:r>
               <w:rPr>
                 <w:sz w:val="24"/>
@@ -24428,16 +22282,7 @@
                 <w:sz w:val="24"/>
                 <w:szCs w:val="24"/>
               </w:rPr>
-              <w:t xml:space="preserve">  The</w:t>
-            </w:r>
-            <w:proofErr w:type="gramEnd"/>
-            <w:r>
-              <w:rPr>
-                <w:rFonts w:ascii="Times New Roman" w:eastAsia="Times New Roman" w:hAnsi="Times New Roman" w:cs="Times New Roman"/>
-                <w:sz w:val="24"/>
-                <w:szCs w:val="24"/>
-              </w:rPr>
-              <w:t xml:space="preserve"> customer’s identity is verified successfully if the main sequence is completed.</w:t>
+              <w:t xml:space="preserve">  The customer’s identity is verified successfully if the main sequence is completed.</w:t>
             </w:r>
           </w:p>
           <w:p>
@@ -24449,7 +22294,6 @@
                 <w:szCs w:val="24"/>
               </w:rPr>
             </w:pPr>
-            <w:proofErr w:type="gramStart"/>
             <w:r>
               <w:rPr>
                 <w:sz w:val="24"/>
@@ -24463,16 +22307,7 @@
                 <w:sz w:val="24"/>
                 <w:szCs w:val="24"/>
               </w:rPr>
-              <w:t xml:space="preserve">  The</w:t>
-            </w:r>
-            <w:proofErr w:type="gramEnd"/>
-            <w:r>
-              <w:rPr>
-                <w:rFonts w:ascii="Times New Roman" w:eastAsia="Times New Roman" w:hAnsi="Times New Roman" w:cs="Times New Roman"/>
-                <w:sz w:val="24"/>
-                <w:szCs w:val="24"/>
-              </w:rPr>
-              <w:t xml:space="preserve"> verification activity is recorded in the system.</w:t>
+              <w:t xml:space="preserve">  The verification activity is recorded in the system.</w:t>
             </w:r>
           </w:p>
         </w:tc>
@@ -25747,7 +23582,6 @@
               <w:t xml:space="preserve">Primary Actor: Customer. Secondary Actor: Bank </w:t>
             </w:r>
             <w:proofErr w:type="spellStart"/>
-            <w:proofErr w:type="gramStart"/>
             <w:r>
               <w:rPr>
                 <w:sz w:val="24"/>
@@ -25756,7 +23590,6 @@
               <w:t>Teller,ATM</w:t>
             </w:r>
             <w:proofErr w:type="spellEnd"/>
-            <w:proofErr w:type="gramEnd"/>
           </w:p>
         </w:tc>
       </w:tr>
@@ -27833,7 +25666,6 @@
               <w:t xml:space="preserve">Step 6: The transaction is </w:t>
             </w:r>
             <w:proofErr w:type="spellStart"/>
-            <w:proofErr w:type="gramStart"/>
             <w:r>
               <w:rPr>
                 <w:sz w:val="24"/>
@@ -27847,15 +25679,7 @@
                 <w:sz w:val="24"/>
                 <w:szCs w:val="24"/>
               </w:rPr>
-              <w:t>,</w:t>
-            </w:r>
-            <w:proofErr w:type="gramEnd"/>
-            <w:r>
-              <w:rPr>
-                <w:sz w:val="24"/>
-                <w:szCs w:val="24"/>
-              </w:rPr>
-              <w:t xml:space="preserve"> the account is debited (debit) or the credit balance is updated (credit).</w:t>
+              <w:t>, the account is debited (debit) or the credit balance is updated (credit).</w:t>
             </w:r>
           </w:p>
           <w:p>
@@ -28432,23 +26256,7 @@
                 <w:sz w:val="24"/>
                 <w:szCs w:val="24"/>
               </w:rPr>
-              <w:t>BS_UM_</w:t>
-            </w:r>
-            <w:proofErr w:type="gramStart"/>
-            <w:r>
-              <w:rPr>
-                <w:sz w:val="24"/>
-                <w:szCs w:val="24"/>
-              </w:rPr>
-              <w:t>02  The</w:t>
-            </w:r>
-            <w:proofErr w:type="gramEnd"/>
-            <w:r>
-              <w:rPr>
-                <w:sz w:val="24"/>
-                <w:szCs w:val="24"/>
-              </w:rPr>
-              <w:t xml:space="preserve"> customer or corporate client must have </w:t>
+              <w:t xml:space="preserve">BS_UM_02  The customer or corporate client must have </w:t>
             </w:r>
             <w:proofErr w:type="spellStart"/>
             <w:r>
@@ -31406,24 +29214,7 @@
                 <w:szCs w:val="24"/>
               </w:rPr>
               <w:br/>
-            </w:r>
-            <w:proofErr w:type="gramStart"/>
-            <w:r>
-              <w:rPr>
-                <w:rFonts w:ascii="Arial Unicode MS" w:eastAsia="Arial Unicode MS" w:hAnsi="Arial Unicode MS" w:cs="Arial Unicode MS"/>
-                <w:sz w:val="24"/>
-                <w:szCs w:val="24"/>
-              </w:rPr>
-              <w:t>2.Incorrect</w:t>
-            </w:r>
-            <w:proofErr w:type="gramEnd"/>
-            <w:r>
-              <w:rPr>
-                <w:rFonts w:ascii="Arial Unicode MS" w:eastAsia="Arial Unicode MS" w:hAnsi="Arial Unicode MS" w:cs="Arial Unicode MS"/>
-                <w:sz w:val="24"/>
-                <w:szCs w:val="24"/>
-              </w:rPr>
-              <w:t xml:space="preserve"> amount → Show error </w:t>
+              <w:t xml:space="preserve">2.Incorrect amount → Show error </w:t>
             </w:r>
           </w:p>
         </w:tc>
@@ -35155,27 +32946,7 @@
           <w:sz w:val="28"/>
           <w:szCs w:val="28"/>
         </w:rPr>
-        <w:t xml:space="preserve">Joandri Domi - FD (Fraud Detection) and FCM (Facilities </w:t>
-      </w:r>
-      <w:proofErr w:type="gramStart"/>
-      <w:r>
-        <w:rPr>
-          <w:b/>
-          <w:bCs/>
-          <w:sz w:val="28"/>
-          <w:szCs w:val="28"/>
-        </w:rPr>
-        <w:t>And</w:t>
-      </w:r>
-      <w:proofErr w:type="gramEnd"/>
-      <w:r>
-        <w:rPr>
-          <w:b/>
-          <w:bCs/>
-          <w:sz w:val="28"/>
-          <w:szCs w:val="28"/>
-        </w:rPr>
-        <w:t xml:space="preserve"> Change Management)</w:t>
+        <w:t>Joandri Domi - FD (Fraud Detection) and FCM (Facilities And Change Management)</w:t>
       </w:r>
     </w:p>
     <w:p>
@@ -35265,7 +33036,6 @@
               <w:bottom w:val="single" w:sz="5" w:space="0" w:color="9DC3E6"/>
               <w:right w:val="single" w:sz="5" w:space="0" w:color="9DC3E6"/>
             </w:tcBorders>
-            <w:shd w:val="clear" w:color="auto" w:fill="auto"/>
             <w:tcMar>
               <w:top w:w="80" w:type="dxa"/>
               <w:left w:w="120" w:type="dxa"/>
@@ -35324,7 +33094,6 @@
               <w:bottom w:val="single" w:sz="5" w:space="0" w:color="9DC3E6"/>
               <w:right w:val="single" w:sz="5" w:space="0" w:color="9DC3E6"/>
             </w:tcBorders>
-            <w:shd w:val="clear" w:color="auto" w:fill="auto"/>
             <w:tcMar>
               <w:top w:w="80" w:type="dxa"/>
               <w:left w:w="120" w:type="dxa"/>
@@ -35364,7 +33133,6 @@
               <w:bottom w:val="single" w:sz="5" w:space="0" w:color="9DC3E6"/>
               <w:right w:val="single" w:sz="5" w:space="0" w:color="9DC3E6"/>
             </w:tcBorders>
-            <w:shd w:val="clear" w:color="auto" w:fill="auto"/>
             <w:tcMar>
               <w:top w:w="80" w:type="dxa"/>
               <w:left w:w="120" w:type="dxa"/>
@@ -35403,7 +33171,6 @@
               <w:bottom w:val="single" w:sz="5" w:space="0" w:color="9DC3E6"/>
               <w:right w:val="single" w:sz="5" w:space="0" w:color="9DC3E6"/>
             </w:tcBorders>
-            <w:shd w:val="clear" w:color="auto" w:fill="auto"/>
             <w:tcMar>
               <w:top w:w="80" w:type="dxa"/>
               <w:left w:w="120" w:type="dxa"/>
@@ -35443,7 +33210,6 @@
               <w:bottom w:val="single" w:sz="5" w:space="0" w:color="9DC3E6"/>
               <w:right w:val="single" w:sz="5" w:space="0" w:color="9DC3E6"/>
             </w:tcBorders>
-            <w:shd w:val="clear" w:color="auto" w:fill="auto"/>
             <w:tcMar>
               <w:top w:w="80" w:type="dxa"/>
               <w:left w:w="120" w:type="dxa"/>
@@ -35482,7 +33248,6 @@
               <w:bottom w:val="single" w:sz="5" w:space="0" w:color="9DC3E6"/>
               <w:right w:val="single" w:sz="5" w:space="0" w:color="9DC3E6"/>
             </w:tcBorders>
-            <w:shd w:val="clear" w:color="auto" w:fill="auto"/>
             <w:tcMar>
               <w:top w:w="80" w:type="dxa"/>
               <w:left w:w="120" w:type="dxa"/>
@@ -35522,7 +33287,6 @@
               <w:bottom w:val="single" w:sz="5" w:space="0" w:color="9DC3E6"/>
               <w:right w:val="single" w:sz="5" w:space="0" w:color="9DC3E6"/>
             </w:tcBorders>
-            <w:shd w:val="clear" w:color="auto" w:fill="auto"/>
             <w:tcMar>
               <w:top w:w="80" w:type="dxa"/>
               <w:left w:w="120" w:type="dxa"/>
@@ -35561,7 +33325,6 @@
               <w:bottom w:val="single" w:sz="5" w:space="0" w:color="9DC3E6"/>
               <w:right w:val="single" w:sz="5" w:space="0" w:color="9DC3E6"/>
             </w:tcBorders>
-            <w:shd w:val="clear" w:color="auto" w:fill="auto"/>
             <w:tcMar>
               <w:top w:w="80" w:type="dxa"/>
               <w:left w:w="120" w:type="dxa"/>
@@ -35601,7 +33364,6 @@
               <w:bottom w:val="single" w:sz="5" w:space="0" w:color="9DC3E6"/>
               <w:right w:val="single" w:sz="5" w:space="0" w:color="9DC3E6"/>
             </w:tcBorders>
-            <w:shd w:val="clear" w:color="auto" w:fill="auto"/>
             <w:tcMar>
               <w:top w:w="80" w:type="dxa"/>
               <w:left w:w="120" w:type="dxa"/>
@@ -35640,7 +33402,6 @@
               <w:bottom w:val="single" w:sz="5" w:space="0" w:color="9DC3E6"/>
               <w:right w:val="single" w:sz="5" w:space="0" w:color="9DC3E6"/>
             </w:tcBorders>
-            <w:shd w:val="clear" w:color="auto" w:fill="auto"/>
             <w:tcMar>
               <w:top w:w="80" w:type="dxa"/>
               <w:left w:w="120" w:type="dxa"/>
@@ -35680,7 +33441,6 @@
               <w:bottom w:val="single" w:sz="5" w:space="0" w:color="9DC3E6"/>
               <w:right w:val="single" w:sz="5" w:space="0" w:color="9DC3E6"/>
             </w:tcBorders>
-            <w:shd w:val="clear" w:color="auto" w:fill="auto"/>
             <w:tcMar>
               <w:top w:w="80" w:type="dxa"/>
               <w:left w:w="120" w:type="dxa"/>
@@ -35733,23 +33493,7 @@
                 <w:sz w:val="20"/>
                 <w:szCs w:val="20"/>
               </w:rPr>
-              <w:t>Step 3: Bank Staff determines the activity is genuinely suspicious and selects a corrective action (</w:t>
-            </w:r>
-            <w:proofErr w:type="gramStart"/>
-            <w:r>
-              <w:rPr>
-                <w:sz w:val="20"/>
-                <w:szCs w:val="20"/>
-              </w:rPr>
-              <w:t>e.g.</w:t>
-            </w:r>
-            <w:proofErr w:type="gramEnd"/>
-            <w:r>
-              <w:rPr>
-                <w:sz w:val="20"/>
-                <w:szCs w:val="20"/>
-              </w:rPr>
-              <w:t xml:space="preserve"> freeze account, block card, file SAR).</w:t>
+              <w:t>Step 3: Bank Staff determines the activity is genuinely suspicious and selects a corrective action (e.g. freeze account, block card, file SAR).</w:t>
             </w:r>
           </w:p>
           <w:p>
@@ -35799,7 +33543,6 @@
               <w:bottom w:val="single" w:sz="5" w:space="0" w:color="9DC3E6"/>
               <w:right w:val="single" w:sz="5" w:space="0" w:color="9DC3E6"/>
             </w:tcBorders>
-            <w:shd w:val="clear" w:color="auto" w:fill="auto"/>
             <w:tcMar>
               <w:top w:w="80" w:type="dxa"/>
               <w:left w:w="120" w:type="dxa"/>
@@ -35839,7 +33582,6 @@
               <w:bottom w:val="single" w:sz="5" w:space="0" w:color="9DC3E6"/>
               <w:right w:val="single" w:sz="5" w:space="0" w:color="9DC3E6"/>
             </w:tcBorders>
-            <w:shd w:val="clear" w:color="auto" w:fill="auto"/>
             <w:tcMar>
               <w:top w:w="80" w:type="dxa"/>
               <w:left w:w="120" w:type="dxa"/>
@@ -35910,7 +33652,6 @@
               <w:bottom w:val="single" w:sz="5" w:space="0" w:color="9DC3E6"/>
               <w:right w:val="single" w:sz="5" w:space="0" w:color="9DC3E6"/>
             </w:tcBorders>
-            <w:shd w:val="clear" w:color="auto" w:fill="auto"/>
             <w:tcMar>
               <w:top w:w="80" w:type="dxa"/>
               <w:left w:w="120" w:type="dxa"/>
@@ -35951,7 +33692,6 @@
               <w:bottom w:val="single" w:sz="5" w:space="0" w:color="9DC3E6"/>
               <w:right w:val="single" w:sz="5" w:space="0" w:color="9DC3E6"/>
             </w:tcBorders>
-            <w:shd w:val="clear" w:color="auto" w:fill="auto"/>
             <w:tcMar>
               <w:top w:w="80" w:type="dxa"/>
               <w:left w:w="120" w:type="dxa"/>
@@ -35990,7 +33730,6 @@
               <w:bottom w:val="single" w:sz="5" w:space="0" w:color="9DC3E6"/>
               <w:right w:val="single" w:sz="5" w:space="0" w:color="9DC3E6"/>
             </w:tcBorders>
-            <w:shd w:val="clear" w:color="auto" w:fill="auto"/>
             <w:tcMar>
               <w:top w:w="80" w:type="dxa"/>
               <w:left w:w="120" w:type="dxa"/>
@@ -36030,7 +33769,6 @@
               <w:bottom w:val="single" w:sz="5" w:space="0" w:color="9DC3E6"/>
               <w:right w:val="single" w:sz="5" w:space="0" w:color="9DC3E6"/>
             </w:tcBorders>
-            <w:shd w:val="clear" w:color="auto" w:fill="auto"/>
             <w:tcMar>
               <w:top w:w="80" w:type="dxa"/>
               <w:left w:w="120" w:type="dxa"/>
@@ -36088,7 +33826,6 @@
       </w:pPr>
       <w:bookmarkStart w:id="2" w:name="_wor46ng13oc0" w:colFirst="0" w:colLast="0"/>
       <w:bookmarkEnd w:id="2"/>
-      <w:proofErr w:type="gramStart"/>
       <w:r>
         <w:rPr>
           <w:b/>
@@ -36096,17 +33833,7 @@
           <w:sz w:val="34"/>
           <w:szCs w:val="34"/>
         </w:rPr>
-        <w:t>1.2  BS</w:t>
-      </w:r>
-      <w:proofErr w:type="gramEnd"/>
-      <w:r>
-        <w:rPr>
-          <w:b/>
-          <w:bCs/>
-          <w:sz w:val="34"/>
-          <w:szCs w:val="34"/>
-        </w:rPr>
-        <w:t>_FD_02 - Report Suspected Fraudulent Activity</w:t>
+        <w:t>1.2  BS_FD_02 - Report Suspected Fraudulent Activity</w:t>
       </w:r>
     </w:p>
     <w:tbl>
@@ -36143,7 +33870,6 @@
               <w:bottom w:val="single" w:sz="5" w:space="0" w:color="9DC3E6"/>
               <w:right w:val="single" w:sz="5" w:space="0" w:color="9DC3E6"/>
             </w:tcBorders>
-            <w:shd w:val="clear" w:color="auto" w:fill="auto"/>
             <w:tcMar>
               <w:top w:w="80" w:type="dxa"/>
               <w:left w:w="120" w:type="dxa"/>
@@ -36188,7 +33914,6 @@
               <w:bottom w:val="single" w:sz="5" w:space="0" w:color="9DC3E6"/>
               <w:right w:val="single" w:sz="5" w:space="0" w:color="9DC3E6"/>
             </w:tcBorders>
-            <w:shd w:val="clear" w:color="auto" w:fill="auto"/>
             <w:tcMar>
               <w:top w:w="80" w:type="dxa"/>
               <w:left w:w="120" w:type="dxa"/>
@@ -36228,7 +33953,6 @@
               <w:bottom w:val="single" w:sz="5" w:space="0" w:color="9DC3E6"/>
               <w:right w:val="single" w:sz="5" w:space="0" w:color="9DC3E6"/>
             </w:tcBorders>
-            <w:shd w:val="clear" w:color="auto" w:fill="auto"/>
             <w:tcMar>
               <w:top w:w="80" w:type="dxa"/>
               <w:left w:w="120" w:type="dxa"/>
@@ -36267,7 +33991,6 @@
               <w:bottom w:val="single" w:sz="5" w:space="0" w:color="9DC3E6"/>
               <w:right w:val="single" w:sz="5" w:space="0" w:color="9DC3E6"/>
             </w:tcBorders>
-            <w:shd w:val="clear" w:color="auto" w:fill="auto"/>
             <w:tcMar>
               <w:top w:w="80" w:type="dxa"/>
               <w:left w:w="120" w:type="dxa"/>
@@ -36307,7 +34030,6 @@
               <w:bottom w:val="single" w:sz="5" w:space="0" w:color="9DC3E6"/>
               <w:right w:val="single" w:sz="5" w:space="0" w:color="9DC3E6"/>
             </w:tcBorders>
-            <w:shd w:val="clear" w:color="auto" w:fill="auto"/>
             <w:tcMar>
               <w:top w:w="80" w:type="dxa"/>
               <w:left w:w="120" w:type="dxa"/>
@@ -36346,7 +34068,6 @@
               <w:bottom w:val="single" w:sz="5" w:space="0" w:color="9DC3E6"/>
               <w:right w:val="single" w:sz="5" w:space="0" w:color="9DC3E6"/>
             </w:tcBorders>
-            <w:shd w:val="clear" w:color="auto" w:fill="auto"/>
             <w:tcMar>
               <w:top w:w="80" w:type="dxa"/>
               <w:left w:w="120" w:type="dxa"/>
@@ -36386,7 +34107,6 @@
               <w:bottom w:val="single" w:sz="5" w:space="0" w:color="9DC3E6"/>
               <w:right w:val="single" w:sz="5" w:space="0" w:color="9DC3E6"/>
             </w:tcBorders>
-            <w:shd w:val="clear" w:color="auto" w:fill="auto"/>
             <w:tcMar>
               <w:top w:w="80" w:type="dxa"/>
               <w:left w:w="120" w:type="dxa"/>
@@ -36425,7 +34145,6 @@
               <w:bottom w:val="single" w:sz="5" w:space="0" w:color="9DC3E6"/>
               <w:right w:val="single" w:sz="5" w:space="0" w:color="9DC3E6"/>
             </w:tcBorders>
-            <w:shd w:val="clear" w:color="auto" w:fill="auto"/>
             <w:tcMar>
               <w:top w:w="80" w:type="dxa"/>
               <w:left w:w="120" w:type="dxa"/>
@@ -36465,7 +34184,6 @@
               <w:bottom w:val="single" w:sz="5" w:space="0" w:color="9DC3E6"/>
               <w:right w:val="single" w:sz="5" w:space="0" w:color="9DC3E6"/>
             </w:tcBorders>
-            <w:shd w:val="clear" w:color="auto" w:fill="auto"/>
             <w:tcMar>
               <w:top w:w="80" w:type="dxa"/>
               <w:left w:w="120" w:type="dxa"/>
@@ -36520,7 +34238,6 @@
               <w:bottom w:val="single" w:sz="5" w:space="0" w:color="9DC3E6"/>
               <w:right w:val="single" w:sz="5" w:space="0" w:color="9DC3E6"/>
             </w:tcBorders>
-            <w:shd w:val="clear" w:color="auto" w:fill="auto"/>
             <w:tcMar>
               <w:top w:w="80" w:type="dxa"/>
               <w:left w:w="120" w:type="dxa"/>
@@ -36561,7 +34278,6 @@
               <w:bottom w:val="single" w:sz="5" w:space="0" w:color="9DC3E6"/>
               <w:right w:val="single" w:sz="5" w:space="0" w:color="9DC3E6"/>
             </w:tcBorders>
-            <w:shd w:val="clear" w:color="auto" w:fill="auto"/>
             <w:tcMar>
               <w:top w:w="80" w:type="dxa"/>
               <w:left w:w="120" w:type="dxa"/>
@@ -36664,7 +34380,6 @@
               <w:bottom w:val="single" w:sz="5" w:space="0" w:color="9DC3E6"/>
               <w:right w:val="single" w:sz="5" w:space="0" w:color="9DC3E6"/>
             </w:tcBorders>
-            <w:shd w:val="clear" w:color="auto" w:fill="auto"/>
             <w:tcMar>
               <w:top w:w="80" w:type="dxa"/>
               <w:left w:w="120" w:type="dxa"/>
@@ -36704,7 +34419,6 @@
               <w:bottom w:val="single" w:sz="5" w:space="0" w:color="9DC3E6"/>
               <w:right w:val="single" w:sz="5" w:space="0" w:color="9DC3E6"/>
             </w:tcBorders>
-            <w:shd w:val="clear" w:color="auto" w:fill="auto"/>
             <w:tcMar>
               <w:top w:w="80" w:type="dxa"/>
               <w:left w:w="120" w:type="dxa"/>
@@ -36775,7 +34489,6 @@
               <w:bottom w:val="single" w:sz="5" w:space="0" w:color="9DC3E6"/>
               <w:right w:val="single" w:sz="5" w:space="0" w:color="9DC3E6"/>
             </w:tcBorders>
-            <w:shd w:val="clear" w:color="auto" w:fill="auto"/>
             <w:tcMar>
               <w:top w:w="80" w:type="dxa"/>
               <w:left w:w="120" w:type="dxa"/>
@@ -36815,7 +34528,6 @@
               <w:bottom w:val="single" w:sz="5" w:space="0" w:color="9DC3E6"/>
               <w:right w:val="single" w:sz="5" w:space="0" w:color="9DC3E6"/>
             </w:tcBorders>
-            <w:shd w:val="clear" w:color="auto" w:fill="auto"/>
             <w:tcMar>
               <w:top w:w="80" w:type="dxa"/>
               <w:left w:w="120" w:type="dxa"/>
@@ -36854,7 +34566,6 @@
               <w:bottom w:val="single" w:sz="5" w:space="0" w:color="9DC3E6"/>
               <w:right w:val="single" w:sz="5" w:space="0" w:color="9DC3E6"/>
             </w:tcBorders>
-            <w:shd w:val="clear" w:color="auto" w:fill="auto"/>
             <w:tcMar>
               <w:top w:w="80" w:type="dxa"/>
               <w:left w:w="120" w:type="dxa"/>
@@ -36894,7 +34605,6 @@
               <w:bottom w:val="single" w:sz="5" w:space="0" w:color="9DC3E6"/>
               <w:right w:val="single" w:sz="5" w:space="0" w:color="9DC3E6"/>
             </w:tcBorders>
-            <w:shd w:val="clear" w:color="auto" w:fill="auto"/>
             <w:tcMar>
               <w:top w:w="80" w:type="dxa"/>
               <w:left w:w="120" w:type="dxa"/>
@@ -37035,7 +34745,6 @@
               <w:bottom w:val="single" w:sz="5" w:space="0" w:color="9DC3E6"/>
               <w:right w:val="single" w:sz="5" w:space="0" w:color="9DC3E6"/>
             </w:tcBorders>
-            <w:shd w:val="clear" w:color="auto" w:fill="auto"/>
             <w:tcMar>
               <w:top w:w="80" w:type="dxa"/>
               <w:left w:w="120" w:type="dxa"/>
@@ -37080,7 +34789,6 @@
               <w:bottom w:val="single" w:sz="5" w:space="0" w:color="9DC3E6"/>
               <w:right w:val="single" w:sz="5" w:space="0" w:color="9DC3E6"/>
             </w:tcBorders>
-            <w:shd w:val="clear" w:color="auto" w:fill="auto"/>
             <w:tcMar>
               <w:top w:w="80" w:type="dxa"/>
               <w:left w:w="120" w:type="dxa"/>
@@ -37120,7 +34828,6 @@
               <w:bottom w:val="single" w:sz="5" w:space="0" w:color="9DC3E6"/>
               <w:right w:val="single" w:sz="5" w:space="0" w:color="9DC3E6"/>
             </w:tcBorders>
-            <w:shd w:val="clear" w:color="auto" w:fill="auto"/>
             <w:tcMar>
               <w:top w:w="80" w:type="dxa"/>
               <w:left w:w="120" w:type="dxa"/>
@@ -37159,7 +34866,6 @@
               <w:bottom w:val="single" w:sz="5" w:space="0" w:color="9DC3E6"/>
               <w:right w:val="single" w:sz="5" w:space="0" w:color="9DC3E6"/>
             </w:tcBorders>
-            <w:shd w:val="clear" w:color="auto" w:fill="auto"/>
             <w:tcMar>
               <w:top w:w="80" w:type="dxa"/>
               <w:left w:w="120" w:type="dxa"/>
@@ -37199,7 +34905,6 @@
               <w:bottom w:val="single" w:sz="5" w:space="0" w:color="9DC3E6"/>
               <w:right w:val="single" w:sz="5" w:space="0" w:color="9DC3E6"/>
             </w:tcBorders>
-            <w:shd w:val="clear" w:color="auto" w:fill="auto"/>
             <w:tcMar>
               <w:top w:w="80" w:type="dxa"/>
               <w:left w:w="120" w:type="dxa"/>
@@ -37238,7 +34943,6 @@
               <w:bottom w:val="single" w:sz="5" w:space="0" w:color="9DC3E6"/>
               <w:right w:val="single" w:sz="5" w:space="0" w:color="9DC3E6"/>
             </w:tcBorders>
-            <w:shd w:val="clear" w:color="auto" w:fill="auto"/>
             <w:tcMar>
               <w:top w:w="80" w:type="dxa"/>
               <w:left w:w="120" w:type="dxa"/>
@@ -37278,7 +34982,6 @@
               <w:bottom w:val="single" w:sz="5" w:space="0" w:color="9DC3E6"/>
               <w:right w:val="single" w:sz="5" w:space="0" w:color="9DC3E6"/>
             </w:tcBorders>
-            <w:shd w:val="clear" w:color="auto" w:fill="auto"/>
             <w:tcMar>
               <w:top w:w="80" w:type="dxa"/>
               <w:left w:w="120" w:type="dxa"/>
@@ -37317,7 +35020,6 @@
               <w:bottom w:val="single" w:sz="5" w:space="0" w:color="9DC3E6"/>
               <w:right w:val="single" w:sz="5" w:space="0" w:color="9DC3E6"/>
             </w:tcBorders>
-            <w:shd w:val="clear" w:color="auto" w:fill="auto"/>
             <w:tcMar>
               <w:top w:w="80" w:type="dxa"/>
               <w:left w:w="120" w:type="dxa"/>
@@ -37357,7 +35059,6 @@
               <w:bottom w:val="single" w:sz="5" w:space="0" w:color="9DC3E6"/>
               <w:right w:val="single" w:sz="5" w:space="0" w:color="9DC3E6"/>
             </w:tcBorders>
-            <w:shd w:val="clear" w:color="auto" w:fill="auto"/>
             <w:tcMar>
               <w:top w:w="80" w:type="dxa"/>
               <w:left w:w="120" w:type="dxa"/>
@@ -37396,7 +35097,6 @@
               <w:bottom w:val="single" w:sz="5" w:space="0" w:color="9DC3E6"/>
               <w:right w:val="single" w:sz="5" w:space="0" w:color="9DC3E6"/>
             </w:tcBorders>
-            <w:shd w:val="clear" w:color="auto" w:fill="auto"/>
             <w:tcMar>
               <w:top w:w="80" w:type="dxa"/>
               <w:left w:w="120" w:type="dxa"/>
@@ -37436,7 +35136,6 @@
               <w:bottom w:val="single" w:sz="5" w:space="0" w:color="9DC3E6"/>
               <w:right w:val="single" w:sz="5" w:space="0" w:color="9DC3E6"/>
             </w:tcBorders>
-            <w:shd w:val="clear" w:color="auto" w:fill="auto"/>
             <w:tcMar>
               <w:top w:w="80" w:type="dxa"/>
               <w:left w:w="120" w:type="dxa"/>
@@ -37523,7 +35222,6 @@
               <w:bottom w:val="single" w:sz="5" w:space="0" w:color="9DC3E6"/>
               <w:right w:val="single" w:sz="5" w:space="0" w:color="9DC3E6"/>
             </w:tcBorders>
-            <w:shd w:val="clear" w:color="auto" w:fill="auto"/>
             <w:tcMar>
               <w:top w:w="80" w:type="dxa"/>
               <w:left w:w="120" w:type="dxa"/>
@@ -37564,7 +35262,6 @@
               <w:bottom w:val="single" w:sz="5" w:space="0" w:color="9DC3E6"/>
               <w:right w:val="single" w:sz="5" w:space="0" w:color="9DC3E6"/>
             </w:tcBorders>
-            <w:shd w:val="clear" w:color="auto" w:fill="auto"/>
             <w:tcMar>
               <w:top w:w="80" w:type="dxa"/>
               <w:left w:w="120" w:type="dxa"/>
@@ -37635,7 +35332,6 @@
               <w:bottom w:val="single" w:sz="5" w:space="0" w:color="9DC3E6"/>
               <w:right w:val="single" w:sz="5" w:space="0" w:color="9DC3E6"/>
             </w:tcBorders>
-            <w:shd w:val="clear" w:color="auto" w:fill="auto"/>
             <w:tcMar>
               <w:top w:w="80" w:type="dxa"/>
               <w:left w:w="120" w:type="dxa"/>
@@ -37675,7 +35371,6 @@
               <w:bottom w:val="single" w:sz="5" w:space="0" w:color="9DC3E6"/>
               <w:right w:val="single" w:sz="5" w:space="0" w:color="9DC3E6"/>
             </w:tcBorders>
-            <w:shd w:val="clear" w:color="auto" w:fill="auto"/>
             <w:tcMar>
               <w:top w:w="80" w:type="dxa"/>
               <w:left w:w="120" w:type="dxa"/>
@@ -37714,7 +35409,6 @@
               <w:bottom w:val="single" w:sz="5" w:space="0" w:color="9DC3E6"/>
               <w:right w:val="single" w:sz="5" w:space="0" w:color="9DC3E6"/>
             </w:tcBorders>
-            <w:shd w:val="clear" w:color="auto" w:fill="auto"/>
             <w:tcMar>
               <w:top w:w="80" w:type="dxa"/>
               <w:left w:w="120" w:type="dxa"/>
@@ -37754,7 +35448,6 @@
               <w:bottom w:val="single" w:sz="5" w:space="0" w:color="9DC3E6"/>
               <w:right w:val="single" w:sz="5" w:space="0" w:color="9DC3E6"/>
             </w:tcBorders>
-            <w:shd w:val="clear" w:color="auto" w:fill="auto"/>
             <w:tcMar>
               <w:top w:w="80" w:type="dxa"/>
               <w:left w:w="120" w:type="dxa"/>
@@ -37833,7 +35526,6 @@
       </w:pPr>
       <w:bookmarkStart w:id="5" w:name="_frcgy523wekn" w:colFirst="0" w:colLast="0"/>
       <w:bookmarkEnd w:id="5"/>
-      <w:proofErr w:type="gramStart"/>
       <w:r>
         <w:rPr>
           <w:b/>
@@ -37841,17 +35533,7 @@
           <w:sz w:val="34"/>
           <w:szCs w:val="34"/>
         </w:rPr>
-        <w:t>2.1  BS</w:t>
-      </w:r>
-      <w:proofErr w:type="gramEnd"/>
-      <w:r>
-        <w:rPr>
-          <w:b/>
-          <w:bCs/>
-          <w:sz w:val="34"/>
-          <w:szCs w:val="34"/>
-        </w:rPr>
-        <w:t>_FCM_01 - Manage Duty Rosters and Shift Schedules</w:t>
+        <w:t>2.1  BS_FCM_01 - Manage Duty Rosters and Shift Schedules</w:t>
       </w:r>
     </w:p>
     <w:tbl>
@@ -37888,7 +35570,6 @@
               <w:bottom w:val="single" w:sz="5" w:space="0" w:color="9DC3E6"/>
               <w:right w:val="single" w:sz="5" w:space="0" w:color="9DC3E6"/>
             </w:tcBorders>
-            <w:shd w:val="clear" w:color="auto" w:fill="auto"/>
             <w:tcMar>
               <w:top w:w="80" w:type="dxa"/>
               <w:left w:w="120" w:type="dxa"/>
@@ -37933,7 +35614,6 @@
               <w:bottom w:val="single" w:sz="5" w:space="0" w:color="9DC3E6"/>
               <w:right w:val="single" w:sz="5" w:space="0" w:color="9DC3E6"/>
             </w:tcBorders>
-            <w:shd w:val="clear" w:color="auto" w:fill="auto"/>
             <w:tcMar>
               <w:top w:w="80" w:type="dxa"/>
               <w:left w:w="120" w:type="dxa"/>
@@ -37973,7 +35653,6 @@
               <w:bottom w:val="single" w:sz="5" w:space="0" w:color="9DC3E6"/>
               <w:right w:val="single" w:sz="5" w:space="0" w:color="9DC3E6"/>
             </w:tcBorders>
-            <w:shd w:val="clear" w:color="auto" w:fill="auto"/>
             <w:tcMar>
               <w:top w:w="80" w:type="dxa"/>
               <w:left w:w="120" w:type="dxa"/>
@@ -38012,7 +35691,6 @@
               <w:bottom w:val="single" w:sz="5" w:space="0" w:color="9DC3E6"/>
               <w:right w:val="single" w:sz="5" w:space="0" w:color="9DC3E6"/>
             </w:tcBorders>
-            <w:shd w:val="clear" w:color="auto" w:fill="auto"/>
             <w:tcMar>
               <w:top w:w="80" w:type="dxa"/>
               <w:left w:w="120" w:type="dxa"/>
@@ -38053,7 +35731,6 @@
               <w:bottom w:val="single" w:sz="5" w:space="0" w:color="9DC3E6"/>
               <w:right w:val="single" w:sz="5" w:space="0" w:color="9DC3E6"/>
             </w:tcBorders>
-            <w:shd w:val="clear" w:color="auto" w:fill="auto"/>
             <w:tcMar>
               <w:top w:w="80" w:type="dxa"/>
               <w:left w:w="120" w:type="dxa"/>
@@ -38092,7 +35769,6 @@
               <w:bottom w:val="single" w:sz="5" w:space="0" w:color="9DC3E6"/>
               <w:right w:val="single" w:sz="5" w:space="0" w:color="9DC3E6"/>
             </w:tcBorders>
-            <w:shd w:val="clear" w:color="auto" w:fill="auto"/>
             <w:tcMar>
               <w:top w:w="80" w:type="dxa"/>
               <w:left w:w="120" w:type="dxa"/>
@@ -38132,7 +35808,6 @@
               <w:bottom w:val="single" w:sz="5" w:space="0" w:color="9DC3E6"/>
               <w:right w:val="single" w:sz="5" w:space="0" w:color="9DC3E6"/>
             </w:tcBorders>
-            <w:shd w:val="clear" w:color="auto" w:fill="auto"/>
             <w:tcMar>
               <w:top w:w="80" w:type="dxa"/>
               <w:left w:w="120" w:type="dxa"/>
@@ -38171,7 +35846,6 @@
               <w:bottom w:val="single" w:sz="5" w:space="0" w:color="9DC3E6"/>
               <w:right w:val="single" w:sz="5" w:space="0" w:color="9DC3E6"/>
             </w:tcBorders>
-            <w:shd w:val="clear" w:color="auto" w:fill="auto"/>
             <w:tcMar>
               <w:top w:w="80" w:type="dxa"/>
               <w:left w:w="120" w:type="dxa"/>
@@ -38211,7 +35885,6 @@
               <w:bottom w:val="single" w:sz="5" w:space="0" w:color="9DC3E6"/>
               <w:right w:val="single" w:sz="5" w:space="0" w:color="9DC3E6"/>
             </w:tcBorders>
-            <w:shd w:val="clear" w:color="auto" w:fill="auto"/>
             <w:tcMar>
               <w:top w:w="80" w:type="dxa"/>
               <w:left w:w="120" w:type="dxa"/>
@@ -38250,7 +35923,6 @@
               <w:bottom w:val="single" w:sz="5" w:space="0" w:color="9DC3E6"/>
               <w:right w:val="single" w:sz="5" w:space="0" w:color="9DC3E6"/>
             </w:tcBorders>
-            <w:shd w:val="clear" w:color="auto" w:fill="auto"/>
             <w:tcMar>
               <w:top w:w="80" w:type="dxa"/>
               <w:left w:w="120" w:type="dxa"/>
@@ -38290,7 +35962,6 @@
               <w:bottom w:val="single" w:sz="5" w:space="0" w:color="9DC3E6"/>
               <w:right w:val="single" w:sz="5" w:space="0" w:color="9DC3E6"/>
             </w:tcBorders>
-            <w:shd w:val="clear" w:color="auto" w:fill="auto"/>
             <w:tcMar>
               <w:top w:w="80" w:type="dxa"/>
               <w:left w:w="120" w:type="dxa"/>
@@ -38393,7 +36064,6 @@
               <w:bottom w:val="single" w:sz="5" w:space="0" w:color="9DC3E6"/>
               <w:right w:val="single" w:sz="5" w:space="0" w:color="9DC3E6"/>
             </w:tcBorders>
-            <w:shd w:val="clear" w:color="auto" w:fill="auto"/>
             <w:tcMar>
               <w:top w:w="80" w:type="dxa"/>
               <w:left w:w="120" w:type="dxa"/>
@@ -38433,7 +36103,6 @@
               <w:bottom w:val="single" w:sz="5" w:space="0" w:color="9DC3E6"/>
               <w:right w:val="single" w:sz="5" w:space="0" w:color="9DC3E6"/>
             </w:tcBorders>
-            <w:shd w:val="clear" w:color="auto" w:fill="auto"/>
             <w:tcMar>
               <w:top w:w="80" w:type="dxa"/>
               <w:left w:w="120" w:type="dxa"/>
@@ -38454,23 +36123,7 @@
                 <w:sz w:val="20"/>
                 <w:szCs w:val="20"/>
               </w:rPr>
-              <w:t>Step 1: System detects a conflict during validation (</w:t>
-            </w:r>
-            <w:proofErr w:type="gramStart"/>
-            <w:r>
-              <w:rPr>
-                <w:sz w:val="20"/>
-                <w:szCs w:val="20"/>
-              </w:rPr>
-              <w:t>e.g.</w:t>
-            </w:r>
-            <w:proofErr w:type="gramEnd"/>
-            <w:r>
-              <w:rPr>
-                <w:sz w:val="20"/>
-                <w:szCs w:val="20"/>
-              </w:rPr>
-              <w:t xml:space="preserve"> a mandatory post is uncovered or a staff member is double-booked).</w:t>
+              <w:t>Step 1: System detects a conflict during validation (e.g. a mandatory post is uncovered or a staff member is double-booked).</w:t>
             </w:r>
           </w:p>
           <w:p>
@@ -38536,7 +36189,6 @@
               <w:bottom w:val="single" w:sz="5" w:space="0" w:color="9DC3E6"/>
               <w:right w:val="single" w:sz="5" w:space="0" w:color="9DC3E6"/>
             </w:tcBorders>
-            <w:shd w:val="clear" w:color="auto" w:fill="auto"/>
             <w:tcMar>
               <w:top w:w="80" w:type="dxa"/>
               <w:left w:w="120" w:type="dxa"/>
@@ -38576,7 +36228,6 @@
               <w:bottom w:val="single" w:sz="5" w:space="0" w:color="9DC3E6"/>
               <w:right w:val="single" w:sz="5" w:space="0" w:color="9DC3E6"/>
             </w:tcBorders>
-            <w:shd w:val="clear" w:color="auto" w:fill="auto"/>
             <w:tcMar>
               <w:top w:w="80" w:type="dxa"/>
               <w:left w:w="120" w:type="dxa"/>
@@ -38615,7 +36266,6 @@
               <w:bottom w:val="single" w:sz="5" w:space="0" w:color="9DC3E6"/>
               <w:right w:val="single" w:sz="5" w:space="0" w:color="9DC3E6"/>
             </w:tcBorders>
-            <w:shd w:val="clear" w:color="auto" w:fill="auto"/>
             <w:tcMar>
               <w:top w:w="80" w:type="dxa"/>
               <w:left w:w="120" w:type="dxa"/>
@@ -38656,7 +36306,6 @@
               <w:bottom w:val="single" w:sz="5" w:space="0" w:color="9DC3E6"/>
               <w:right w:val="single" w:sz="5" w:space="0" w:color="9DC3E6"/>
             </w:tcBorders>
-            <w:shd w:val="clear" w:color="auto" w:fill="auto"/>
             <w:tcMar>
               <w:top w:w="80" w:type="dxa"/>
               <w:left w:w="120" w:type="dxa"/>
@@ -38714,7 +36363,6 @@
       </w:pPr>
       <w:bookmarkStart w:id="6" w:name="_ik71icvhj5g7" w:colFirst="0" w:colLast="0"/>
       <w:bookmarkEnd w:id="6"/>
-      <w:proofErr w:type="gramStart"/>
       <w:r>
         <w:rPr>
           <w:b/>
@@ -38722,17 +36370,7 @@
           <w:sz w:val="34"/>
           <w:szCs w:val="34"/>
         </w:rPr>
-        <w:t>2.2  BS</w:t>
-      </w:r>
-      <w:proofErr w:type="gramEnd"/>
-      <w:r>
-        <w:rPr>
-          <w:b/>
-          <w:bCs/>
-          <w:sz w:val="34"/>
-          <w:szCs w:val="34"/>
-        </w:rPr>
-        <w:t>_FCM_02 - Assign and Monitor IT Support Tickets</w:t>
+        <w:t>2.2  BS_FCM_02 - Assign and Monitor IT Support Tickets</w:t>
       </w:r>
     </w:p>
     <w:tbl>
@@ -38769,7 +36407,6 @@
               <w:bottom w:val="single" w:sz="5" w:space="0" w:color="9DC3E6"/>
               <w:right w:val="single" w:sz="5" w:space="0" w:color="9DC3E6"/>
             </w:tcBorders>
-            <w:shd w:val="clear" w:color="auto" w:fill="auto"/>
             <w:tcMar>
               <w:top w:w="80" w:type="dxa"/>
               <w:left w:w="120" w:type="dxa"/>
@@ -38814,7 +36451,6 @@
               <w:bottom w:val="single" w:sz="5" w:space="0" w:color="9DC3E6"/>
               <w:right w:val="single" w:sz="5" w:space="0" w:color="9DC3E6"/>
             </w:tcBorders>
-            <w:shd w:val="clear" w:color="auto" w:fill="auto"/>
             <w:tcMar>
               <w:top w:w="80" w:type="dxa"/>
               <w:left w:w="120" w:type="dxa"/>
@@ -38854,7 +36490,6 @@
               <w:bottom w:val="single" w:sz="5" w:space="0" w:color="9DC3E6"/>
               <w:right w:val="single" w:sz="5" w:space="0" w:color="9DC3E6"/>
             </w:tcBorders>
-            <w:shd w:val="clear" w:color="auto" w:fill="auto"/>
             <w:tcMar>
               <w:top w:w="80" w:type="dxa"/>
               <w:left w:w="120" w:type="dxa"/>
@@ -38893,7 +36528,6 @@
               <w:bottom w:val="single" w:sz="5" w:space="0" w:color="9DC3E6"/>
               <w:right w:val="single" w:sz="5" w:space="0" w:color="9DC3E6"/>
             </w:tcBorders>
-            <w:shd w:val="clear" w:color="auto" w:fill="auto"/>
             <w:tcMar>
               <w:top w:w="80" w:type="dxa"/>
               <w:left w:w="120" w:type="dxa"/>
@@ -38933,7 +36567,6 @@
               <w:bottom w:val="single" w:sz="5" w:space="0" w:color="9DC3E6"/>
               <w:right w:val="single" w:sz="5" w:space="0" w:color="9DC3E6"/>
             </w:tcBorders>
-            <w:shd w:val="clear" w:color="auto" w:fill="auto"/>
             <w:tcMar>
               <w:top w:w="80" w:type="dxa"/>
               <w:left w:w="120" w:type="dxa"/>
@@ -38972,7 +36605,6 @@
               <w:bottom w:val="single" w:sz="5" w:space="0" w:color="9DC3E6"/>
               <w:right w:val="single" w:sz="5" w:space="0" w:color="9DC3E6"/>
             </w:tcBorders>
-            <w:shd w:val="clear" w:color="auto" w:fill="auto"/>
             <w:tcMar>
               <w:top w:w="80" w:type="dxa"/>
               <w:left w:w="120" w:type="dxa"/>
@@ -39012,7 +36644,6 @@
               <w:bottom w:val="single" w:sz="5" w:space="0" w:color="9DC3E6"/>
               <w:right w:val="single" w:sz="5" w:space="0" w:color="9DC3E6"/>
             </w:tcBorders>
-            <w:shd w:val="clear" w:color="auto" w:fill="auto"/>
             <w:tcMar>
               <w:top w:w="80" w:type="dxa"/>
               <w:left w:w="120" w:type="dxa"/>
@@ -39051,7 +36682,6 @@
               <w:bottom w:val="single" w:sz="5" w:space="0" w:color="9DC3E6"/>
               <w:right w:val="single" w:sz="5" w:space="0" w:color="9DC3E6"/>
             </w:tcBorders>
-            <w:shd w:val="clear" w:color="auto" w:fill="auto"/>
             <w:tcMar>
               <w:top w:w="80" w:type="dxa"/>
               <w:left w:w="120" w:type="dxa"/>
@@ -39091,7 +36721,6 @@
               <w:bottom w:val="single" w:sz="5" w:space="0" w:color="9DC3E6"/>
               <w:right w:val="single" w:sz="5" w:space="0" w:color="9DC3E6"/>
             </w:tcBorders>
-            <w:shd w:val="clear" w:color="auto" w:fill="auto"/>
             <w:tcMar>
               <w:top w:w="80" w:type="dxa"/>
               <w:left w:w="120" w:type="dxa"/>
@@ -39130,7 +36759,6 @@
               <w:bottom w:val="single" w:sz="5" w:space="0" w:color="9DC3E6"/>
               <w:right w:val="single" w:sz="5" w:space="0" w:color="9DC3E6"/>
             </w:tcBorders>
-            <w:shd w:val="clear" w:color="auto" w:fill="auto"/>
             <w:tcMar>
               <w:top w:w="80" w:type="dxa"/>
               <w:left w:w="120" w:type="dxa"/>
@@ -39171,7 +36799,6 @@
               <w:bottom w:val="single" w:sz="5" w:space="0" w:color="9DC3E6"/>
               <w:right w:val="single" w:sz="5" w:space="0" w:color="9DC3E6"/>
             </w:tcBorders>
-            <w:shd w:val="clear" w:color="auto" w:fill="auto"/>
             <w:tcMar>
               <w:top w:w="80" w:type="dxa"/>
               <w:left w:w="120" w:type="dxa"/>
@@ -39290,7 +36917,6 @@
               <w:bottom w:val="single" w:sz="5" w:space="0" w:color="9DC3E6"/>
               <w:right w:val="single" w:sz="5" w:space="0" w:color="9DC3E6"/>
             </w:tcBorders>
-            <w:shd w:val="clear" w:color="auto" w:fill="auto"/>
             <w:tcMar>
               <w:top w:w="80" w:type="dxa"/>
               <w:left w:w="120" w:type="dxa"/>
@@ -39330,7 +36956,6 @@
               <w:bottom w:val="single" w:sz="5" w:space="0" w:color="9DC3E6"/>
               <w:right w:val="single" w:sz="5" w:space="0" w:color="9DC3E6"/>
             </w:tcBorders>
-            <w:shd w:val="clear" w:color="auto" w:fill="auto"/>
             <w:tcMar>
               <w:top w:w="80" w:type="dxa"/>
               <w:left w:w="120" w:type="dxa"/>
@@ -39417,7 +37042,6 @@
               <w:bottom w:val="single" w:sz="5" w:space="0" w:color="9DC3E6"/>
               <w:right w:val="single" w:sz="5" w:space="0" w:color="9DC3E6"/>
             </w:tcBorders>
-            <w:shd w:val="clear" w:color="auto" w:fill="auto"/>
             <w:tcMar>
               <w:top w:w="80" w:type="dxa"/>
               <w:left w:w="120" w:type="dxa"/>
@@ -39457,7 +37081,6 @@
               <w:bottom w:val="single" w:sz="5" w:space="0" w:color="9DC3E6"/>
               <w:right w:val="single" w:sz="5" w:space="0" w:color="9DC3E6"/>
             </w:tcBorders>
-            <w:shd w:val="clear" w:color="auto" w:fill="auto"/>
             <w:tcMar>
               <w:top w:w="80" w:type="dxa"/>
               <w:left w:w="120" w:type="dxa"/>
@@ -39496,7 +37119,6 @@
               <w:bottom w:val="single" w:sz="5" w:space="0" w:color="9DC3E6"/>
               <w:right w:val="single" w:sz="5" w:space="0" w:color="9DC3E6"/>
             </w:tcBorders>
-            <w:shd w:val="clear" w:color="auto" w:fill="auto"/>
             <w:tcMar>
               <w:top w:w="80" w:type="dxa"/>
               <w:left w:w="120" w:type="dxa"/>
@@ -39536,7 +37158,6 @@
               <w:bottom w:val="single" w:sz="5" w:space="0" w:color="9DC3E6"/>
               <w:right w:val="single" w:sz="5" w:space="0" w:color="9DC3E6"/>
             </w:tcBorders>
-            <w:shd w:val="clear" w:color="auto" w:fill="auto"/>
             <w:tcMar>
               <w:top w:w="80" w:type="dxa"/>
               <w:left w:w="120" w:type="dxa"/>
@@ -39594,7 +37215,6 @@
       </w:pPr>
       <w:bookmarkStart w:id="7" w:name="_segi24cp1s0o" w:colFirst="0" w:colLast="0"/>
       <w:bookmarkEnd w:id="7"/>
-      <w:proofErr w:type="gramStart"/>
       <w:r>
         <w:rPr>
           <w:b/>
@@ -39602,17 +37222,7 @@
           <w:sz w:val="34"/>
           <w:szCs w:val="34"/>
         </w:rPr>
-        <w:t>2.3  BS</w:t>
-      </w:r>
-      <w:proofErr w:type="gramEnd"/>
-      <w:r>
-        <w:rPr>
-          <w:b/>
-          <w:bCs/>
-          <w:sz w:val="34"/>
-          <w:szCs w:val="34"/>
-        </w:rPr>
-        <w:t>_FCM_03 - Log Shift Check-In/Out and Submit Reports</w:t>
+        <w:t>2.3  BS_FCM_03 - Log Shift Check-In/Out and Submit Reports</w:t>
       </w:r>
     </w:p>
     <w:tbl>
@@ -39649,7 +37259,6 @@
               <w:bottom w:val="single" w:sz="5" w:space="0" w:color="9DC3E6"/>
               <w:right w:val="single" w:sz="5" w:space="0" w:color="9DC3E6"/>
             </w:tcBorders>
-            <w:shd w:val="clear" w:color="auto" w:fill="auto"/>
             <w:tcMar>
               <w:top w:w="80" w:type="dxa"/>
               <w:left w:w="120" w:type="dxa"/>
@@ -39695,7 +37304,6 @@
               <w:bottom w:val="single" w:sz="5" w:space="0" w:color="9DC3E6"/>
               <w:right w:val="single" w:sz="5" w:space="0" w:color="9DC3E6"/>
             </w:tcBorders>
-            <w:shd w:val="clear" w:color="auto" w:fill="auto"/>
             <w:tcMar>
               <w:top w:w="80" w:type="dxa"/>
               <w:left w:w="120" w:type="dxa"/>
@@ -39735,7 +37343,6 @@
               <w:bottom w:val="single" w:sz="5" w:space="0" w:color="9DC3E6"/>
               <w:right w:val="single" w:sz="5" w:space="0" w:color="9DC3E6"/>
             </w:tcBorders>
-            <w:shd w:val="clear" w:color="auto" w:fill="auto"/>
             <w:tcMar>
               <w:top w:w="80" w:type="dxa"/>
               <w:left w:w="120" w:type="dxa"/>
@@ -39774,7 +37381,6 @@
               <w:bottom w:val="single" w:sz="5" w:space="0" w:color="9DC3E6"/>
               <w:right w:val="single" w:sz="5" w:space="0" w:color="9DC3E6"/>
             </w:tcBorders>
-            <w:shd w:val="clear" w:color="auto" w:fill="auto"/>
             <w:tcMar>
               <w:top w:w="80" w:type="dxa"/>
               <w:left w:w="120" w:type="dxa"/>
@@ -39814,7 +37420,6 @@
               <w:bottom w:val="single" w:sz="5" w:space="0" w:color="9DC3E6"/>
               <w:right w:val="single" w:sz="5" w:space="0" w:color="9DC3E6"/>
             </w:tcBorders>
-            <w:shd w:val="clear" w:color="auto" w:fill="auto"/>
             <w:tcMar>
               <w:top w:w="80" w:type="dxa"/>
               <w:left w:w="120" w:type="dxa"/>
@@ -39853,7 +37458,6 @@
               <w:bottom w:val="single" w:sz="5" w:space="0" w:color="9DC3E6"/>
               <w:right w:val="single" w:sz="5" w:space="0" w:color="9DC3E6"/>
             </w:tcBorders>
-            <w:shd w:val="clear" w:color="auto" w:fill="auto"/>
             <w:tcMar>
               <w:top w:w="80" w:type="dxa"/>
               <w:left w:w="120" w:type="dxa"/>
@@ -39893,7 +37497,6 @@
               <w:bottom w:val="single" w:sz="5" w:space="0" w:color="9DC3E6"/>
               <w:right w:val="single" w:sz="5" w:space="0" w:color="9DC3E6"/>
             </w:tcBorders>
-            <w:shd w:val="clear" w:color="auto" w:fill="auto"/>
             <w:tcMar>
               <w:top w:w="80" w:type="dxa"/>
               <w:left w:w="120" w:type="dxa"/>
@@ -39932,7 +37535,6 @@
               <w:bottom w:val="single" w:sz="5" w:space="0" w:color="9DC3E6"/>
               <w:right w:val="single" w:sz="5" w:space="0" w:color="9DC3E6"/>
             </w:tcBorders>
-            <w:shd w:val="clear" w:color="auto" w:fill="auto"/>
             <w:tcMar>
               <w:top w:w="80" w:type="dxa"/>
               <w:left w:w="120" w:type="dxa"/>
@@ -39972,7 +37574,6 @@
               <w:bottom w:val="single" w:sz="5" w:space="0" w:color="9DC3E6"/>
               <w:right w:val="single" w:sz="5" w:space="0" w:color="9DC3E6"/>
             </w:tcBorders>
-            <w:shd w:val="clear" w:color="auto" w:fill="auto"/>
             <w:tcMar>
               <w:top w:w="80" w:type="dxa"/>
               <w:left w:w="120" w:type="dxa"/>
@@ -40011,7 +37612,6 @@
               <w:bottom w:val="single" w:sz="5" w:space="0" w:color="9DC3E6"/>
               <w:right w:val="single" w:sz="5" w:space="0" w:color="9DC3E6"/>
             </w:tcBorders>
-            <w:shd w:val="clear" w:color="auto" w:fill="auto"/>
             <w:tcMar>
               <w:top w:w="80" w:type="dxa"/>
               <w:left w:w="120" w:type="dxa"/>
@@ -40051,7 +37651,6 @@
               <w:bottom w:val="single" w:sz="5" w:space="0" w:color="9DC3E6"/>
               <w:right w:val="single" w:sz="5" w:space="0" w:color="9DC3E6"/>
             </w:tcBorders>
-            <w:shd w:val="clear" w:color="auto" w:fill="auto"/>
             <w:tcMar>
               <w:top w:w="80" w:type="dxa"/>
               <w:left w:w="120" w:type="dxa"/>
@@ -40154,7 +37753,6 @@
               <w:bottom w:val="single" w:sz="5" w:space="0" w:color="9DC3E6"/>
               <w:right w:val="single" w:sz="5" w:space="0" w:color="9DC3E6"/>
             </w:tcBorders>
-            <w:shd w:val="clear" w:color="auto" w:fill="auto"/>
             <w:tcMar>
               <w:top w:w="80" w:type="dxa"/>
               <w:left w:w="120" w:type="dxa"/>
@@ -40194,7 +37792,6 @@
               <w:bottom w:val="single" w:sz="5" w:space="0" w:color="9DC3E6"/>
               <w:right w:val="single" w:sz="5" w:space="0" w:color="9DC3E6"/>
             </w:tcBorders>
-            <w:shd w:val="clear" w:color="auto" w:fill="auto"/>
             <w:tcMar>
               <w:top w:w="80" w:type="dxa"/>
               <w:left w:w="120" w:type="dxa"/>
@@ -40282,7 +37879,6 @@
               <w:bottom w:val="single" w:sz="5" w:space="0" w:color="9DC3E6"/>
               <w:right w:val="single" w:sz="5" w:space="0" w:color="9DC3E6"/>
             </w:tcBorders>
-            <w:shd w:val="clear" w:color="auto" w:fill="auto"/>
             <w:tcMar>
               <w:top w:w="80" w:type="dxa"/>
               <w:left w:w="120" w:type="dxa"/>
@@ -40323,7 +37919,6 @@
               <w:bottom w:val="single" w:sz="5" w:space="0" w:color="9DC3E6"/>
               <w:right w:val="single" w:sz="5" w:space="0" w:color="9DC3E6"/>
             </w:tcBorders>
-            <w:shd w:val="clear" w:color="auto" w:fill="auto"/>
             <w:tcMar>
               <w:top w:w="80" w:type="dxa"/>
               <w:left w:w="120" w:type="dxa"/>
@@ -40362,7 +37957,6 @@
               <w:bottom w:val="single" w:sz="5" w:space="0" w:color="9DC3E6"/>
               <w:right w:val="single" w:sz="5" w:space="0" w:color="9DC3E6"/>
             </w:tcBorders>
-            <w:shd w:val="clear" w:color="auto" w:fill="auto"/>
             <w:tcMar>
               <w:top w:w="80" w:type="dxa"/>
               <w:left w:w="120" w:type="dxa"/>
@@ -40402,7 +37996,6 @@
               <w:bottom w:val="single" w:sz="5" w:space="0" w:color="9DC3E6"/>
               <w:right w:val="single" w:sz="5" w:space="0" w:color="9DC3E6"/>
             </w:tcBorders>
-            <w:shd w:val="clear" w:color="auto" w:fill="auto"/>
             <w:tcMar>
               <w:top w:w="80" w:type="dxa"/>
               <w:left w:w="120" w:type="dxa"/>
@@ -40460,7 +38053,6 @@
       </w:pPr>
       <w:bookmarkStart w:id="8" w:name="_oiqp5hay9ggz" w:colFirst="0" w:colLast="0"/>
       <w:bookmarkEnd w:id="8"/>
-      <w:proofErr w:type="gramStart"/>
       <w:r>
         <w:rPr>
           <w:b/>
@@ -40468,17 +38060,7 @@
           <w:sz w:val="34"/>
           <w:szCs w:val="34"/>
         </w:rPr>
-        <w:t>2.4  BS</w:t>
-      </w:r>
-      <w:proofErr w:type="gramEnd"/>
-      <w:r>
-        <w:rPr>
-          <w:b/>
-          <w:bCs/>
-          <w:sz w:val="34"/>
-          <w:szCs w:val="34"/>
-        </w:rPr>
-        <w:t>_FCM_04 - Schedule and Track Preventive Maintenance</w:t>
+        <w:t>2.4  BS_FCM_04 - Schedule and Track Preventive Maintenance</w:t>
       </w:r>
     </w:p>
     <w:tbl>
@@ -40515,7 +38097,6 @@
               <w:bottom w:val="single" w:sz="5" w:space="0" w:color="9DC3E6"/>
               <w:right w:val="single" w:sz="5" w:space="0" w:color="9DC3E6"/>
             </w:tcBorders>
-            <w:shd w:val="clear" w:color="auto" w:fill="auto"/>
             <w:tcMar>
               <w:top w:w="80" w:type="dxa"/>
               <w:left w:w="120" w:type="dxa"/>
@@ -40560,7 +38141,6 @@
               <w:bottom w:val="single" w:sz="5" w:space="0" w:color="9DC3E6"/>
               <w:right w:val="single" w:sz="5" w:space="0" w:color="9DC3E6"/>
             </w:tcBorders>
-            <w:shd w:val="clear" w:color="auto" w:fill="auto"/>
             <w:tcMar>
               <w:top w:w="80" w:type="dxa"/>
               <w:left w:w="120" w:type="dxa"/>
@@ -40600,7 +38180,6 @@
               <w:bottom w:val="single" w:sz="5" w:space="0" w:color="9DC3E6"/>
               <w:right w:val="single" w:sz="5" w:space="0" w:color="9DC3E6"/>
             </w:tcBorders>
-            <w:shd w:val="clear" w:color="auto" w:fill="auto"/>
             <w:tcMar>
               <w:top w:w="80" w:type="dxa"/>
               <w:left w:w="120" w:type="dxa"/>
@@ -40641,7 +38220,6 @@
               <w:bottom w:val="single" w:sz="5" w:space="0" w:color="9DC3E6"/>
               <w:right w:val="single" w:sz="5" w:space="0" w:color="9DC3E6"/>
             </w:tcBorders>
-            <w:shd w:val="clear" w:color="auto" w:fill="auto"/>
             <w:tcMar>
               <w:top w:w="80" w:type="dxa"/>
               <w:left w:w="120" w:type="dxa"/>
@@ -40681,7 +38259,6 @@
               <w:bottom w:val="single" w:sz="5" w:space="0" w:color="9DC3E6"/>
               <w:right w:val="single" w:sz="5" w:space="0" w:color="9DC3E6"/>
             </w:tcBorders>
-            <w:shd w:val="clear" w:color="auto" w:fill="auto"/>
             <w:tcMar>
               <w:top w:w="80" w:type="dxa"/>
               <w:left w:w="120" w:type="dxa"/>
@@ -40722,7 +38299,6 @@
               <w:bottom w:val="single" w:sz="5" w:space="0" w:color="9DC3E6"/>
               <w:right w:val="single" w:sz="5" w:space="0" w:color="9DC3E6"/>
             </w:tcBorders>
-            <w:shd w:val="clear" w:color="auto" w:fill="auto"/>
             <w:tcMar>
               <w:top w:w="80" w:type="dxa"/>
               <w:left w:w="120" w:type="dxa"/>
@@ -40762,7 +38338,6 @@
               <w:bottom w:val="single" w:sz="5" w:space="0" w:color="9DC3E6"/>
               <w:right w:val="single" w:sz="5" w:space="0" w:color="9DC3E6"/>
             </w:tcBorders>
-            <w:shd w:val="clear" w:color="auto" w:fill="auto"/>
             <w:tcMar>
               <w:top w:w="80" w:type="dxa"/>
               <w:left w:w="120" w:type="dxa"/>
@@ -40803,7 +38378,6 @@
               <w:bottom w:val="single" w:sz="5" w:space="0" w:color="9DC3E6"/>
               <w:right w:val="single" w:sz="5" w:space="0" w:color="9DC3E6"/>
             </w:tcBorders>
-            <w:shd w:val="clear" w:color="auto" w:fill="auto"/>
             <w:tcMar>
               <w:top w:w="80" w:type="dxa"/>
               <w:left w:w="120" w:type="dxa"/>
@@ -40844,7 +38418,6 @@
               <w:bottom w:val="single" w:sz="5" w:space="0" w:color="9DC3E6"/>
               <w:right w:val="single" w:sz="5" w:space="0" w:color="9DC3E6"/>
             </w:tcBorders>
-            <w:shd w:val="clear" w:color="auto" w:fill="auto"/>
             <w:tcMar>
               <w:top w:w="80" w:type="dxa"/>
               <w:left w:w="120" w:type="dxa"/>
@@ -40885,7 +38458,6 @@
               <w:bottom w:val="single" w:sz="5" w:space="0" w:color="9DC3E6"/>
               <w:right w:val="single" w:sz="5" w:space="0" w:color="9DC3E6"/>
             </w:tcBorders>
-            <w:shd w:val="clear" w:color="auto" w:fill="auto"/>
             <w:tcMar>
               <w:top w:w="80" w:type="dxa"/>
               <w:left w:w="120" w:type="dxa"/>
@@ -40925,7 +38497,6 @@
               <w:bottom w:val="single" w:sz="5" w:space="0" w:color="9DC3E6"/>
               <w:right w:val="single" w:sz="5" w:space="0" w:color="9DC3E6"/>
             </w:tcBorders>
-            <w:shd w:val="clear" w:color="auto" w:fill="auto"/>
             <w:tcMar>
               <w:top w:w="80" w:type="dxa"/>
               <w:left w:w="120" w:type="dxa"/>
@@ -41038,7 +38609,6 @@
               <w:bottom w:val="single" w:sz="5" w:space="0" w:color="9DC3E6"/>
               <w:right w:val="single" w:sz="5" w:space="0" w:color="9DC3E6"/>
             </w:tcBorders>
-            <w:shd w:val="clear" w:color="auto" w:fill="auto"/>
             <w:tcMar>
               <w:top w:w="80" w:type="dxa"/>
               <w:left w:w="120" w:type="dxa"/>
@@ -41078,7 +38648,6 @@
               <w:bottom w:val="single" w:sz="5" w:space="0" w:color="9DC3E6"/>
               <w:right w:val="single" w:sz="5" w:space="0" w:color="9DC3E6"/>
             </w:tcBorders>
-            <w:shd w:val="clear" w:color="auto" w:fill="auto"/>
             <w:tcMar>
               <w:top w:w="80" w:type="dxa"/>
               <w:left w:w="120" w:type="dxa"/>
@@ -41101,25 +38670,7 @@
                 <w:sz w:val="20"/>
                 <w:szCs w:val="20"/>
               </w:rPr>
-              <w:t>Step 1: Assigned staff member is unable to complete the task on the scheduled date (</w:t>
-            </w:r>
-            <w:proofErr w:type="gramStart"/>
-            <w:r>
-              <w:rPr>
-                <w:color w:val="000000" w:themeColor="text1"/>
-                <w:sz w:val="20"/>
-                <w:szCs w:val="20"/>
-              </w:rPr>
-              <w:t>e.g.</w:t>
-            </w:r>
-            <w:proofErr w:type="gramEnd"/>
-            <w:r>
-              <w:rPr>
-                <w:color w:val="000000" w:themeColor="text1"/>
-                <w:sz w:val="20"/>
-                <w:szCs w:val="20"/>
-              </w:rPr>
-              <w:t xml:space="preserve"> parts unavailable or access restricted).</w:t>
+              <w:t>Step 1: Assigned staff member is unable to complete the task on the scheduled date (e.g. parts unavailable or access restricted).</w:t>
             </w:r>
           </w:p>
           <w:p>
@@ -41191,7 +38742,6 @@
               <w:bottom w:val="single" w:sz="5" w:space="0" w:color="9DC3E6"/>
               <w:right w:val="single" w:sz="5" w:space="0" w:color="9DC3E6"/>
             </w:tcBorders>
-            <w:shd w:val="clear" w:color="auto" w:fill="auto"/>
             <w:tcMar>
               <w:top w:w="80" w:type="dxa"/>
               <w:left w:w="120" w:type="dxa"/>
@@ -41231,7 +38781,6 @@
               <w:bottom w:val="single" w:sz="5" w:space="0" w:color="9DC3E6"/>
               <w:right w:val="single" w:sz="5" w:space="0" w:color="9DC3E6"/>
             </w:tcBorders>
-            <w:shd w:val="clear" w:color="auto" w:fill="auto"/>
             <w:tcMar>
               <w:top w:w="80" w:type="dxa"/>
               <w:left w:w="120" w:type="dxa"/>
@@ -41272,7 +38821,6 @@
               <w:bottom w:val="single" w:sz="5" w:space="0" w:color="9DC3E6"/>
               <w:right w:val="single" w:sz="5" w:space="0" w:color="9DC3E6"/>
             </w:tcBorders>
-            <w:shd w:val="clear" w:color="auto" w:fill="auto"/>
             <w:tcMar>
               <w:top w:w="80" w:type="dxa"/>
               <w:left w:w="120" w:type="dxa"/>
@@ -41312,7 +38860,6 @@
               <w:bottom w:val="single" w:sz="5" w:space="0" w:color="9DC3E6"/>
               <w:right w:val="single" w:sz="5" w:space="0" w:color="9DC3E6"/>
             </w:tcBorders>
-            <w:shd w:val="clear" w:color="auto" w:fill="auto"/>
             <w:tcMar>
               <w:top w:w="80" w:type="dxa"/>
               <w:left w:w="120" w:type="dxa"/>
@@ -41368,7 +38915,7 @@
 </file>
 
 <file path=word/endnotes.xml><?xml version="1.0" encoding="utf-8"?>
-<w:endnotes xmlns:wpc="http://schemas.microsoft.com/office/word/2010/wordprocessingCanvas" xmlns:cx="http://schemas.microsoft.com/office/drawing/2014/chartex" xmlns:cx1="http://schemas.microsoft.com/office/drawing/2015/9/8/chartex" xmlns:cx2="http://schemas.microsoft.com/office/drawing/2015/10/21/chartex" xmlns:cx3="http://schemas.microsoft.com/office/drawing/2016/5/9/chartex" xmlns:cx4="http://schemas.microsoft.com/office/drawing/2016/5/10/chartex" xmlns:cx5="http://schemas.microsoft.com/office/drawing/2016/5/11/chartex" xmlns:cx6="http://schemas.microsoft.com/office/drawing/2016/5/12/chartex" xmlns:cx7="http://schemas.microsoft.com/office/drawing/2016/5/13/chartex" xmlns:cx8="http://schemas.microsoft.com/office/drawing/2016/5/14/chartex" xmlns:mc="http://schemas.openxmlformats.org/markup-compatibility/2006" xmlns:aink="http://schemas.microsoft.com/office/drawing/2016/ink" xmlns:am3d="http://schemas.microsoft.com/office/drawing/2017/model3d" xmlns:o="urn:schemas-microsoft-com:office:office" xmlns:r="http://schemas.openxmlformats.org/officeDocument/2006/relationships" xmlns:m="http://schemas.openxmlformats.org/officeDocument/2006/math" xmlns:v="urn:schemas-microsoft-com:vml" xmlns:wp14="http://schemas.microsoft.com/office/word/2010/wordprocessingDrawing" xmlns:wp="http://schemas.openxmlformats.org/drawingml/2006/wordprocessingDrawing" xmlns:w10="urn:schemas-microsoft-com:office:word" xmlns:w="http://schemas.openxmlformats.org/wordprocessingml/2006/main" xmlns:w14="http://schemas.microsoft.com/office/word/2010/wordml" xmlns:w15="http://schemas.microsoft.com/office/word/2012/wordml" xmlns:w16cex="http://schemas.microsoft.com/office/word/2018/wordml/cex" xmlns:w16cid="http://schemas.microsoft.com/office/word/2016/wordml/cid" xmlns:w16="http://schemas.microsoft.com/office/word/2018/wordml" xmlns:w16sdtdh="http://schemas.microsoft.com/office/word/2020/wordml/sdtdatahash" xmlns:w16se="http://schemas.microsoft.com/office/word/2015/wordml/symex" xmlns:wpg="http://schemas.microsoft.com/office/word/2010/wordprocessingGroup" xmlns:wpi="http://schemas.microsoft.com/office/word/2010/wordprocessingInk" xmlns:wne="http://schemas.microsoft.com/office/word/2006/wordml" xmlns:wps="http://schemas.microsoft.com/office/word/2010/wordprocessingShape" mc:Ignorable="w14 w15 w16se w16cid w16 w16cex w16sdtdh wp14">
+<w:endnotes xmlns:wpc="http://schemas.microsoft.com/office/word/2010/wordprocessingCanvas" xmlns:cx="http://schemas.microsoft.com/office/drawing/2014/chartex" xmlns:cx1="http://schemas.microsoft.com/office/drawing/2015/9/8/chartex" xmlns:cx2="http://schemas.microsoft.com/office/drawing/2015/10/21/chartex" xmlns:cx3="http://schemas.microsoft.com/office/drawing/2016/5/9/chartex" xmlns:cx4="http://schemas.microsoft.com/office/drawing/2016/5/10/chartex" xmlns:cx5="http://schemas.microsoft.com/office/drawing/2016/5/11/chartex" xmlns:cx6="http://schemas.microsoft.com/office/drawing/2016/5/12/chartex" xmlns:cx7="http://schemas.microsoft.com/office/drawing/2016/5/13/chartex" xmlns:cx8="http://schemas.microsoft.com/office/drawing/2016/5/14/chartex" xmlns:mc="http://schemas.openxmlformats.org/markup-compatibility/2006" xmlns:aink="http://schemas.microsoft.com/office/drawing/2016/ink" xmlns:am3d="http://schemas.microsoft.com/office/drawing/2017/model3d" xmlns:o="urn:schemas-microsoft-com:office:office" xmlns:oel="http://schemas.microsoft.com/office/2019/extlst" xmlns:r="http://schemas.openxmlformats.org/officeDocument/2006/relationships" xmlns:m="http://schemas.openxmlformats.org/officeDocument/2006/math" xmlns:v="urn:schemas-microsoft-com:vml" xmlns:wp14="http://schemas.microsoft.com/office/word/2010/wordprocessingDrawing" xmlns:wp="http://schemas.openxmlformats.org/drawingml/2006/wordprocessingDrawing" xmlns:w10="urn:schemas-microsoft-com:office:word" xmlns:w="http://schemas.openxmlformats.org/wordprocessingml/2006/main" xmlns:w14="http://schemas.microsoft.com/office/word/2010/wordml" xmlns:w15="http://schemas.microsoft.com/office/word/2012/wordml" xmlns:w16cex="http://schemas.microsoft.com/office/word/2018/wordml/cex" xmlns:w16cid="http://schemas.microsoft.com/office/word/2016/wordml/cid" xmlns:w16="http://schemas.microsoft.com/office/word/2018/wordml" xmlns:w16du="http://schemas.microsoft.com/office/word/2023/wordml/word16du" xmlns:w16sdtdh="http://schemas.microsoft.com/office/word/2020/wordml/sdtdatahash" xmlns:w16sdtfl="http://schemas.microsoft.com/office/word/2024/wordml/sdtformatlock" xmlns:w16se="http://schemas.microsoft.com/office/word/2015/wordml/symex" xmlns:wpg="http://schemas.microsoft.com/office/word/2010/wordprocessingGroup" xmlns:wpi="http://schemas.microsoft.com/office/word/2010/wordprocessingInk" xmlns:wne="http://schemas.microsoft.com/office/word/2006/wordml" xmlns:wps="http://schemas.microsoft.com/office/word/2010/wordprocessingShape" mc:Ignorable="w14 w15 w16se w16cid w16 w16cex w16sdtdh w16sdtfl w16du wp14">
   <w:endnote w:type="separator" w:id="-1">
     <w:p>
       <w:pPr>
@@ -41393,7 +38940,7 @@
 </file>
 
 <file path=word/footnotes.xml><?xml version="1.0" encoding="utf-8"?>
-<w:footnotes xmlns:wpc="http://schemas.microsoft.com/office/word/2010/wordprocessingCanvas" xmlns:cx="http://schemas.microsoft.com/office/drawing/2014/chartex" xmlns:cx1="http://schemas.microsoft.com/office/drawing/2015/9/8/chartex" xmlns:cx2="http://schemas.microsoft.com/office/drawing/2015/10/21/chartex" xmlns:cx3="http://schemas.microsoft.com/office/drawing/2016/5/9/chartex" xmlns:cx4="http://schemas.microsoft.com/office/drawing/2016/5/10/chartex" xmlns:cx5="http://schemas.microsoft.com/office/drawing/2016/5/11/chartex" xmlns:cx6="http://schemas.microsoft.com/office/drawing/2016/5/12/chartex" xmlns:cx7="http://schemas.microsoft.com/office/drawing/2016/5/13/chartex" xmlns:cx8="http://schemas.microsoft.com/office/drawing/2016/5/14/chartex" xmlns:mc="http://schemas.openxmlformats.org/markup-compatibility/2006" xmlns:aink="http://schemas.microsoft.com/office/drawing/2016/ink" xmlns:am3d="http://schemas.microsoft.com/office/drawing/2017/model3d" xmlns:o="urn:schemas-microsoft-com:office:office" xmlns:r="http://schemas.openxmlformats.org/officeDocument/2006/relationships" xmlns:m="http://schemas.openxmlformats.org/officeDocument/2006/math" xmlns:v="urn:schemas-microsoft-com:vml" xmlns:wp14="http://schemas.microsoft.com/office/word/2010/wordprocessingDrawing" xmlns:wp="http://schemas.openxmlformats.org/drawingml/2006/wordprocessingDrawing" xmlns:w10="urn:schemas-microsoft-com:office:word" xmlns:w="http://schemas.openxmlformats.org/wordprocessingml/2006/main" xmlns:w14="http://schemas.microsoft.com/office/word/2010/wordml" xmlns:w15="http://schemas.microsoft.com/office/word/2012/wordml" xmlns:w16cex="http://schemas.microsoft.com/office/word/2018/wordml/cex" xmlns:w16cid="http://schemas.microsoft.com/office/word/2016/wordml/cid" xmlns:w16="http://schemas.microsoft.com/office/word/2018/wordml" xmlns:w16sdtdh="http://schemas.microsoft.com/office/word/2020/wordml/sdtdatahash" xmlns:w16se="http://schemas.microsoft.com/office/word/2015/wordml/symex" xmlns:wpg="http://schemas.microsoft.com/office/word/2010/wordprocessingGroup" xmlns:wpi="http://schemas.microsoft.com/office/word/2010/wordprocessingInk" xmlns:wne="http://schemas.microsoft.com/office/word/2006/wordml" xmlns:wps="http://schemas.microsoft.com/office/word/2010/wordprocessingShape" mc:Ignorable="w14 w15 w16se w16cid w16 w16cex w16sdtdh wp14">
+<w:footnotes xmlns:wpc="http://schemas.microsoft.com/office/word/2010/wordprocessingCanvas" xmlns:cx="http://schemas.microsoft.com/office/drawing/2014/chartex" xmlns:cx1="http://schemas.microsoft.com/office/drawing/2015/9/8/chartex" xmlns:cx2="http://schemas.microsoft.com/office/drawing/2015/10/21/chartex" xmlns:cx3="http://schemas.microsoft.com/office/drawing/2016/5/9/chartex" xmlns:cx4="http://schemas.microsoft.com/office/drawing/2016/5/10/chartex" xmlns:cx5="http://schemas.microsoft.com/office/drawing/2016/5/11/chartex" xmlns:cx6="http://schemas.microsoft.com/office/drawing/2016/5/12/chartex" xmlns:cx7="http://schemas.microsoft.com/office/drawing/2016/5/13/chartex" xmlns:cx8="http://schemas.microsoft.com/office/drawing/2016/5/14/chartex" xmlns:mc="http://schemas.openxmlformats.org/markup-compatibility/2006" xmlns:aink="http://schemas.microsoft.com/office/drawing/2016/ink" xmlns:am3d="http://schemas.microsoft.com/office/drawing/2017/model3d" xmlns:o="urn:schemas-microsoft-com:office:office" xmlns:oel="http://schemas.microsoft.com/office/2019/extlst" xmlns:r="http://schemas.openxmlformats.org/officeDocument/2006/relationships" xmlns:m="http://schemas.openxmlformats.org/officeDocument/2006/math" xmlns:v="urn:schemas-microsoft-com:vml" xmlns:wp14="http://schemas.microsoft.com/office/word/2010/wordprocessingDrawing" xmlns:wp="http://schemas.openxmlformats.org/drawingml/2006/wordprocessingDrawing" xmlns:w10="urn:schemas-microsoft-com:office:word" xmlns:w="http://schemas.openxmlformats.org/wordprocessingml/2006/main" xmlns:w14="http://schemas.microsoft.com/office/word/2010/wordml" xmlns:w15="http://schemas.microsoft.com/office/word/2012/wordml" xmlns:w16cex="http://schemas.microsoft.com/office/word/2018/wordml/cex" xmlns:w16cid="http://schemas.microsoft.com/office/word/2016/wordml/cid" xmlns:w16="http://schemas.microsoft.com/office/word/2018/wordml" xmlns:w16du="http://schemas.microsoft.com/office/word/2023/wordml/word16du" xmlns:w16sdtdh="http://schemas.microsoft.com/office/word/2020/wordml/sdtdatahash" xmlns:w16sdtfl="http://schemas.microsoft.com/office/word/2024/wordml/sdtformatlock" xmlns:w16se="http://schemas.microsoft.com/office/word/2015/wordml/symex" xmlns:wpg="http://schemas.microsoft.com/office/word/2010/wordprocessingGroup" xmlns:wpi="http://schemas.microsoft.com/office/word/2010/wordprocessingInk" xmlns:wne="http://schemas.microsoft.com/office/word/2006/wordml" xmlns:wps="http://schemas.microsoft.com/office/word/2010/wordprocessingShape" mc:Ignorable="w14 w15 w16se w16cid w16 w16cex w16sdtdh w16sdtfl w16du wp14">
   <w:footnote w:type="separator" w:id="-1">
     <w:p>
       <w:pPr>
@@ -41418,7 +38965,7 @@
 </file>
 
 <file path=word/numbering.xml><?xml version="1.0" encoding="utf-8"?>
-<w:numbering xmlns:wpc="http://schemas.microsoft.com/office/word/2010/wordprocessingCanvas" xmlns:cx="http://schemas.microsoft.com/office/drawing/2014/chartex" xmlns:cx1="http://schemas.microsoft.com/office/drawing/2015/9/8/chartex" xmlns:cx2="http://schemas.microsoft.com/office/drawing/2015/10/21/chartex" xmlns:cx3="http://schemas.microsoft.com/office/drawing/2016/5/9/chartex" xmlns:cx4="http://schemas.microsoft.com/office/drawing/2016/5/10/chartex" xmlns:cx5="http://schemas.microsoft.com/office/drawing/2016/5/11/chartex" xmlns:cx6="http://schemas.microsoft.com/office/drawing/2016/5/12/chartex" xmlns:cx7="http://schemas.microsoft.com/office/drawing/2016/5/13/chartex" xmlns:cx8="http://schemas.microsoft.com/office/drawing/2016/5/14/chartex" xmlns:mc="http://schemas.openxmlformats.org/markup-compatibility/2006" xmlns:aink="http://schemas.microsoft.com/office/drawing/2016/ink" xmlns:am3d="http://schemas.microsoft.com/office/drawing/2017/model3d" xmlns:o="urn:schemas-microsoft-com:office:office" xmlns:r="http://schemas.openxmlformats.org/officeDocument/2006/relationships" xmlns:m="http://schemas.openxmlformats.org/officeDocument/2006/math" xmlns:v="urn:schemas-microsoft-com:vml" xmlns:wp14="http://schemas.microsoft.com/office/word/2010/wordprocessingDrawing" xmlns:wp="http://schemas.openxmlformats.org/drawingml/2006/wordprocessingDrawing" xmlns:w10="urn:schemas-microsoft-com:office:word" xmlns:w="http://schemas.openxmlformats.org/wordprocessingml/2006/main" xmlns:w14="http://schemas.microsoft.com/office/word/2010/wordml" xmlns:w15="http://schemas.microsoft.com/office/word/2012/wordml" xmlns:w16cex="http://schemas.microsoft.com/office/word/2018/wordml/cex" xmlns:w16cid="http://schemas.microsoft.com/office/word/2016/wordml/cid" xmlns:w16="http://schemas.microsoft.com/office/word/2018/wordml" xmlns:w16sdtdh="http://schemas.microsoft.com/office/word/2020/wordml/sdtdatahash" xmlns:w16se="http://schemas.microsoft.com/office/word/2015/wordml/symex" xmlns:wpg="http://schemas.microsoft.com/office/word/2010/wordprocessingGroup" xmlns:wpi="http://schemas.microsoft.com/office/word/2010/wordprocessingInk" xmlns:wne="http://schemas.microsoft.com/office/word/2006/wordml" xmlns:wps="http://schemas.microsoft.com/office/word/2010/wordprocessingShape" mc:Ignorable="w14 w15 w16se w16cid w16 w16cex w16sdtdh wp14">
+<w:numbering xmlns:wpc="http://schemas.microsoft.com/office/word/2010/wordprocessingCanvas" xmlns:cx="http://schemas.microsoft.com/office/drawing/2014/chartex" xmlns:cx1="http://schemas.microsoft.com/office/drawing/2015/9/8/chartex" xmlns:cx2="http://schemas.microsoft.com/office/drawing/2015/10/21/chartex" xmlns:cx3="http://schemas.microsoft.com/office/drawing/2016/5/9/chartex" xmlns:cx4="http://schemas.microsoft.com/office/drawing/2016/5/10/chartex" xmlns:cx5="http://schemas.microsoft.com/office/drawing/2016/5/11/chartex" xmlns:cx6="http://schemas.microsoft.com/office/drawing/2016/5/12/chartex" xmlns:cx7="http://schemas.microsoft.com/office/drawing/2016/5/13/chartex" xmlns:cx8="http://schemas.microsoft.com/office/drawing/2016/5/14/chartex" xmlns:mc="http://schemas.openxmlformats.org/markup-compatibility/2006" xmlns:aink="http://schemas.microsoft.com/office/drawing/2016/ink" xmlns:am3d="http://schemas.microsoft.com/office/drawing/2017/model3d" xmlns:o="urn:schemas-microsoft-com:office:office" xmlns:oel="http://schemas.microsoft.com/office/2019/extlst" xmlns:r="http://schemas.openxmlformats.org/officeDocument/2006/relationships" xmlns:m="http://schemas.openxmlformats.org/officeDocument/2006/math" xmlns:v="urn:schemas-microsoft-com:vml" xmlns:wp14="http://schemas.microsoft.com/office/word/2010/wordprocessingDrawing" xmlns:wp="http://schemas.openxmlformats.org/drawingml/2006/wordprocessingDrawing" xmlns:w10="urn:schemas-microsoft-com:office:word" xmlns:w="http://schemas.openxmlformats.org/wordprocessingml/2006/main" xmlns:w14="http://schemas.microsoft.com/office/word/2010/wordml" xmlns:w15="http://schemas.microsoft.com/office/word/2012/wordml" xmlns:w16cex="http://schemas.microsoft.com/office/word/2018/wordml/cex" xmlns:w16cid="http://schemas.microsoft.com/office/word/2016/wordml/cid" xmlns:w16="http://schemas.microsoft.com/office/word/2018/wordml" xmlns:w16du="http://schemas.microsoft.com/office/word/2023/wordml/word16du" xmlns:w16sdtdh="http://schemas.microsoft.com/office/word/2020/wordml/sdtdatahash" xmlns:w16sdtfl="http://schemas.microsoft.com/office/word/2024/wordml/sdtformatlock" xmlns:w16se="http://schemas.microsoft.com/office/word/2015/wordml/symex" xmlns:wpg="http://schemas.microsoft.com/office/word/2010/wordprocessingGroup" xmlns:wpi="http://schemas.microsoft.com/office/word/2010/wordprocessingInk" xmlns:wne="http://schemas.microsoft.com/office/word/2006/wordml" xmlns:wps="http://schemas.microsoft.com/office/word/2010/wordprocessingShape" mc:Ignorable="w14 w15 w16se w16cid w16 w16cex w16sdtdh w16sdtfl w16du wp14">
   <w:abstractNum w:abstractNumId="0" w15:restartNumberingAfterBreak="0">
     <w:nsid w:val="1E531206"/>
     <w:multiLevelType w:val="multilevel"/>
@@ -42210,32 +39757,32 @@
       </w:rPr>
     </w:lvl>
   </w:abstractNum>
-  <w:num w:numId="1">
+  <w:num w:numId="1" w16cid:durableId="976645276">
     <w:abstractNumId w:val="6"/>
   </w:num>
-  <w:num w:numId="2">
+  <w:num w:numId="2" w16cid:durableId="96952247">
     <w:abstractNumId w:val="3"/>
   </w:num>
-  <w:num w:numId="3">
+  <w:num w:numId="3" w16cid:durableId="1789469186">
     <w:abstractNumId w:val="2"/>
   </w:num>
-  <w:num w:numId="4">
+  <w:num w:numId="4" w16cid:durableId="1952664782">
     <w:abstractNumId w:val="1"/>
   </w:num>
-  <w:num w:numId="5">
+  <w:num w:numId="5" w16cid:durableId="1812819547">
     <w:abstractNumId w:val="5"/>
   </w:num>
-  <w:num w:numId="6">
+  <w:num w:numId="6" w16cid:durableId="1137183968">
     <w:abstractNumId w:val="0"/>
   </w:num>
-  <w:num w:numId="7">
+  <w:num w:numId="7" w16cid:durableId="382487720">
     <w:abstractNumId w:val="4"/>
   </w:num>
 </w:numbering>
 </file>
 
 <file path=word/styles.xml><?xml version="1.0" encoding="utf-8"?>
-<w:styles xmlns:mc="http://schemas.openxmlformats.org/markup-compatibility/2006" xmlns:r="http://schemas.openxmlformats.org/officeDocument/2006/relationships" xmlns:w="http://schemas.openxmlformats.org/wordprocessingml/2006/main" xmlns:w14="http://schemas.microsoft.com/office/word/2010/wordml" xmlns:w15="http://schemas.microsoft.com/office/word/2012/wordml" xmlns:w16cex="http://schemas.microsoft.com/office/word/2018/wordml/cex" xmlns:w16cid="http://schemas.microsoft.com/office/word/2016/wordml/cid" xmlns:w16="http://schemas.microsoft.com/office/word/2018/wordml" xmlns:w16sdtdh="http://schemas.microsoft.com/office/word/2020/wordml/sdtdatahash" xmlns:w16se="http://schemas.microsoft.com/office/word/2015/wordml/symex" mc:Ignorable="w14 w15 w16se w16cid w16 w16cex w16sdtdh">
+<w:styles xmlns:mc="http://schemas.openxmlformats.org/markup-compatibility/2006" xmlns:r="http://schemas.openxmlformats.org/officeDocument/2006/relationships" xmlns:w="http://schemas.openxmlformats.org/wordprocessingml/2006/main" xmlns:w14="http://schemas.microsoft.com/office/word/2010/wordml" xmlns:w15="http://schemas.microsoft.com/office/word/2012/wordml" xmlns:w16cex="http://schemas.microsoft.com/office/word/2018/wordml/cex" xmlns:w16cid="http://schemas.microsoft.com/office/word/2016/wordml/cid" xmlns:w16="http://schemas.microsoft.com/office/word/2018/wordml" xmlns:w16du="http://schemas.microsoft.com/office/word/2023/wordml/word16du" xmlns:w16sdtdh="http://schemas.microsoft.com/office/word/2020/wordml/sdtdatahash" xmlns:w16sdtfl="http://schemas.microsoft.com/office/word/2024/wordml/sdtformatlock" xmlns:w16se="http://schemas.microsoft.com/office/word/2015/wordml/symex" mc:Ignorable="w14 w15 w16se w16cid w16 w16cex w16sdtdh w16sdtfl w16du">
   <w:docDefaults>
     <w:rPrDefault>
       <w:rPr>
